--- a/Backend/Director_Disclosure/Output_Disclosures/2024-25/HADOTI_POWER_TRANSMISSION_SERVICE_LIMITED/MBP-1/MBP1_MEHUL_GANESH_RAJPUT_10529340.docx
+++ b/Backend/Director_Disclosure/Output_Disclosures/2024-25/HADOTI_POWER_TRANSMISSION_SERVICE_LIMITED/MBP-1/MBP1_MEHUL_GANESH_RAJPUT_10529340.docx
@@ -93,257 +93,17 @@
     </w:p>
     <w:p>
       <w:pPr>
-        <w:spacing w:before="0" w:after="0"/>
-        <w:jc w:val="left"/>
-      </w:pPr>
-      <w:r>
-        <w:rPr>
-          <w:rFonts w:ascii="Adani" w:hAnsi="Adani"/>
-          <w:b w:val="0"/>
-          <w:sz w:val="20"/>
-          <w:u w:val="none"/>
-        </w:rPr>
-        <w:t>ADANI HYBRID ENERGY JAISALMER TWO LIMITED</w:t>
-      </w:r>
-    </w:p>
-    <w:p>
-      <w:pPr>
-        <w:spacing w:before="0" w:after="0"/>
-        <w:jc w:val="left"/>
-      </w:pPr>
-      <w:r>
-        <w:rPr>
-          <w:rFonts w:ascii="Adani" w:hAnsi="Adani"/>
-          <w:b w:val="0"/>
-          <w:sz w:val="20"/>
-          <w:u w:val="none"/>
-        </w:rPr>
-        <w:t>SHUBHIYAM WORKFORCE SOLUTION LLP</w:t>
-      </w:r>
-    </w:p>
-    <w:p>
-      <w:pPr>
-        <w:spacing w:before="0" w:after="0"/>
-        <w:jc w:val="left"/>
-      </w:pPr>
-      <w:r>
-        <w:rPr>
-          <w:rFonts w:ascii="Adani" w:hAnsi="Adani"/>
-          <w:b w:val="0"/>
-          <w:sz w:val="20"/>
-          <w:u w:val="none"/>
-        </w:rPr>
-        <w:t>PRAVARTANA MEDIA LLP</w:t>
-      </w:r>
-    </w:p>
-    <w:p>
-      <w:pPr>
-        <w:spacing w:before="0" w:after="0"/>
-        <w:jc w:val="left"/>
-      </w:pPr>
-      <w:r>
-        <w:rPr>
-          <w:rFonts w:ascii="Adani" w:hAnsi="Adani"/>
-          <w:b w:val="0"/>
-          <w:sz w:val="20"/>
-          <w:u w:val="none"/>
-        </w:rPr>
-        <w:t>SURYAPET KHAMMAM ROAD PRIVATE LIMITED</w:t>
-      </w:r>
-    </w:p>
-    <w:p>
-      <w:pPr>
-        <w:spacing w:before="0" w:after="0"/>
-        <w:jc w:val="left"/>
-      </w:pPr>
-      <w:r>
-        <w:rPr>
-          <w:rFonts w:ascii="Adani" w:hAnsi="Adani"/>
-          <w:b w:val="0"/>
-          <w:sz w:val="20"/>
-          <w:u w:val="none"/>
-        </w:rPr>
-        <w:t>GUJJU TRADERS LLP</w:t>
-      </w:r>
-    </w:p>
-    <w:p>
-      <w:pPr>
-        <w:spacing w:before="0" w:after="0"/>
-        <w:jc w:val="left"/>
-      </w:pPr>
-      <w:r>
-        <w:rPr>
-          <w:rFonts w:ascii="Adani" w:hAnsi="Adani"/>
-          <w:b w:val="0"/>
-          <w:sz w:val="20"/>
-          <w:u w:val="none"/>
-        </w:rPr>
-        <w:t>MANCHERIAL REPALLEWADA ROAD PRIVATE LIMITED</w:t>
-      </w:r>
-    </w:p>
-    <w:p>
-      <w:pPr>
-        <w:spacing w:before="0" w:after="0"/>
-        <w:jc w:val="left"/>
-      </w:pPr>
-      <w:r>
-        <w:rPr>
-          <w:rFonts w:ascii="Adani" w:hAnsi="Adani"/>
-          <w:b w:val="0"/>
-          <w:sz w:val="20"/>
-          <w:u w:val="none"/>
-        </w:rPr>
-        <w:t>THAR POWER TRANSMISSION SERVICE LIMITED</w:t>
-      </w:r>
-    </w:p>
-    <w:p>
-      <w:pPr>
-        <w:spacing w:before="0" w:after="0"/>
-        <w:jc w:val="left"/>
-      </w:pPr>
-      <w:r>
-        <w:rPr>
-          <w:rFonts w:ascii="Adani" w:hAnsi="Adani"/>
-          <w:b w:val="0"/>
-          <w:sz w:val="20"/>
-          <w:u w:val="none"/>
-        </w:rPr>
-        <w:t>SIPAT TRANSMISSION LIMITED</w:t>
-      </w:r>
-    </w:p>
-    <w:p>
-      <w:pPr>
-        <w:spacing w:before="0" w:after="0"/>
-        <w:jc w:val="left"/>
-      </w:pPr>
-      <w:r>
-        <w:rPr>
-          <w:rFonts w:ascii="Adani" w:hAnsi="Adani"/>
-          <w:b w:val="0"/>
-          <w:sz w:val="20"/>
-          <w:u w:val="none"/>
-        </w:rPr>
-        <w:t>HADOTI POWER TRANSMISSION SERVICE LIMITED</w:t>
-      </w:r>
-    </w:p>
-    <w:p>
-      <w:pPr>
-        <w:spacing w:before="0" w:after="0"/>
-        <w:jc w:val="left"/>
-      </w:pPr>
-      <w:r>
-        <w:rPr>
-          <w:rFonts w:ascii="Adani" w:hAnsi="Adani"/>
-          <w:b w:val="0"/>
-          <w:sz w:val="20"/>
-          <w:u w:val="none"/>
-        </w:rPr>
-        <w:t>BARMER POWER TRANSMISSION SERVICE LIMITED</w:t>
-      </w:r>
-    </w:p>
-    <w:p>
-      <w:pPr>
-        <w:spacing w:before="0" w:after="0"/>
-        <w:jc w:val="left"/>
-      </w:pPr>
-      <w:r>
-        <w:rPr>
-          <w:rFonts w:ascii="Adani" w:hAnsi="Adani"/>
-          <w:b w:val="0"/>
-          <w:sz w:val="20"/>
-          <w:u w:val="none"/>
-        </w:rPr>
-        <w:t>RAIPUR-RAJNANDGAON-WARORA TRANSMISSION LIMITED</w:t>
-      </w:r>
-    </w:p>
-    <w:p>
-      <w:pPr>
-        <w:spacing w:before="0" w:after="0"/>
-        <w:jc w:val="left"/>
-      </w:pPr>
-      <w:r>
-        <w:rPr>
-          <w:rFonts w:ascii="Adani" w:hAnsi="Adani"/>
-          <w:b w:val="0"/>
-          <w:sz w:val="20"/>
-          <w:u w:val="none"/>
-        </w:rPr>
-        <w:t>CHHATTISGARH-WR TRANSMISSION LIMITED</w:t>
-      </w:r>
-    </w:p>
-    <w:p>
-      <w:pPr>
-        <w:spacing w:before="0" w:after="0"/>
-        <w:jc w:val="left"/>
-      </w:pPr>
-      <w:r>
-        <w:rPr>
-          <w:rFonts w:ascii="Adani" w:hAnsi="Adani"/>
-          <w:b w:val="0"/>
-          <w:sz w:val="20"/>
-          <w:u w:val="none"/>
-        </w:rPr>
-        <w:t>TALENTBOSS ADVISORS LLP</w:t>
-      </w:r>
-    </w:p>
-    <w:p>
-      <w:pPr>
-        <w:spacing w:before="0" w:after="0"/>
-        <w:jc w:val="left"/>
-      </w:pPr>
-      <w:r>
-        <w:rPr>
-          <w:rFonts w:ascii="Adani" w:hAnsi="Adani"/>
-          <w:b w:val="0"/>
-          <w:sz w:val="20"/>
-          <w:u w:val="none"/>
-        </w:rPr>
-        <w:t>MAHAN ENERGEN LIMITED</w:t>
-      </w:r>
-    </w:p>
-    <w:p>
-      <w:pPr>
-        <w:spacing w:before="0" w:after="0"/>
-        <w:jc w:val="left"/>
-      </w:pPr>
-      <w:r>
-        <w:rPr>
-          <w:rFonts w:ascii="Adani" w:hAnsi="Adani"/>
-          <w:b w:val="0"/>
-          <w:sz w:val="20"/>
-          <w:u w:val="none"/>
-        </w:rPr>
-        <w:t>ADANI SOLAR ENERGY JAISALMER ONE PRIVATE LIMITED</w:t>
-      </w:r>
-    </w:p>
-    <w:p>
-      <w:pPr>
-        <w:spacing w:before="0" w:after="0"/>
-        <w:jc w:val="left"/>
-      </w:pPr>
-      <w:r>
-        <w:rPr>
-          <w:rFonts w:ascii="Adani" w:hAnsi="Adani"/>
-          <w:b w:val="0"/>
-          <w:sz w:val="20"/>
-          <w:u w:val="none"/>
-        </w:rPr>
-        <w:t>GRE RENEW ENERTECH LIMITED</w:t>
-      </w:r>
-    </w:p>
-    <w:p>
-      <w:pPr>
         <w:spacing w:before="0" w:after="160"/>
         <w:jc w:val="left"/>
       </w:pPr>
       <w:r>
         <w:rPr>
           <w:rFonts w:ascii="Adani" w:hAnsi="Adani"/>
-          <w:b w:val="0"/>
+          <w:b/>
           <w:sz w:val="20"/>
           <w:u w:val="none"/>
         </w:rPr>
-        <w:t>ASSORTED CORPCON PRIVATE LIMITED</w:t>
+        <w:t>HADOTI POWER TRANSMISSION SERVICE LIMITED</w:t>
       </w:r>
     </w:p>
     <w:p>
@@ -629,148 +389,6 @@
                 <w:sz w:val="18"/>
                 <w:u w:val="none"/>
               </w:rPr>
-              <w:t>ADANI HYBRID ENERGY JAISALMER TWO LIMITED</w:t>
-            </w:r>
-          </w:p>
-        </w:tc>
-        <w:tc>
-          <w:tcPr>
-            <w:tcW w:type="dxa" w:w="1814"/>
-            <w:shd w:val="clear" w:color="auto" w:fill="FFFFFF"/>
-            <w:tcBorders>
-              <w:top w:val="single" w:sz="4" w:space="0" w:color="000000"/>
-              <w:left w:val="single" w:sz="4" w:space="0" w:color="000000"/>
-              <w:bottom w:val="single" w:sz="4" w:space="0" w:color="000000"/>
-              <w:right w:val="single" w:sz="4" w:space="0" w:color="000000"/>
-            </w:tcBorders>
-            <w:vAlign w:val="center"/>
-          </w:tcPr>
-          <w:p>
-            <w:pPr>
-              <w:spacing w:before="40" w:after="40"/>
-              <w:jc w:val="left"/>
-            </w:pPr>
-            <w:r>
-              <w:rPr>
-                <w:rFonts w:ascii="Adani" w:hAnsi="Adani"/>
-                <w:b w:val="0"/>
-                <w:sz w:val="18"/>
-                <w:u w:val="none"/>
-              </w:rPr>
-              <w:t>Director</w:t>
-            </w:r>
-          </w:p>
-        </w:tc>
-        <w:tc>
-          <w:tcPr>
-            <w:tcW w:type="dxa" w:w="1020"/>
-            <w:shd w:val="clear" w:color="auto" w:fill="FFFFFF"/>
-            <w:tcBorders>
-              <w:top w:val="single" w:sz="4" w:space="0" w:color="000000"/>
-              <w:left w:val="single" w:sz="4" w:space="0" w:color="000000"/>
-              <w:bottom w:val="single" w:sz="4" w:space="0" w:color="000000"/>
-              <w:right w:val="single" w:sz="4" w:space="0" w:color="000000"/>
-            </w:tcBorders>
-            <w:vAlign w:val="center"/>
-          </w:tcPr>
-          <w:p>
-            <w:pPr>
-              <w:spacing w:before="40" w:after="40"/>
-              <w:jc w:val="left"/>
-            </w:pPr>
-            <w:r>
-              <w:rPr>
-                <w:rFonts w:ascii="Adani" w:hAnsi="Adani"/>
-                <w:b w:val="0"/>
-                <w:sz w:val="18"/>
-                <w:u w:val="none"/>
-              </w:rPr>
-              <w:t>NIL</w:t>
-            </w:r>
-          </w:p>
-        </w:tc>
-        <w:tc>
-          <w:tcPr>
-            <w:tcW w:type="dxa" w:w="1247"/>
-            <w:shd w:val="clear" w:color="auto" w:fill="FFFFFF"/>
-            <w:tcBorders>
-              <w:top w:val="single" w:sz="4" w:space="0" w:color="000000"/>
-              <w:left w:val="single" w:sz="4" w:space="0" w:color="000000"/>
-              <w:bottom w:val="single" w:sz="4" w:space="0" w:color="000000"/>
-              <w:right w:val="single" w:sz="4" w:space="0" w:color="000000"/>
-            </w:tcBorders>
-            <w:vAlign w:val="center"/>
-          </w:tcPr>
-          <w:p>
-            <w:pPr>
-              <w:spacing w:before="40" w:after="40"/>
-              <w:jc w:val="left"/>
-            </w:pPr>
-            <w:r>
-              <w:rPr>
-                <w:rFonts w:ascii="Adani" w:hAnsi="Adani"/>
-                <w:b w:val="0"/>
-                <w:sz w:val="18"/>
-                <w:u w:val="none"/>
-              </w:rPr>
-              <w:t>—</w:t>
-            </w:r>
-          </w:p>
-        </w:tc>
-      </w:tr>
-      <w:tr>
-        <w:tc>
-          <w:tcPr>
-            <w:tcW w:type="dxa" w:w="680"/>
-            <w:shd w:val="clear" w:color="auto" w:fill="FFFFFF"/>
-            <w:tcBorders>
-              <w:top w:val="single" w:sz="4" w:space="0" w:color="000000"/>
-              <w:left w:val="single" w:sz="4" w:space="0" w:color="000000"/>
-              <w:bottom w:val="single" w:sz="4" w:space="0" w:color="000000"/>
-              <w:right w:val="single" w:sz="4" w:space="0" w:color="000000"/>
-            </w:tcBorders>
-            <w:vAlign w:val="center"/>
-          </w:tcPr>
-          <w:p>
-            <w:pPr>
-              <w:spacing w:before="40" w:after="40"/>
-              <w:jc w:val="left"/>
-            </w:pPr>
-            <w:r>
-              <w:rPr>
-                <w:rFonts w:ascii="Adani" w:hAnsi="Adani"/>
-                <w:b w:val="0"/>
-                <w:sz w:val="18"/>
-                <w:u w:val="none"/>
-              </w:rPr>
-              <w:t>2</w:t>
-            </w:r>
-          </w:p>
-        </w:tc>
-        <w:tc>
-          <w:tcPr>
-            <w:tcW w:type="dxa" w:w="3969"/>
-            <w:shd w:val="clear" w:color="auto" w:fill="FFFFFF"/>
-            <w:tcBorders>
-              <w:top w:val="single" w:sz="4" w:space="0" w:color="000000"/>
-              <w:left w:val="single" w:sz="4" w:space="0" w:color="000000"/>
-              <w:bottom w:val="single" w:sz="4" w:space="0" w:color="000000"/>
-              <w:right w:val="single" w:sz="4" w:space="0" w:color="000000"/>
-            </w:tcBorders>
-            <w:vAlign w:val="center"/>
-          </w:tcPr>
-          <w:p>
-            <w:pPr>
-              <w:spacing w:before="40" w:after="40"/>
-              <w:jc w:val="left"/>
-            </w:pPr>
-            <w:r>
-              <w:rPr>
-                <w:rFonts w:ascii="Adani" w:hAnsi="Adani"/>
-                <w:b w:val="0"/>
-                <w:sz w:val="18"/>
-                <w:u w:val="none"/>
-              </w:rPr>
               <w:t>SHUBHIYAM WORKFORCE SOLUTION LLP</w:t>
             </w:r>
           </w:p>
@@ -885,7 +503,7 @@
                 <w:sz w:val="18"/>
                 <w:u w:val="none"/>
               </w:rPr>
-              <w:t>3</w:t>
+              <w:t>2</w:t>
             </w:r>
           </w:p>
         </w:tc>
@@ -1027,7 +645,7 @@
                 <w:sz w:val="18"/>
                 <w:u w:val="none"/>
               </w:rPr>
-              <w:t>4</w:t>
+              <w:t>3</w:t>
             </w:r>
           </w:p>
         </w:tc>
@@ -1169,7 +787,7 @@
                 <w:sz w:val="18"/>
                 <w:u w:val="none"/>
               </w:rPr>
-              <w:t>5</w:t>
+              <w:t>4</w:t>
             </w:r>
           </w:p>
         </w:tc>
@@ -1311,7 +929,7 @@
                 <w:sz w:val="18"/>
                 <w:u w:val="none"/>
               </w:rPr>
-              <w:t>6</w:t>
+              <w:t>5</w:t>
             </w:r>
           </w:p>
         </w:tc>
@@ -1424,6 +1042,148 @@
                 <w:u w:val="none"/>
               </w:rPr>
               <w:t>09/12/2024</w:t>
+            </w:r>
+          </w:p>
+        </w:tc>
+      </w:tr>
+      <w:tr>
+        <w:tc>
+          <w:tcPr>
+            <w:tcW w:type="dxa" w:w="680"/>
+            <w:shd w:val="clear" w:color="auto" w:fill="FFFFFF"/>
+            <w:tcBorders>
+              <w:top w:val="single" w:sz="4" w:space="0" w:color="000000"/>
+              <w:left w:val="single" w:sz="4" w:space="0" w:color="000000"/>
+              <w:bottom w:val="single" w:sz="4" w:space="0" w:color="000000"/>
+              <w:right w:val="single" w:sz="4" w:space="0" w:color="000000"/>
+            </w:tcBorders>
+            <w:vAlign w:val="center"/>
+          </w:tcPr>
+          <w:p>
+            <w:pPr>
+              <w:spacing w:before="40" w:after="40"/>
+              <w:jc w:val="left"/>
+            </w:pPr>
+            <w:r>
+              <w:rPr>
+                <w:rFonts w:ascii="Adani" w:hAnsi="Adani"/>
+                <w:b w:val="0"/>
+                <w:sz w:val="18"/>
+                <w:u w:val="none"/>
+              </w:rPr>
+              <w:t>6</w:t>
+            </w:r>
+          </w:p>
+        </w:tc>
+        <w:tc>
+          <w:tcPr>
+            <w:tcW w:type="dxa" w:w="3969"/>
+            <w:shd w:val="clear" w:color="auto" w:fill="FFFFFF"/>
+            <w:tcBorders>
+              <w:top w:val="single" w:sz="4" w:space="0" w:color="000000"/>
+              <w:left w:val="single" w:sz="4" w:space="0" w:color="000000"/>
+              <w:bottom w:val="single" w:sz="4" w:space="0" w:color="000000"/>
+              <w:right w:val="single" w:sz="4" w:space="0" w:color="000000"/>
+            </w:tcBorders>
+            <w:vAlign w:val="center"/>
+          </w:tcPr>
+          <w:p>
+            <w:pPr>
+              <w:spacing w:before="40" w:after="40"/>
+              <w:jc w:val="left"/>
+            </w:pPr>
+            <w:r>
+              <w:rPr>
+                <w:rFonts w:ascii="Adani" w:hAnsi="Adani"/>
+                <w:b w:val="0"/>
+                <w:sz w:val="18"/>
+                <w:u w:val="none"/>
+              </w:rPr>
+              <w:t>RAIPUR-RAJNANDGAON-WARORA TRANSMISSION LIMITED</w:t>
+            </w:r>
+          </w:p>
+        </w:tc>
+        <w:tc>
+          <w:tcPr>
+            <w:tcW w:type="dxa" w:w="1814"/>
+            <w:shd w:val="clear" w:color="auto" w:fill="FFFFFF"/>
+            <w:tcBorders>
+              <w:top w:val="single" w:sz="4" w:space="0" w:color="000000"/>
+              <w:left w:val="single" w:sz="4" w:space="0" w:color="000000"/>
+              <w:bottom w:val="single" w:sz="4" w:space="0" w:color="000000"/>
+              <w:right w:val="single" w:sz="4" w:space="0" w:color="000000"/>
+            </w:tcBorders>
+            <w:vAlign w:val="center"/>
+          </w:tcPr>
+          <w:p>
+            <w:pPr>
+              <w:spacing w:before="40" w:after="40"/>
+              <w:jc w:val="left"/>
+            </w:pPr>
+            <w:r>
+              <w:rPr>
+                <w:rFonts w:ascii="Adani" w:hAnsi="Adani"/>
+                <w:b w:val="0"/>
+                <w:sz w:val="18"/>
+                <w:u w:val="none"/>
+              </w:rPr>
+              <w:t>Additional Director</w:t>
+            </w:r>
+          </w:p>
+        </w:tc>
+        <w:tc>
+          <w:tcPr>
+            <w:tcW w:type="dxa" w:w="1020"/>
+            <w:shd w:val="clear" w:color="auto" w:fill="FFFFFF"/>
+            <w:tcBorders>
+              <w:top w:val="single" w:sz="4" w:space="0" w:color="000000"/>
+              <w:left w:val="single" w:sz="4" w:space="0" w:color="000000"/>
+              <w:bottom w:val="single" w:sz="4" w:space="0" w:color="000000"/>
+              <w:right w:val="single" w:sz="4" w:space="0" w:color="000000"/>
+            </w:tcBorders>
+            <w:vAlign w:val="center"/>
+          </w:tcPr>
+          <w:p>
+            <w:pPr>
+              <w:spacing w:before="40" w:after="40"/>
+              <w:jc w:val="left"/>
+            </w:pPr>
+            <w:r>
+              <w:rPr>
+                <w:rFonts w:ascii="Adani" w:hAnsi="Adani"/>
+                <w:b w:val="0"/>
+                <w:sz w:val="18"/>
+                <w:u w:val="none"/>
+              </w:rPr>
+              <w:t>NIL</w:t>
+            </w:r>
+          </w:p>
+        </w:tc>
+        <w:tc>
+          <w:tcPr>
+            <w:tcW w:type="dxa" w:w="1247"/>
+            <w:shd w:val="clear" w:color="auto" w:fill="FFFFFF"/>
+            <w:tcBorders>
+              <w:top w:val="single" w:sz="4" w:space="0" w:color="000000"/>
+              <w:left w:val="single" w:sz="4" w:space="0" w:color="000000"/>
+              <w:bottom w:val="single" w:sz="4" w:space="0" w:color="000000"/>
+              <w:right w:val="single" w:sz="4" w:space="0" w:color="000000"/>
+            </w:tcBorders>
+            <w:vAlign w:val="center"/>
+          </w:tcPr>
+          <w:p>
+            <w:pPr>
+              <w:spacing w:before="40" w:after="40"/>
+              <w:jc w:val="left"/>
+            </w:pPr>
+            <w:r>
+              <w:rPr>
+                <w:rFonts w:ascii="Adani" w:hAnsi="Adani"/>
+                <w:b w:val="0"/>
+                <w:sz w:val="18"/>
+                <w:u w:val="none"/>
+              </w:rPr>
+              <w:t>22/11/2024</w:t>
             </w:r>
           </w:p>
         </w:tc>
@@ -2049,148 +1809,6 @@
                 <w:sz w:val="18"/>
                 <w:u w:val="none"/>
               </w:rPr>
-              <w:t>RAIPUR-RAJNANDGAON-WARORA TRANSMISSION LIMITED</w:t>
-            </w:r>
-          </w:p>
-        </w:tc>
-        <w:tc>
-          <w:tcPr>
-            <w:tcW w:type="dxa" w:w="1814"/>
-            <w:shd w:val="clear" w:color="auto" w:fill="FFFFFF"/>
-            <w:tcBorders>
-              <w:top w:val="single" w:sz="4" w:space="0" w:color="000000"/>
-              <w:left w:val="single" w:sz="4" w:space="0" w:color="000000"/>
-              <w:bottom w:val="single" w:sz="4" w:space="0" w:color="000000"/>
-              <w:right w:val="single" w:sz="4" w:space="0" w:color="000000"/>
-            </w:tcBorders>
-            <w:vAlign w:val="center"/>
-          </w:tcPr>
-          <w:p>
-            <w:pPr>
-              <w:spacing w:before="40" w:after="40"/>
-              <w:jc w:val="left"/>
-            </w:pPr>
-            <w:r>
-              <w:rPr>
-                <w:rFonts w:ascii="Adani" w:hAnsi="Adani"/>
-                <w:b w:val="0"/>
-                <w:sz w:val="18"/>
-                <w:u w:val="none"/>
-              </w:rPr>
-              <w:t>Additional Director</w:t>
-            </w:r>
-          </w:p>
-        </w:tc>
-        <w:tc>
-          <w:tcPr>
-            <w:tcW w:type="dxa" w:w="1020"/>
-            <w:shd w:val="clear" w:color="auto" w:fill="FFFFFF"/>
-            <w:tcBorders>
-              <w:top w:val="single" w:sz="4" w:space="0" w:color="000000"/>
-              <w:left w:val="single" w:sz="4" w:space="0" w:color="000000"/>
-              <w:bottom w:val="single" w:sz="4" w:space="0" w:color="000000"/>
-              <w:right w:val="single" w:sz="4" w:space="0" w:color="000000"/>
-            </w:tcBorders>
-            <w:vAlign w:val="center"/>
-          </w:tcPr>
-          <w:p>
-            <w:pPr>
-              <w:spacing w:before="40" w:after="40"/>
-              <w:jc w:val="left"/>
-            </w:pPr>
-            <w:r>
-              <w:rPr>
-                <w:rFonts w:ascii="Adani" w:hAnsi="Adani"/>
-                <w:b w:val="0"/>
-                <w:sz w:val="18"/>
-                <w:u w:val="none"/>
-              </w:rPr>
-              <w:t>NIL</w:t>
-            </w:r>
-          </w:p>
-        </w:tc>
-        <w:tc>
-          <w:tcPr>
-            <w:tcW w:type="dxa" w:w="1247"/>
-            <w:shd w:val="clear" w:color="auto" w:fill="FFFFFF"/>
-            <w:tcBorders>
-              <w:top w:val="single" w:sz="4" w:space="0" w:color="000000"/>
-              <w:left w:val="single" w:sz="4" w:space="0" w:color="000000"/>
-              <w:bottom w:val="single" w:sz="4" w:space="0" w:color="000000"/>
-              <w:right w:val="single" w:sz="4" w:space="0" w:color="000000"/>
-            </w:tcBorders>
-            <w:vAlign w:val="center"/>
-          </w:tcPr>
-          <w:p>
-            <w:pPr>
-              <w:spacing w:before="40" w:after="40"/>
-              <w:jc w:val="left"/>
-            </w:pPr>
-            <w:r>
-              <w:rPr>
-                <w:rFonts w:ascii="Adani" w:hAnsi="Adani"/>
-                <w:b w:val="0"/>
-                <w:sz w:val="18"/>
-                <w:u w:val="none"/>
-              </w:rPr>
-              <w:t>22/11/2024</w:t>
-            </w:r>
-          </w:p>
-        </w:tc>
-      </w:tr>
-      <w:tr>
-        <w:tc>
-          <w:tcPr>
-            <w:tcW w:type="dxa" w:w="680"/>
-            <w:shd w:val="clear" w:color="auto" w:fill="FFFFFF"/>
-            <w:tcBorders>
-              <w:top w:val="single" w:sz="4" w:space="0" w:color="000000"/>
-              <w:left w:val="single" w:sz="4" w:space="0" w:color="000000"/>
-              <w:bottom w:val="single" w:sz="4" w:space="0" w:color="000000"/>
-              <w:right w:val="single" w:sz="4" w:space="0" w:color="000000"/>
-            </w:tcBorders>
-            <w:vAlign w:val="center"/>
-          </w:tcPr>
-          <w:p>
-            <w:pPr>
-              <w:spacing w:before="40" w:after="40"/>
-              <w:jc w:val="left"/>
-            </w:pPr>
-            <w:r>
-              <w:rPr>
-                <w:rFonts w:ascii="Adani" w:hAnsi="Adani"/>
-                <w:b w:val="0"/>
-                <w:sz w:val="18"/>
-                <w:u w:val="none"/>
-              </w:rPr>
-              <w:t>12</w:t>
-            </w:r>
-          </w:p>
-        </w:tc>
-        <w:tc>
-          <w:tcPr>
-            <w:tcW w:type="dxa" w:w="3969"/>
-            <w:shd w:val="clear" w:color="auto" w:fill="FFFFFF"/>
-            <w:tcBorders>
-              <w:top w:val="single" w:sz="4" w:space="0" w:color="000000"/>
-              <w:left w:val="single" w:sz="4" w:space="0" w:color="000000"/>
-              <w:bottom w:val="single" w:sz="4" w:space="0" w:color="000000"/>
-              <w:right w:val="single" w:sz="4" w:space="0" w:color="000000"/>
-            </w:tcBorders>
-            <w:vAlign w:val="center"/>
-          </w:tcPr>
-          <w:p>
-            <w:pPr>
-              <w:spacing w:before="40" w:after="40"/>
-              <w:jc w:val="left"/>
-            </w:pPr>
-            <w:r>
-              <w:rPr>
-                <w:rFonts w:ascii="Adani" w:hAnsi="Adani"/>
-                <w:b w:val="0"/>
-                <w:sz w:val="18"/>
-                <w:u w:val="none"/>
-              </w:rPr>
               <w:t>CHHATTISGARH-WR TRANSMISSION LIMITED</w:t>
             </w:r>
           </w:p>
@@ -2305,7 +1923,7 @@
                 <w:sz w:val="18"/>
                 <w:u w:val="none"/>
               </w:rPr>
-              <w:t>13</w:t>
+              <w:t>12</w:t>
             </w:r>
           </w:p>
         </w:tc>
@@ -2447,7 +2065,7 @@
                 <w:sz w:val="18"/>
                 <w:u w:val="none"/>
               </w:rPr>
-              <w:t>14</w:t>
+              <w:t>13</w:t>
             </w:r>
           </w:p>
         </w:tc>
@@ -2589,149 +2207,7 @@
                 <w:sz w:val="18"/>
                 <w:u w:val="none"/>
               </w:rPr>
-              <w:t>15</w:t>
-            </w:r>
-          </w:p>
-        </w:tc>
-        <w:tc>
-          <w:tcPr>
-            <w:tcW w:type="dxa" w:w="3969"/>
-            <w:shd w:val="clear" w:color="auto" w:fill="FFFFFF"/>
-            <w:tcBorders>
-              <w:top w:val="single" w:sz="4" w:space="0" w:color="000000"/>
-              <w:left w:val="single" w:sz="4" w:space="0" w:color="000000"/>
-              <w:bottom w:val="single" w:sz="4" w:space="0" w:color="000000"/>
-              <w:right w:val="single" w:sz="4" w:space="0" w:color="000000"/>
-            </w:tcBorders>
-            <w:vAlign w:val="center"/>
-          </w:tcPr>
-          <w:p>
-            <w:pPr>
-              <w:spacing w:before="40" w:after="40"/>
-              <w:jc w:val="left"/>
-            </w:pPr>
-            <w:r>
-              <w:rPr>
-                <w:rFonts w:ascii="Adani" w:hAnsi="Adani"/>
-                <w:b w:val="0"/>
-                <w:sz w:val="18"/>
-                <w:u w:val="none"/>
-              </w:rPr>
-              <w:t>ADANI SOLAR ENERGY JAISALMER ONE PRIVATE LIMITED</w:t>
-            </w:r>
-          </w:p>
-        </w:tc>
-        <w:tc>
-          <w:tcPr>
-            <w:tcW w:type="dxa" w:w="1814"/>
-            <w:shd w:val="clear" w:color="auto" w:fill="FFFFFF"/>
-            <w:tcBorders>
-              <w:top w:val="single" w:sz="4" w:space="0" w:color="000000"/>
-              <w:left w:val="single" w:sz="4" w:space="0" w:color="000000"/>
-              <w:bottom w:val="single" w:sz="4" w:space="0" w:color="000000"/>
-              <w:right w:val="single" w:sz="4" w:space="0" w:color="000000"/>
-            </w:tcBorders>
-            <w:vAlign w:val="center"/>
-          </w:tcPr>
-          <w:p>
-            <w:pPr>
-              <w:spacing w:before="40" w:after="40"/>
-              <w:jc w:val="left"/>
-            </w:pPr>
-            <w:r>
-              <w:rPr>
-                <w:rFonts w:ascii="Adani" w:hAnsi="Adani"/>
-                <w:b w:val="0"/>
-                <w:sz w:val="18"/>
-                <w:u w:val="none"/>
-              </w:rPr>
-              <w:t>Director</w:t>
-            </w:r>
-          </w:p>
-        </w:tc>
-        <w:tc>
-          <w:tcPr>
-            <w:tcW w:type="dxa" w:w="1020"/>
-            <w:shd w:val="clear" w:color="auto" w:fill="FFFFFF"/>
-            <w:tcBorders>
-              <w:top w:val="single" w:sz="4" w:space="0" w:color="000000"/>
-              <w:left w:val="single" w:sz="4" w:space="0" w:color="000000"/>
-              <w:bottom w:val="single" w:sz="4" w:space="0" w:color="000000"/>
-              <w:right w:val="single" w:sz="4" w:space="0" w:color="000000"/>
-            </w:tcBorders>
-            <w:vAlign w:val="center"/>
-          </w:tcPr>
-          <w:p>
-            <w:pPr>
-              <w:spacing w:before="40" w:after="40"/>
-              <w:jc w:val="left"/>
-            </w:pPr>
-            <w:r>
-              <w:rPr>
-                <w:rFonts w:ascii="Adani" w:hAnsi="Adani"/>
-                <w:b w:val="0"/>
-                <w:sz w:val="18"/>
-                <w:u w:val="none"/>
-              </w:rPr>
-              <w:t>NIL</w:t>
-            </w:r>
-          </w:p>
-        </w:tc>
-        <w:tc>
-          <w:tcPr>
-            <w:tcW w:type="dxa" w:w="1247"/>
-            <w:shd w:val="clear" w:color="auto" w:fill="FFFFFF"/>
-            <w:tcBorders>
-              <w:top w:val="single" w:sz="4" w:space="0" w:color="000000"/>
-              <w:left w:val="single" w:sz="4" w:space="0" w:color="000000"/>
-              <w:bottom w:val="single" w:sz="4" w:space="0" w:color="000000"/>
-              <w:right w:val="single" w:sz="4" w:space="0" w:color="000000"/>
-            </w:tcBorders>
-            <w:vAlign w:val="center"/>
-          </w:tcPr>
-          <w:p>
-            <w:pPr>
-              <w:spacing w:before="40" w:after="40"/>
-              <w:jc w:val="left"/>
-            </w:pPr>
-            <w:r>
-              <w:rPr>
-                <w:rFonts w:ascii="Adani" w:hAnsi="Adani"/>
-                <w:b w:val="0"/>
-                <w:sz w:val="18"/>
-                <w:u w:val="none"/>
-              </w:rPr>
-              <w:t>22/06/2024</w:t>
-            </w:r>
-          </w:p>
-        </w:tc>
-      </w:tr>
-      <w:tr>
-        <w:tc>
-          <w:tcPr>
-            <w:tcW w:type="dxa" w:w="680"/>
-            <w:shd w:val="clear" w:color="auto" w:fill="FFFFFF"/>
-            <w:tcBorders>
-              <w:top w:val="single" w:sz="4" w:space="0" w:color="000000"/>
-              <w:left w:val="single" w:sz="4" w:space="0" w:color="000000"/>
-              <w:bottom w:val="single" w:sz="4" w:space="0" w:color="000000"/>
-              <w:right w:val="single" w:sz="4" w:space="0" w:color="000000"/>
-            </w:tcBorders>
-            <w:vAlign w:val="center"/>
-          </w:tcPr>
-          <w:p>
-            <w:pPr>
-              <w:spacing w:before="40" w:after="40"/>
-              <w:jc w:val="left"/>
-            </w:pPr>
-            <w:r>
-              <w:rPr>
-                <w:rFonts w:ascii="Adani" w:hAnsi="Adani"/>
-                <w:b w:val="0"/>
-                <w:sz w:val="18"/>
-                <w:u w:val="none"/>
-              </w:rPr>
-              <w:t>16</w:t>
+              <w:t>14</w:t>
             </w:r>
           </w:p>
         </w:tc>
@@ -2873,7 +2349,7 @@
                 <w:sz w:val="18"/>
                 <w:u w:val="none"/>
               </w:rPr>
-              <w:t>17</w:t>
+              <w:t>15</w:t>
             </w:r>
           </w:p>
         </w:tc>
@@ -3222,7 +2698,7 @@
                 <w:sz w:val="18"/>
                 <w:u w:val="none"/>
               </w:rPr>
-              <w:t>Date:   07th May, 2026</w:t>
+              <w:t>Date:   15th May, 2026</w:t>
             </w:r>
           </w:p>
         </w:tc>
@@ -3488,174 +2964,441 @@
         <w:t>:</w:t>
       </w:r>
     </w:p>
-    <w:p>
-      <w:pPr>
-        <w:pStyle w:val="ListNumber"/>
-        <w:spacing w:before="0" w:after="40"/>
-        <w:ind w:left="720"/>
-      </w:pPr>
-      <w:r>
-        <w:rPr>
-          <w:rFonts w:ascii="Adani" w:hAnsi="Adani"/>
-          <w:b w:val="0"/>
-          <w:sz w:val="20"/>
-          <w:u w:val="none"/>
-        </w:rPr>
-        <w:t>Father</w:t>
-        <w:tab/>
-        <w:tab/>
-        <w:t>:</w:t>
-        <w:tab/>
-        <w:t>NIL</w:t>
-      </w:r>
-    </w:p>
-    <w:p>
-      <w:pPr>
-        <w:pStyle w:val="ListNumber"/>
-        <w:spacing w:before="0" w:after="40"/>
-        <w:ind w:left="720"/>
-      </w:pPr>
-      <w:r>
-        <w:rPr>
-          <w:rFonts w:ascii="Adani" w:hAnsi="Adani"/>
-          <w:b w:val="0"/>
-          <w:sz w:val="20"/>
-          <w:u w:val="none"/>
-        </w:rPr>
-        <w:t>Mother</w:t>
-        <w:tab/>
-        <w:tab/>
-        <w:t>:</w:t>
-        <w:tab/>
-        <w:t>NIL</w:t>
-      </w:r>
-    </w:p>
-    <w:p>
-      <w:pPr>
-        <w:pStyle w:val="ListNumber"/>
-        <w:spacing w:before="0" w:after="40"/>
-        <w:ind w:left="720"/>
-      </w:pPr>
-      <w:r>
-        <w:rPr>
-          <w:rFonts w:ascii="Adani" w:hAnsi="Adani"/>
-          <w:b w:val="0"/>
-          <w:sz w:val="20"/>
-          <w:u w:val="none"/>
-        </w:rPr>
-        <w:t>Son</w:t>
-        <w:tab/>
-        <w:tab/>
-        <w:t>:</w:t>
-        <w:tab/>
-        <w:t>NIL</w:t>
-      </w:r>
-    </w:p>
-    <w:p>
-      <w:pPr>
-        <w:pStyle w:val="ListNumber"/>
-        <w:spacing w:before="0" w:after="40"/>
-        <w:ind w:left="720"/>
-      </w:pPr>
-      <w:r>
-        <w:rPr>
-          <w:rFonts w:ascii="Adani" w:hAnsi="Adani"/>
-          <w:b w:val="0"/>
-          <w:sz w:val="20"/>
-          <w:u w:val="none"/>
-        </w:rPr>
-        <w:t>Son's Wife</w:t>
-        <w:tab/>
-        <w:tab/>
-        <w:t>:</w:t>
-        <w:tab/>
-        <w:t>NIL</w:t>
-      </w:r>
-    </w:p>
-    <w:p>
-      <w:pPr>
-        <w:pStyle w:val="ListNumber"/>
-        <w:spacing w:before="0" w:after="40"/>
-        <w:ind w:left="720"/>
-      </w:pPr>
-      <w:r>
-        <w:rPr>
-          <w:rFonts w:ascii="Adani" w:hAnsi="Adani"/>
-          <w:b w:val="0"/>
-          <w:sz w:val="20"/>
-          <w:u w:val="none"/>
-        </w:rPr>
-        <w:t>Daughter</w:t>
-        <w:tab/>
-        <w:tab/>
-        <w:t>:</w:t>
-        <w:tab/>
-        <w:t>NIL</w:t>
-      </w:r>
-    </w:p>
-    <w:p>
-      <w:pPr>
-        <w:pStyle w:val="ListNumber"/>
-        <w:spacing w:before="0" w:after="40"/>
-        <w:ind w:left="720"/>
-      </w:pPr>
-      <w:r>
-        <w:rPr>
-          <w:rFonts w:ascii="Adani" w:hAnsi="Adani"/>
-          <w:b w:val="0"/>
-          <w:sz w:val="20"/>
-          <w:u w:val="none"/>
-        </w:rPr>
-        <w:t>Daughter's Husband</w:t>
-        <w:tab/>
-        <w:tab/>
-        <w:t>:</w:t>
-        <w:tab/>
-        <w:t>NIL</w:t>
-      </w:r>
-    </w:p>
-    <w:p>
-      <w:pPr>
-        <w:pStyle w:val="ListNumber"/>
-        <w:spacing w:before="0" w:after="40"/>
-        <w:ind w:left="720"/>
-      </w:pPr>
-      <w:r>
-        <w:rPr>
-          <w:rFonts w:ascii="Adani" w:hAnsi="Adani"/>
-          <w:b w:val="0"/>
-          <w:sz w:val="20"/>
-          <w:u w:val="none"/>
-        </w:rPr>
-        <w:t>Brother</w:t>
-        <w:tab/>
-        <w:tab/>
-        <w:t>:</w:t>
-        <w:tab/>
-        <w:t>NIL</w:t>
-      </w:r>
-    </w:p>
-    <w:p>
-      <w:pPr>
-        <w:pStyle w:val="ListNumber"/>
-        <w:spacing w:before="0" w:after="40"/>
-        <w:ind w:left="720"/>
-      </w:pPr>
-      <w:r>
-        <w:rPr>
-          <w:rFonts w:ascii="Adani" w:hAnsi="Adani"/>
-          <w:b w:val="0"/>
-          <w:sz w:val="20"/>
-          <w:u w:val="none"/>
-        </w:rPr>
-        <w:t>Sister</w:t>
-        <w:tab/>
-        <w:tab/>
-        <w:t>:</w:t>
-        <w:tab/>
-        <w:t>NIL</w:t>
-      </w:r>
-    </w:p>
+    <w:tbl>
+      <w:tblPr>
+        <w:tblW w:type="auto" w:w="0"/>
+        <w:jc w:val="left"/>
+        <w:tblLook w:firstColumn="1" w:firstRow="1" w:lastColumn="0" w:lastRow="0" w:noHBand="0" w:noVBand="1" w:val="04A0"/>
+      </w:tblPr>
+      <w:tblGrid>
+        <w:gridCol w:w="4536"/>
+        <w:gridCol w:w="4536"/>
+      </w:tblGrid>
+      <w:tr>
+        <w:tc>
+          <w:tcPr>
+            <w:tcW w:type="dxa" w:w="4536"/>
+            <w:tcBorders>
+              <w:top w:val="none"/>
+              <w:bottom w:val="none"/>
+              <w:left w:val="none"/>
+              <w:right w:val="none"/>
+            </w:tcBorders>
+          </w:tcPr>
+          <w:p>
+            <w:pPr>
+              <w:ind w:left="720"/>
+            </w:pPr>
+            <w:r>
+              <w:rPr>
+                <w:rFonts w:ascii="Adani" w:hAnsi="Adani"/>
+                <w:b w:val="0"/>
+                <w:sz w:val="20"/>
+                <w:u w:val="none"/>
+              </w:rPr>
+              <w:t>1.</w:t>
+              <w:tab/>
+              <w:t>Father</w:t>
+              <w:tab/>
+              <w:t>:</w:t>
+            </w:r>
+          </w:p>
+        </w:tc>
+        <w:tc>
+          <w:tcPr>
+            <w:tcW w:type="dxa" w:w="4536"/>
+            <w:tcBorders>
+              <w:top w:val="none"/>
+              <w:bottom w:val="none"/>
+              <w:left w:val="none"/>
+              <w:right w:val="none"/>
+            </w:tcBorders>
+          </w:tcPr>
+          <w:p>
+            <w:r>
+              <w:rPr>
+                <w:rFonts w:ascii="Adani" w:hAnsi="Adani"/>
+                <w:b w:val="0"/>
+                <w:sz w:val="20"/>
+                <w:u w:val="none"/>
+              </w:rPr>
+              <w:t>NIL</w:t>
+            </w:r>
+          </w:p>
+        </w:tc>
+      </w:tr>
+      <w:tr>
+        <w:tc>
+          <w:tcPr>
+            <w:tcW w:type="dxa" w:w="4536"/>
+            <w:tcBorders>
+              <w:top w:val="none"/>
+              <w:bottom w:val="none"/>
+              <w:left w:val="none"/>
+              <w:right w:val="none"/>
+            </w:tcBorders>
+          </w:tcPr>
+          <w:p>
+            <w:pPr>
+              <w:ind w:left="720"/>
+            </w:pPr>
+            <w:r>
+              <w:rPr>
+                <w:rFonts w:ascii="Adani" w:hAnsi="Adani"/>
+                <w:b w:val="0"/>
+                <w:sz w:val="20"/>
+                <w:u w:val="none"/>
+              </w:rPr>
+              <w:t>2.</w:t>
+              <w:tab/>
+              <w:t>Mother</w:t>
+              <w:tab/>
+              <w:t>:</w:t>
+            </w:r>
+          </w:p>
+        </w:tc>
+        <w:tc>
+          <w:tcPr>
+            <w:tcW w:type="dxa" w:w="4536"/>
+            <w:tcBorders>
+              <w:top w:val="none"/>
+              <w:bottom w:val="none"/>
+              <w:left w:val="none"/>
+              <w:right w:val="none"/>
+            </w:tcBorders>
+          </w:tcPr>
+          <w:p>
+            <w:r>
+              <w:rPr>
+                <w:rFonts w:ascii="Adani" w:hAnsi="Adani"/>
+                <w:b w:val="0"/>
+                <w:sz w:val="20"/>
+                <w:u w:val="none"/>
+              </w:rPr>
+              <w:t>NIL</w:t>
+            </w:r>
+          </w:p>
+        </w:tc>
+      </w:tr>
+      <w:tr>
+        <w:tc>
+          <w:tcPr>
+            <w:tcW w:type="dxa" w:w="4536"/>
+            <w:tcBorders>
+              <w:top w:val="none"/>
+              <w:bottom w:val="none"/>
+              <w:left w:val="none"/>
+              <w:right w:val="none"/>
+            </w:tcBorders>
+          </w:tcPr>
+          <w:p>
+            <w:pPr>
+              <w:ind w:left="720"/>
+            </w:pPr>
+            <w:r>
+              <w:rPr>
+                <w:rFonts w:ascii="Adani" w:hAnsi="Adani"/>
+                <w:b w:val="0"/>
+                <w:sz w:val="20"/>
+                <w:u w:val="none"/>
+              </w:rPr>
+              <w:t>3.</w:t>
+              <w:tab/>
+              <w:t>Son</w:t>
+              <w:tab/>
+              <w:t>:</w:t>
+            </w:r>
+          </w:p>
+        </w:tc>
+        <w:tc>
+          <w:tcPr>
+            <w:tcW w:type="dxa" w:w="4536"/>
+            <w:tcBorders>
+              <w:top w:val="none"/>
+              <w:bottom w:val="none"/>
+              <w:left w:val="none"/>
+              <w:right w:val="none"/>
+            </w:tcBorders>
+          </w:tcPr>
+          <w:p>
+            <w:r>
+              <w:rPr>
+                <w:rFonts w:ascii="Adani" w:hAnsi="Adani"/>
+                <w:b w:val="0"/>
+                <w:sz w:val="20"/>
+                <w:u w:val="none"/>
+              </w:rPr>
+              <w:t>NIL</w:t>
+            </w:r>
+          </w:p>
+        </w:tc>
+      </w:tr>
+      <w:tr>
+        <w:tc>
+          <w:tcPr>
+            <w:tcW w:type="dxa" w:w="4536"/>
+            <w:tcBorders>
+              <w:top w:val="none"/>
+              <w:bottom w:val="none"/>
+              <w:left w:val="none"/>
+              <w:right w:val="none"/>
+            </w:tcBorders>
+          </w:tcPr>
+          <w:p>
+            <w:pPr>
+              <w:ind w:left="720"/>
+            </w:pPr>
+            <w:r>
+              <w:rPr>
+                <w:rFonts w:ascii="Adani" w:hAnsi="Adani"/>
+                <w:b w:val="0"/>
+                <w:sz w:val="20"/>
+                <w:u w:val="none"/>
+              </w:rPr>
+              <w:t>4.</w:t>
+              <w:tab/>
+              <w:t>Son's Wife</w:t>
+              <w:tab/>
+              <w:t>:</w:t>
+            </w:r>
+          </w:p>
+        </w:tc>
+        <w:tc>
+          <w:tcPr>
+            <w:tcW w:type="dxa" w:w="4536"/>
+            <w:tcBorders>
+              <w:top w:val="none"/>
+              <w:bottom w:val="none"/>
+              <w:left w:val="none"/>
+              <w:right w:val="none"/>
+            </w:tcBorders>
+          </w:tcPr>
+          <w:p>
+            <w:r>
+              <w:rPr>
+                <w:rFonts w:ascii="Adani" w:hAnsi="Adani"/>
+                <w:b w:val="0"/>
+                <w:sz w:val="20"/>
+                <w:u w:val="none"/>
+              </w:rPr>
+              <w:t>NIL</w:t>
+            </w:r>
+          </w:p>
+        </w:tc>
+      </w:tr>
+      <w:tr>
+        <w:tc>
+          <w:tcPr>
+            <w:tcW w:type="dxa" w:w="4536"/>
+            <w:tcBorders>
+              <w:top w:val="none"/>
+              <w:bottom w:val="none"/>
+              <w:left w:val="none"/>
+              <w:right w:val="none"/>
+            </w:tcBorders>
+          </w:tcPr>
+          <w:p>
+            <w:pPr>
+              <w:ind w:left="720"/>
+            </w:pPr>
+            <w:r>
+              <w:rPr>
+                <w:rFonts w:ascii="Adani" w:hAnsi="Adani"/>
+                <w:b w:val="0"/>
+                <w:sz w:val="20"/>
+                <w:u w:val="none"/>
+              </w:rPr>
+              <w:t>5.</w:t>
+              <w:tab/>
+              <w:t>Daughter</w:t>
+              <w:tab/>
+              <w:t>:</w:t>
+            </w:r>
+          </w:p>
+        </w:tc>
+        <w:tc>
+          <w:tcPr>
+            <w:tcW w:type="dxa" w:w="4536"/>
+            <w:tcBorders>
+              <w:top w:val="none"/>
+              <w:bottom w:val="none"/>
+              <w:left w:val="none"/>
+              <w:right w:val="none"/>
+            </w:tcBorders>
+          </w:tcPr>
+          <w:p>
+            <w:r>
+              <w:rPr>
+                <w:rFonts w:ascii="Adani" w:hAnsi="Adani"/>
+                <w:b w:val="0"/>
+                <w:sz w:val="20"/>
+                <w:u w:val="none"/>
+              </w:rPr>
+              <w:t>NIL</w:t>
+            </w:r>
+          </w:p>
+        </w:tc>
+      </w:tr>
+      <w:tr>
+        <w:tc>
+          <w:tcPr>
+            <w:tcW w:type="dxa" w:w="4536"/>
+            <w:tcBorders>
+              <w:top w:val="none"/>
+              <w:bottom w:val="none"/>
+              <w:left w:val="none"/>
+              <w:right w:val="none"/>
+            </w:tcBorders>
+          </w:tcPr>
+          <w:p>
+            <w:pPr>
+              <w:ind w:left="720"/>
+            </w:pPr>
+            <w:r>
+              <w:rPr>
+                <w:rFonts w:ascii="Adani" w:hAnsi="Adani"/>
+                <w:b w:val="0"/>
+                <w:sz w:val="20"/>
+                <w:u w:val="none"/>
+              </w:rPr>
+              <w:t>6.</w:t>
+              <w:tab/>
+              <w:t>Daughter's Husband</w:t>
+              <w:tab/>
+              <w:t>:</w:t>
+            </w:r>
+          </w:p>
+        </w:tc>
+        <w:tc>
+          <w:tcPr>
+            <w:tcW w:type="dxa" w:w="4536"/>
+            <w:tcBorders>
+              <w:top w:val="none"/>
+              <w:bottom w:val="none"/>
+              <w:left w:val="none"/>
+              <w:right w:val="none"/>
+            </w:tcBorders>
+          </w:tcPr>
+          <w:p>
+            <w:r>
+              <w:rPr>
+                <w:rFonts w:ascii="Adani" w:hAnsi="Adani"/>
+                <w:b w:val="0"/>
+                <w:sz w:val="20"/>
+                <w:u w:val="none"/>
+              </w:rPr>
+              <w:t>NIL</w:t>
+            </w:r>
+          </w:p>
+        </w:tc>
+      </w:tr>
+      <w:tr>
+        <w:tc>
+          <w:tcPr>
+            <w:tcW w:type="dxa" w:w="4536"/>
+            <w:tcBorders>
+              <w:top w:val="none"/>
+              <w:bottom w:val="none"/>
+              <w:left w:val="none"/>
+              <w:right w:val="none"/>
+            </w:tcBorders>
+          </w:tcPr>
+          <w:p>
+            <w:pPr>
+              <w:ind w:left="720"/>
+            </w:pPr>
+            <w:r>
+              <w:rPr>
+                <w:rFonts w:ascii="Adani" w:hAnsi="Adani"/>
+                <w:b w:val="0"/>
+                <w:sz w:val="20"/>
+                <w:u w:val="none"/>
+              </w:rPr>
+              <w:t>7.</w:t>
+              <w:tab/>
+              <w:t>Brother</w:t>
+              <w:tab/>
+              <w:t>:</w:t>
+            </w:r>
+          </w:p>
+        </w:tc>
+        <w:tc>
+          <w:tcPr>
+            <w:tcW w:type="dxa" w:w="4536"/>
+            <w:tcBorders>
+              <w:top w:val="none"/>
+              <w:bottom w:val="none"/>
+              <w:left w:val="none"/>
+              <w:right w:val="none"/>
+            </w:tcBorders>
+          </w:tcPr>
+          <w:p>
+            <w:r>
+              <w:rPr>
+                <w:rFonts w:ascii="Adani" w:hAnsi="Adani"/>
+                <w:b w:val="0"/>
+                <w:sz w:val="20"/>
+                <w:u w:val="none"/>
+              </w:rPr>
+              <w:t>NIL</w:t>
+            </w:r>
+          </w:p>
+        </w:tc>
+      </w:tr>
+      <w:tr>
+        <w:tc>
+          <w:tcPr>
+            <w:tcW w:type="dxa" w:w="4536"/>
+            <w:tcBorders>
+              <w:top w:val="none"/>
+              <w:bottom w:val="none"/>
+              <w:left w:val="none"/>
+              <w:right w:val="none"/>
+            </w:tcBorders>
+          </w:tcPr>
+          <w:p>
+            <w:pPr>
+              <w:ind w:left="720"/>
+            </w:pPr>
+            <w:r>
+              <w:rPr>
+                <w:rFonts w:ascii="Adani" w:hAnsi="Adani"/>
+                <w:b w:val="0"/>
+                <w:sz w:val="20"/>
+                <w:u w:val="none"/>
+              </w:rPr>
+              <w:t>8.</w:t>
+              <w:tab/>
+              <w:t>Sister</w:t>
+              <w:tab/>
+              <w:t>:</w:t>
+            </w:r>
+          </w:p>
+        </w:tc>
+        <w:tc>
+          <w:tcPr>
+            <w:tcW w:type="dxa" w:w="4536"/>
+            <w:tcBorders>
+              <w:top w:val="none"/>
+              <w:bottom w:val="none"/>
+              <w:left w:val="none"/>
+              <w:right w:val="none"/>
+            </w:tcBorders>
+          </w:tcPr>
+          <w:p>
+            <w:r>
+              <w:rPr>
+                <w:rFonts w:ascii="Adani" w:hAnsi="Adani"/>
+                <w:b w:val="0"/>
+                <w:sz w:val="20"/>
+                <w:u w:val="none"/>
+              </w:rPr>
+              <w:t>NIL</w:t>
+            </w:r>
+          </w:p>
+        </w:tc>
+      </w:tr>
+    </w:tbl>
     <w:p/>
     <w:p>
       <w:pPr>
@@ -3992,7 +3735,7 @@
                 <w:sz w:val="18"/>
                 <w:u w:val="none"/>
               </w:rPr>
-              <w:t>Date:   07th May, 2026</w:t>
+              <w:t>Date:   15th May, 2026</w:t>
             </w:r>
           </w:p>
         </w:tc>
@@ -4153,7 +3896,7 @@
           <w:sz w:val="20"/>
           <w:u w:val="none"/>
         </w:rPr>
-        <w:t>07th May, 2026</w:t>
+        <w:t>15th May, 2026</w:t>
       </w:r>
     </w:p>
     <w:p>
@@ -4184,21 +3927,6 @@
           <w:u w:val="none"/>
         </w:rPr>
         <w:t>The Board of Directors of</w:t>
-      </w:r>
-    </w:p>
-    <w:p>
-      <w:pPr>
-        <w:spacing w:before="0" w:after="20"/>
-        <w:jc w:val="left"/>
-      </w:pPr>
-      <w:r>
-        <w:rPr>
-          <w:rFonts w:ascii="Adani" w:hAnsi="Adani"/>
-          <w:b/>
-          <w:sz w:val="20"/>
-          <w:u w:val="none"/>
-        </w:rPr>
-        <w:t>ADANI HYBRID ENERGY JAISALMER TWO LIMITED</w:t>
       </w:r>
     </w:p>
     <w:p>
@@ -4288,6 +4016,21 @@
           <w:sz w:val="20"/>
           <w:u w:val="none"/>
         </w:rPr>
+        <w:t>RAIPUR-RAJNANDGAON-WARORA TRANSMISSION LIMITED</w:t>
+      </w:r>
+    </w:p>
+    <w:p>
+      <w:pPr>
+        <w:spacing w:before="0" w:after="20"/>
+        <w:jc w:val="left"/>
+      </w:pPr>
+      <w:r>
+        <w:rPr>
+          <w:rFonts w:ascii="Adani" w:hAnsi="Adani"/>
+          <w:b/>
+          <w:sz w:val="20"/>
+          <w:u w:val="none"/>
+        </w:rPr>
         <w:t>THAR POWER TRANSMISSION SERVICE LIMITED</w:t>
       </w:r>
     </w:p>
@@ -4348,21 +4091,6 @@
           <w:sz w:val="20"/>
           <w:u w:val="none"/>
         </w:rPr>
-        <w:t>RAIPUR-RAJNANDGAON-WARORA TRANSMISSION LIMITED</w:t>
-      </w:r>
-    </w:p>
-    <w:p>
-      <w:pPr>
-        <w:spacing w:before="0" w:after="20"/>
-        <w:jc w:val="left"/>
-      </w:pPr>
-      <w:r>
-        <w:rPr>
-          <w:rFonts w:ascii="Adani" w:hAnsi="Adani"/>
-          <w:b/>
-          <w:sz w:val="20"/>
-          <w:u w:val="none"/>
-        </w:rPr>
         <w:t>CHHATTISGARH-WR TRANSMISSION LIMITED</w:t>
       </w:r>
     </w:p>
@@ -4394,21 +4122,6 @@
           <w:u w:val="none"/>
         </w:rPr>
         <w:t>MAHAN ENERGEN LIMITED</w:t>
-      </w:r>
-    </w:p>
-    <w:p>
-      <w:pPr>
-        <w:spacing w:before="0" w:after="20"/>
-        <w:jc w:val="left"/>
-      </w:pPr>
-      <w:r>
-        <w:rPr>
-          <w:rFonts w:ascii="Adani" w:hAnsi="Adani"/>
-          <w:b/>
-          <w:sz w:val="20"/>
-          <w:u w:val="none"/>
-        </w:rPr>
-        <w:t>ADANI SOLAR ENERGY JAISALMER ONE PRIVATE LIMITED</w:t>
       </w:r>
     </w:p>
     <w:p>
@@ -4499,21 +4212,6 @@
           <w:sz w:val="20"/>
           <w:u w:val="none"/>
         </w:rPr>
-        <w:t>ADANI HYBRID ENERGY JAISALMER TWO LIMITED</w:t>
-      </w:r>
-    </w:p>
-    <w:p>
-      <w:pPr>
-        <w:spacing w:before="0" w:after="20"/>
-        <w:jc w:val="left"/>
-      </w:pPr>
-      <w:r>
-        <w:rPr>
-          <w:rFonts w:ascii="Adani" w:hAnsi="Adani"/>
-          <w:b w:val="0"/>
-          <w:sz w:val="20"/>
-          <w:u w:val="none"/>
-        </w:rPr>
         <w:t>SHUBHIYAM WORKFORCE SOLUTION LLP</w:t>
       </w:r>
     </w:p>
@@ -4545,6 +4243,21 @@
           <w:u w:val="none"/>
         </w:rPr>
         <w:t>GUJJU TRADERS LLP</w:t>
+      </w:r>
+    </w:p>
+    <w:p>
+      <w:pPr>
+        <w:spacing w:before="0" w:after="20"/>
+        <w:jc w:val="left"/>
+      </w:pPr>
+      <w:r>
+        <w:rPr>
+          <w:rFonts w:ascii="Adani" w:hAnsi="Adani"/>
+          <w:b w:val="0"/>
+          <w:sz w:val="20"/>
+          <w:u w:val="none"/>
+        </w:rPr>
+        <w:t>RAIPUR-RAJNANDGAON-WARORA TRANSMISSION LIMITED</w:t>
       </w:r>
     </w:p>
     <w:p>
@@ -4605,21 +4318,6 @@
           <w:u w:val="none"/>
         </w:rPr>
         <w:t>BARMER POWER TRANSMISSION SERVICE LIMITED</w:t>
-      </w:r>
-    </w:p>
-    <w:p>
-      <w:pPr>
-        <w:spacing w:before="0" w:after="20"/>
-        <w:jc w:val="left"/>
-      </w:pPr>
-      <w:r>
-        <w:rPr>
-          <w:rFonts w:ascii="Adani" w:hAnsi="Adani"/>
-          <w:b w:val="0"/>
-          <w:sz w:val="20"/>
-          <w:u w:val="none"/>
-        </w:rPr>
-        <w:t>RAIPUR-RAJNANDGAON-WARORA TRANSMISSION LIMITED</w:t>
       </w:r>
     </w:p>
     <w:p>
@@ -4760,21 +4458,6 @@
           <w:u w:val="none"/>
         </w:rPr>
         <w:t>MANCHERIAL REPALLEWADA ROAD PRIVATE LIMITED</w:t>
-      </w:r>
-    </w:p>
-    <w:p>
-      <w:pPr>
-        <w:spacing w:before="0" w:after="20"/>
-        <w:jc w:val="left"/>
-      </w:pPr>
-      <w:r>
-        <w:rPr>
-          <w:rFonts w:ascii="Adani" w:hAnsi="Adani"/>
-          <w:b w:val="0"/>
-          <w:sz w:val="20"/>
-          <w:u w:val="none"/>
-        </w:rPr>
-        <w:t>ADANI SOLAR ENERGY JAISALMER ONE PRIVATE LIMITED</w:t>
       </w:r>
     </w:p>
     <w:p>
@@ -5547,7 +5230,7 @@
                 <w:sz w:val="18"/>
                 <w:u w:val="none"/>
               </w:rPr>
-              <w:t>17</w:t>
+              <w:t>15</w:t>
             </w:r>
           </w:p>
         </w:tc>
@@ -5691,119 +5374,6 @@
                 <w:u w:val="none"/>
               </w:rPr>
               <w:t>Appointment Date</w:t>
-            </w:r>
-          </w:p>
-        </w:tc>
-      </w:tr>
-      <w:tr>
-        <w:tc>
-          <w:tcPr>
-            <w:tcW w:type="dxa" w:w="2268"/>
-            <w:shd w:val="clear" w:color="auto" w:fill="FFFFFF"/>
-            <w:tcBorders>
-              <w:top w:val="single" w:sz="4" w:space="0" w:color="000000"/>
-              <w:left w:val="single" w:sz="4" w:space="0" w:color="000000"/>
-              <w:bottom w:val="single" w:sz="4" w:space="0" w:color="000000"/>
-              <w:right w:val="single" w:sz="4" w:space="0" w:color="000000"/>
-            </w:tcBorders>
-            <w:vAlign w:val="center"/>
-          </w:tcPr>
-          <w:p>
-            <w:pPr>
-              <w:spacing w:before="40" w:after="40"/>
-              <w:jc w:val="left"/>
-            </w:pPr>
-            <w:r>
-              <w:rPr>
-                <w:rFonts w:ascii="Adani" w:hAnsi="Adani"/>
-                <w:b w:val="0"/>
-                <w:sz w:val="18"/>
-                <w:u w:val="none"/>
-              </w:rPr>
-              <w:t>U40106GJ2019PLC107648</w:t>
-            </w:r>
-          </w:p>
-        </w:tc>
-        <w:tc>
-          <w:tcPr>
-            <w:tcW w:type="dxa" w:w="4252"/>
-            <w:shd w:val="clear" w:color="auto" w:fill="FFFFFF"/>
-            <w:tcBorders>
-              <w:top w:val="single" w:sz="4" w:space="0" w:color="000000"/>
-              <w:left w:val="single" w:sz="4" w:space="0" w:color="000000"/>
-              <w:bottom w:val="single" w:sz="4" w:space="0" w:color="000000"/>
-              <w:right w:val="single" w:sz="4" w:space="0" w:color="000000"/>
-            </w:tcBorders>
-            <w:vAlign w:val="center"/>
-          </w:tcPr>
-          <w:p>
-            <w:pPr>
-              <w:spacing w:before="40" w:after="40"/>
-              <w:jc w:val="left"/>
-            </w:pPr>
-            <w:r>
-              <w:rPr>
-                <w:rFonts w:ascii="Adani" w:hAnsi="Adani"/>
-                <w:b w:val="0"/>
-                <w:sz w:val="18"/>
-                <w:u w:val="none"/>
-              </w:rPr>
-              <w:t>ADANI HYBRID ENERGY JAISALMER TWO LIMITED</w:t>
-            </w:r>
-          </w:p>
-        </w:tc>
-        <w:tc>
-          <w:tcPr>
-            <w:tcW w:type="dxa" w:w="1587"/>
-            <w:shd w:val="clear" w:color="auto" w:fill="FFFFFF"/>
-            <w:tcBorders>
-              <w:top w:val="single" w:sz="4" w:space="0" w:color="000000"/>
-              <w:left w:val="single" w:sz="4" w:space="0" w:color="000000"/>
-              <w:bottom w:val="single" w:sz="4" w:space="0" w:color="000000"/>
-              <w:right w:val="single" w:sz="4" w:space="0" w:color="000000"/>
-            </w:tcBorders>
-            <w:vAlign w:val="center"/>
-          </w:tcPr>
-          <w:p>
-            <w:pPr>
-              <w:spacing w:before="40" w:after="40"/>
-              <w:jc w:val="left"/>
-            </w:pPr>
-            <w:r>
-              <w:rPr>
-                <w:rFonts w:ascii="Adani" w:hAnsi="Adani"/>
-                <w:b w:val="0"/>
-                <w:sz w:val="18"/>
-                <w:u w:val="none"/>
-              </w:rPr>
-              <w:t>Director</w:t>
-            </w:r>
-          </w:p>
-        </w:tc>
-        <w:tc>
-          <w:tcPr>
-            <w:tcW w:type="dxa" w:w="1304"/>
-            <w:shd w:val="clear" w:color="auto" w:fill="FFFFFF"/>
-            <w:tcBorders>
-              <w:top w:val="single" w:sz="4" w:space="0" w:color="000000"/>
-              <w:left w:val="single" w:sz="4" w:space="0" w:color="000000"/>
-              <w:bottom w:val="single" w:sz="4" w:space="0" w:color="000000"/>
-              <w:right w:val="single" w:sz="4" w:space="0" w:color="000000"/>
-            </w:tcBorders>
-            <w:vAlign w:val="center"/>
-          </w:tcPr>
-          <w:p>
-            <w:pPr>
-              <w:spacing w:before="40" w:after="40"/>
-              <w:jc w:val="left"/>
-            </w:pPr>
-            <w:r>
-              <w:rPr>
-                <w:rFonts w:ascii="Adani" w:hAnsi="Adani"/>
-                <w:b w:val="0"/>
-                <w:sz w:val="18"/>
-                <w:u w:val="none"/>
-              </w:rPr>
             </w:r>
           </w:p>
         </w:tc>
@@ -6403,6 +5973,120 @@
                 <w:sz w:val="18"/>
                 <w:u w:val="none"/>
               </w:rPr>
+              <w:t>U40300GJ2014GOI094189</w:t>
+            </w:r>
+          </w:p>
+        </w:tc>
+        <w:tc>
+          <w:tcPr>
+            <w:tcW w:type="dxa" w:w="4252"/>
+            <w:shd w:val="clear" w:color="auto" w:fill="FFFFFF"/>
+            <w:tcBorders>
+              <w:top w:val="single" w:sz="4" w:space="0" w:color="000000"/>
+              <w:left w:val="single" w:sz="4" w:space="0" w:color="000000"/>
+              <w:bottom w:val="single" w:sz="4" w:space="0" w:color="000000"/>
+              <w:right w:val="single" w:sz="4" w:space="0" w:color="000000"/>
+            </w:tcBorders>
+            <w:vAlign w:val="center"/>
+          </w:tcPr>
+          <w:p>
+            <w:pPr>
+              <w:spacing w:before="40" w:after="40"/>
+              <w:jc w:val="left"/>
+            </w:pPr>
+            <w:r>
+              <w:rPr>
+                <w:rFonts w:ascii="Adani" w:hAnsi="Adani"/>
+                <w:b w:val="0"/>
+                <w:sz w:val="18"/>
+                <w:u w:val="none"/>
+              </w:rPr>
+              <w:t>RAIPUR-RAJNANDGAON-WARORA TRANSMISSION LIMITED</w:t>
+            </w:r>
+          </w:p>
+        </w:tc>
+        <w:tc>
+          <w:tcPr>
+            <w:tcW w:type="dxa" w:w="1587"/>
+            <w:shd w:val="clear" w:color="auto" w:fill="FFFFFF"/>
+            <w:tcBorders>
+              <w:top w:val="single" w:sz="4" w:space="0" w:color="000000"/>
+              <w:left w:val="single" w:sz="4" w:space="0" w:color="000000"/>
+              <w:bottom w:val="single" w:sz="4" w:space="0" w:color="000000"/>
+              <w:right w:val="single" w:sz="4" w:space="0" w:color="000000"/>
+            </w:tcBorders>
+            <w:vAlign w:val="center"/>
+          </w:tcPr>
+          <w:p>
+            <w:pPr>
+              <w:spacing w:before="40" w:after="40"/>
+              <w:jc w:val="left"/>
+            </w:pPr>
+            <w:r>
+              <w:rPr>
+                <w:rFonts w:ascii="Adani" w:hAnsi="Adani"/>
+                <w:b w:val="0"/>
+                <w:sz w:val="18"/>
+                <w:u w:val="none"/>
+              </w:rPr>
+              <w:t>Additional Director</w:t>
+            </w:r>
+          </w:p>
+        </w:tc>
+        <w:tc>
+          <w:tcPr>
+            <w:tcW w:type="dxa" w:w="1304"/>
+            <w:shd w:val="clear" w:color="auto" w:fill="FFFFFF"/>
+            <w:tcBorders>
+              <w:top w:val="single" w:sz="4" w:space="0" w:color="000000"/>
+              <w:left w:val="single" w:sz="4" w:space="0" w:color="000000"/>
+              <w:bottom w:val="single" w:sz="4" w:space="0" w:color="000000"/>
+              <w:right w:val="single" w:sz="4" w:space="0" w:color="000000"/>
+            </w:tcBorders>
+            <w:vAlign w:val="center"/>
+          </w:tcPr>
+          <w:p>
+            <w:pPr>
+              <w:spacing w:before="40" w:after="40"/>
+              <w:jc w:val="left"/>
+            </w:pPr>
+            <w:r>
+              <w:rPr>
+                <w:rFonts w:ascii="Adani" w:hAnsi="Adani"/>
+                <w:b w:val="0"/>
+                <w:sz w:val="18"/>
+                <w:u w:val="none"/>
+              </w:rPr>
+              <w:t>22/11/2024</w:t>
+            </w:r>
+          </w:p>
+        </w:tc>
+      </w:tr>
+      <w:tr>
+        <w:tc>
+          <w:tcPr>
+            <w:tcW w:type="dxa" w:w="2268"/>
+            <w:shd w:val="clear" w:color="auto" w:fill="FFFFFF"/>
+            <w:tcBorders>
+              <w:top w:val="single" w:sz="4" w:space="0" w:color="000000"/>
+              <w:left w:val="single" w:sz="4" w:space="0" w:color="000000"/>
+              <w:bottom w:val="single" w:sz="4" w:space="0" w:color="000000"/>
+              <w:right w:val="single" w:sz="4" w:space="0" w:color="000000"/>
+            </w:tcBorders>
+            <w:vAlign w:val="center"/>
+          </w:tcPr>
+          <w:p>
+            <w:pPr>
+              <w:spacing w:before="40" w:after="40"/>
+              <w:jc w:val="left"/>
+            </w:pPr>
+            <w:r>
+              <w:rPr>
+                <w:rFonts w:ascii="Adani" w:hAnsi="Adani"/>
+                <w:b w:val="0"/>
+                <w:sz w:val="18"/>
+                <w:u w:val="none"/>
+              </w:rPr>
               <w:t>U40300GJ2016PLC119594</w:t>
             </w:r>
           </w:p>
@@ -6859,120 +6543,6 @@
                 <w:sz w:val="18"/>
                 <w:u w:val="none"/>
               </w:rPr>
-              <w:t>U40300GJ2014GOI094189</w:t>
-            </w:r>
-          </w:p>
-        </w:tc>
-        <w:tc>
-          <w:tcPr>
-            <w:tcW w:type="dxa" w:w="4252"/>
-            <w:shd w:val="clear" w:color="auto" w:fill="FFFFFF"/>
-            <w:tcBorders>
-              <w:top w:val="single" w:sz="4" w:space="0" w:color="000000"/>
-              <w:left w:val="single" w:sz="4" w:space="0" w:color="000000"/>
-              <w:bottom w:val="single" w:sz="4" w:space="0" w:color="000000"/>
-              <w:right w:val="single" w:sz="4" w:space="0" w:color="000000"/>
-            </w:tcBorders>
-            <w:vAlign w:val="center"/>
-          </w:tcPr>
-          <w:p>
-            <w:pPr>
-              <w:spacing w:before="40" w:after="40"/>
-              <w:jc w:val="left"/>
-            </w:pPr>
-            <w:r>
-              <w:rPr>
-                <w:rFonts w:ascii="Adani" w:hAnsi="Adani"/>
-                <w:b w:val="0"/>
-                <w:sz w:val="18"/>
-                <w:u w:val="none"/>
-              </w:rPr>
-              <w:t>RAIPUR-RAJNANDGAON-WARORA TRANSMISSION LIMITED</w:t>
-            </w:r>
-          </w:p>
-        </w:tc>
-        <w:tc>
-          <w:tcPr>
-            <w:tcW w:type="dxa" w:w="1587"/>
-            <w:shd w:val="clear" w:color="auto" w:fill="FFFFFF"/>
-            <w:tcBorders>
-              <w:top w:val="single" w:sz="4" w:space="0" w:color="000000"/>
-              <w:left w:val="single" w:sz="4" w:space="0" w:color="000000"/>
-              <w:bottom w:val="single" w:sz="4" w:space="0" w:color="000000"/>
-              <w:right w:val="single" w:sz="4" w:space="0" w:color="000000"/>
-            </w:tcBorders>
-            <w:vAlign w:val="center"/>
-          </w:tcPr>
-          <w:p>
-            <w:pPr>
-              <w:spacing w:before="40" w:after="40"/>
-              <w:jc w:val="left"/>
-            </w:pPr>
-            <w:r>
-              <w:rPr>
-                <w:rFonts w:ascii="Adani" w:hAnsi="Adani"/>
-                <w:b w:val="0"/>
-                <w:sz w:val="18"/>
-                <w:u w:val="none"/>
-              </w:rPr>
-              <w:t>Additional Director</w:t>
-            </w:r>
-          </w:p>
-        </w:tc>
-        <w:tc>
-          <w:tcPr>
-            <w:tcW w:type="dxa" w:w="1304"/>
-            <w:shd w:val="clear" w:color="auto" w:fill="FFFFFF"/>
-            <w:tcBorders>
-              <w:top w:val="single" w:sz="4" w:space="0" w:color="000000"/>
-              <w:left w:val="single" w:sz="4" w:space="0" w:color="000000"/>
-              <w:bottom w:val="single" w:sz="4" w:space="0" w:color="000000"/>
-              <w:right w:val="single" w:sz="4" w:space="0" w:color="000000"/>
-            </w:tcBorders>
-            <w:vAlign w:val="center"/>
-          </w:tcPr>
-          <w:p>
-            <w:pPr>
-              <w:spacing w:before="40" w:after="40"/>
-              <w:jc w:val="left"/>
-            </w:pPr>
-            <w:r>
-              <w:rPr>
-                <w:rFonts w:ascii="Adani" w:hAnsi="Adani"/>
-                <w:b w:val="0"/>
-                <w:sz w:val="18"/>
-                <w:u w:val="none"/>
-              </w:rPr>
-              <w:t>22/11/2024</w:t>
-            </w:r>
-          </w:p>
-        </w:tc>
-      </w:tr>
-      <w:tr>
-        <w:tc>
-          <w:tcPr>
-            <w:tcW w:type="dxa" w:w="2268"/>
-            <w:shd w:val="clear" w:color="auto" w:fill="FFFFFF"/>
-            <w:tcBorders>
-              <w:top w:val="single" w:sz="4" w:space="0" w:color="000000"/>
-              <w:left w:val="single" w:sz="4" w:space="0" w:color="000000"/>
-              <w:bottom w:val="single" w:sz="4" w:space="0" w:color="000000"/>
-              <w:right w:val="single" w:sz="4" w:space="0" w:color="000000"/>
-            </w:tcBorders>
-            <w:vAlign w:val="center"/>
-          </w:tcPr>
-          <w:p>
-            <w:pPr>
-              <w:spacing w:before="40" w:after="40"/>
-              <w:jc w:val="left"/>
-            </w:pPr>
-            <w:r>
-              <w:rPr>
-                <w:rFonts w:ascii="Adani" w:hAnsi="Adani"/>
-                <w:b w:val="0"/>
-                <w:sz w:val="18"/>
-                <w:u w:val="none"/>
-              </w:rPr>
               <w:t>U40105GJ2014GOI094187</w:t>
             </w:r>
           </w:p>
@@ -7315,120 +6885,6 @@
                 <w:sz w:val="18"/>
                 <w:u w:val="none"/>
               </w:rPr>
-              <w:t>U40106DL2019PTC357282</w:t>
-            </w:r>
-          </w:p>
-        </w:tc>
-        <w:tc>
-          <w:tcPr>
-            <w:tcW w:type="dxa" w:w="4252"/>
-            <w:shd w:val="clear" w:color="auto" w:fill="FFFFFF"/>
-            <w:tcBorders>
-              <w:top w:val="single" w:sz="4" w:space="0" w:color="000000"/>
-              <w:left w:val="single" w:sz="4" w:space="0" w:color="000000"/>
-              <w:bottom w:val="single" w:sz="4" w:space="0" w:color="000000"/>
-              <w:right w:val="single" w:sz="4" w:space="0" w:color="000000"/>
-            </w:tcBorders>
-            <w:vAlign w:val="center"/>
-          </w:tcPr>
-          <w:p>
-            <w:pPr>
-              <w:spacing w:before="40" w:after="40"/>
-              <w:jc w:val="left"/>
-            </w:pPr>
-            <w:r>
-              <w:rPr>
-                <w:rFonts w:ascii="Adani" w:hAnsi="Adani"/>
-                <w:b w:val="0"/>
-                <w:sz w:val="18"/>
-                <w:u w:val="none"/>
-              </w:rPr>
-              <w:t>ADANI SOLAR ENERGY JAISALMER ONE PRIVATE LIMITED</w:t>
-            </w:r>
-          </w:p>
-        </w:tc>
-        <w:tc>
-          <w:tcPr>
-            <w:tcW w:type="dxa" w:w="1587"/>
-            <w:shd w:val="clear" w:color="auto" w:fill="FFFFFF"/>
-            <w:tcBorders>
-              <w:top w:val="single" w:sz="4" w:space="0" w:color="000000"/>
-              <w:left w:val="single" w:sz="4" w:space="0" w:color="000000"/>
-              <w:bottom w:val="single" w:sz="4" w:space="0" w:color="000000"/>
-              <w:right w:val="single" w:sz="4" w:space="0" w:color="000000"/>
-            </w:tcBorders>
-            <w:vAlign w:val="center"/>
-          </w:tcPr>
-          <w:p>
-            <w:pPr>
-              <w:spacing w:before="40" w:after="40"/>
-              <w:jc w:val="left"/>
-            </w:pPr>
-            <w:r>
-              <w:rPr>
-                <w:rFonts w:ascii="Adani" w:hAnsi="Adani"/>
-                <w:b w:val="0"/>
-                <w:sz w:val="18"/>
-                <w:u w:val="none"/>
-              </w:rPr>
-              <w:t>Director</w:t>
-            </w:r>
-          </w:p>
-        </w:tc>
-        <w:tc>
-          <w:tcPr>
-            <w:tcW w:type="dxa" w:w="1304"/>
-            <w:shd w:val="clear" w:color="auto" w:fill="FFFFFF"/>
-            <w:tcBorders>
-              <w:top w:val="single" w:sz="4" w:space="0" w:color="000000"/>
-              <w:left w:val="single" w:sz="4" w:space="0" w:color="000000"/>
-              <w:bottom w:val="single" w:sz="4" w:space="0" w:color="000000"/>
-              <w:right w:val="single" w:sz="4" w:space="0" w:color="000000"/>
-            </w:tcBorders>
-            <w:vAlign w:val="center"/>
-          </w:tcPr>
-          <w:p>
-            <w:pPr>
-              <w:spacing w:before="40" w:after="40"/>
-              <w:jc w:val="left"/>
-            </w:pPr>
-            <w:r>
-              <w:rPr>
-                <w:rFonts w:ascii="Adani" w:hAnsi="Adani"/>
-                <w:b w:val="0"/>
-                <w:sz w:val="18"/>
-                <w:u w:val="none"/>
-              </w:rPr>
-              <w:t>22/06/2024</w:t>
-            </w:r>
-          </w:p>
-        </w:tc>
-      </w:tr>
-      <w:tr>
-        <w:tc>
-          <w:tcPr>
-            <w:tcW w:type="dxa" w:w="2268"/>
-            <w:shd w:val="clear" w:color="auto" w:fill="FFFFFF"/>
-            <w:tcBorders>
-              <w:top w:val="single" w:sz="4" w:space="0" w:color="000000"/>
-              <w:left w:val="single" w:sz="4" w:space="0" w:color="000000"/>
-              <w:bottom w:val="single" w:sz="4" w:space="0" w:color="000000"/>
-              <w:right w:val="single" w:sz="4" w:space="0" w:color="000000"/>
-            </w:tcBorders>
-            <w:vAlign w:val="center"/>
-          </w:tcPr>
-          <w:p>
-            <w:pPr>
-              <w:spacing w:before="40" w:after="40"/>
-              <w:jc w:val="left"/>
-            </w:pPr>
-            <w:r>
-              <w:rPr>
-                <w:rFonts w:ascii="Adani" w:hAnsi="Adani"/>
-                <w:b w:val="0"/>
-                <w:sz w:val="18"/>
-                <w:u w:val="none"/>
-              </w:rPr>
               <w:t>L31100GJ2008PLC055304</w:t>
             </w:r>
           </w:p>

--- a/Backend/Director_Disclosure/Output_Disclosures/2024-25/HADOTI_POWER_TRANSMISSION_SERVICE_LIMITED/MBP-1/MBP1_MEHUL_GANESH_RAJPUT_10529340.docx
+++ b/Backend/Director_Disclosure/Output_Disclosures/2024-25/HADOTI_POWER_TRANSMISSION_SERVICE_LIMITED/MBP-1/MBP1_MEHUL_GANESH_RAJPUT_10529340.docx
@@ -2698,7 +2698,7 @@
                 <w:sz w:val="18"/>
                 <w:u w:val="none"/>
               </w:rPr>
-              <w:t>Date:   15th May, 2026</w:t>
+              <w:t>Date:   27th May, 2026</w:t>
             </w:r>
           </w:p>
         </w:tc>
@@ -3735,7 +3735,7 @@
                 <w:sz w:val="18"/>
                 <w:u w:val="none"/>
               </w:rPr>
-              <w:t>Date:   15th May, 2026</w:t>
+              <w:t>Date:   27th May, 2026</w:t>
             </w:r>
           </w:p>
         </w:tc>
@@ -3896,7 +3896,7 @@
           <w:sz w:val="20"/>
           <w:u w:val="none"/>
         </w:rPr>
-        <w:t>15th May, 2026</w:t>
+        <w:t>27th May, 2026</w:t>
       </w:r>
     </w:p>
     <w:p>

--- a/Backend/Director_Disclosure/Output_Disclosures/2024-25/HADOTI_POWER_TRANSMISSION_SERVICE_LIMITED/MBP-1/MBP1_MEHUL_GANESH_RAJPUT_10529340.docx
+++ b/Backend/Director_Disclosure/Output_Disclosures/2024-25/HADOTI_POWER_TRANSMISSION_SERVICE_LIMITED/MBP-1/MBP1_MEHUL_GANESH_RAJPUT_10529340.docx
@@ -389,6 +389,148 @@
                 <w:sz w:val="18"/>
                 <w:u w:val="none"/>
               </w:rPr>
+              <w:t>MAHAN ENERGEN LIMITED</w:t>
+            </w:r>
+          </w:p>
+        </w:tc>
+        <w:tc>
+          <w:tcPr>
+            <w:tcW w:type="dxa" w:w="1814"/>
+            <w:shd w:val="clear" w:color="auto" w:fill="FFFFFF"/>
+            <w:tcBorders>
+              <w:top w:val="single" w:sz="4" w:space="0" w:color="000000"/>
+              <w:left w:val="single" w:sz="4" w:space="0" w:color="000000"/>
+              <w:bottom w:val="single" w:sz="4" w:space="0" w:color="000000"/>
+              <w:right w:val="single" w:sz="4" w:space="0" w:color="000000"/>
+            </w:tcBorders>
+            <w:vAlign w:val="center"/>
+          </w:tcPr>
+          <w:p>
+            <w:pPr>
+              <w:spacing w:before="40" w:after="40"/>
+              <w:jc w:val="left"/>
+            </w:pPr>
+            <w:r>
+              <w:rPr>
+                <w:rFonts w:ascii="Adani" w:hAnsi="Adani"/>
+                <w:b w:val="0"/>
+                <w:sz w:val="18"/>
+                <w:u w:val="none"/>
+              </w:rPr>
+              <w:t>Director</w:t>
+            </w:r>
+          </w:p>
+        </w:tc>
+        <w:tc>
+          <w:tcPr>
+            <w:tcW w:type="dxa" w:w="1020"/>
+            <w:shd w:val="clear" w:color="auto" w:fill="FFFFFF"/>
+            <w:tcBorders>
+              <w:top w:val="single" w:sz="4" w:space="0" w:color="000000"/>
+              <w:left w:val="single" w:sz="4" w:space="0" w:color="000000"/>
+              <w:bottom w:val="single" w:sz="4" w:space="0" w:color="000000"/>
+              <w:right w:val="single" w:sz="4" w:space="0" w:color="000000"/>
+            </w:tcBorders>
+            <w:vAlign w:val="center"/>
+          </w:tcPr>
+          <w:p>
+            <w:pPr>
+              <w:spacing w:before="40" w:after="40"/>
+              <w:jc w:val="left"/>
+            </w:pPr>
+            <w:r>
+              <w:rPr>
+                <w:rFonts w:ascii="Adani" w:hAnsi="Adani"/>
+                <w:b w:val="0"/>
+                <w:sz w:val="18"/>
+                <w:u w:val="none"/>
+              </w:rPr>
+              <w:t>NIL</w:t>
+            </w:r>
+          </w:p>
+        </w:tc>
+        <w:tc>
+          <w:tcPr>
+            <w:tcW w:type="dxa" w:w="1247"/>
+            <w:shd w:val="clear" w:color="auto" w:fill="FFFFFF"/>
+            <w:tcBorders>
+              <w:top w:val="single" w:sz="4" w:space="0" w:color="000000"/>
+              <w:left w:val="single" w:sz="4" w:space="0" w:color="000000"/>
+              <w:bottom w:val="single" w:sz="4" w:space="0" w:color="000000"/>
+              <w:right w:val="single" w:sz="4" w:space="0" w:color="000000"/>
+            </w:tcBorders>
+            <w:vAlign w:val="center"/>
+          </w:tcPr>
+          <w:p>
+            <w:pPr>
+              <w:spacing w:before="40" w:after="40"/>
+              <w:jc w:val="left"/>
+            </w:pPr>
+            <w:r>
+              <w:rPr>
+                <w:rFonts w:ascii="Adani" w:hAnsi="Adani"/>
+                <w:b w:val="0"/>
+                <w:sz w:val="18"/>
+                <w:u w:val="none"/>
+              </w:rPr>
+              <w:t>—</w:t>
+            </w:r>
+          </w:p>
+        </w:tc>
+      </w:tr>
+      <w:tr>
+        <w:tc>
+          <w:tcPr>
+            <w:tcW w:type="dxa" w:w="680"/>
+            <w:shd w:val="clear" w:color="auto" w:fill="FFFFFF"/>
+            <w:tcBorders>
+              <w:top w:val="single" w:sz="4" w:space="0" w:color="000000"/>
+              <w:left w:val="single" w:sz="4" w:space="0" w:color="000000"/>
+              <w:bottom w:val="single" w:sz="4" w:space="0" w:color="000000"/>
+              <w:right w:val="single" w:sz="4" w:space="0" w:color="000000"/>
+            </w:tcBorders>
+            <w:vAlign w:val="center"/>
+          </w:tcPr>
+          <w:p>
+            <w:pPr>
+              <w:spacing w:before="40" w:after="40"/>
+              <w:jc w:val="left"/>
+            </w:pPr>
+            <w:r>
+              <w:rPr>
+                <w:rFonts w:ascii="Adani" w:hAnsi="Adani"/>
+                <w:b w:val="0"/>
+                <w:sz w:val="18"/>
+                <w:u w:val="none"/>
+              </w:rPr>
+              <w:t>2</w:t>
+            </w:r>
+          </w:p>
+        </w:tc>
+        <w:tc>
+          <w:tcPr>
+            <w:tcW w:type="dxa" w:w="3969"/>
+            <w:shd w:val="clear" w:color="auto" w:fill="FFFFFF"/>
+            <w:tcBorders>
+              <w:top w:val="single" w:sz="4" w:space="0" w:color="000000"/>
+              <w:left w:val="single" w:sz="4" w:space="0" w:color="000000"/>
+              <w:bottom w:val="single" w:sz="4" w:space="0" w:color="000000"/>
+              <w:right w:val="single" w:sz="4" w:space="0" w:color="000000"/>
+            </w:tcBorders>
+            <w:vAlign w:val="center"/>
+          </w:tcPr>
+          <w:p>
+            <w:pPr>
+              <w:spacing w:before="40" w:after="40"/>
+              <w:jc w:val="left"/>
+            </w:pPr>
+            <w:r>
+              <w:rPr>
+                <w:rFonts w:ascii="Adani" w:hAnsi="Adani"/>
+                <w:b w:val="0"/>
+                <w:sz w:val="18"/>
+                <w:u w:val="none"/>
+              </w:rPr>
               <w:t>SHUBHIYAM WORKFORCE SOLUTION LLP</w:t>
             </w:r>
           </w:p>
@@ -503,7 +645,7 @@
                 <w:sz w:val="18"/>
                 <w:u w:val="none"/>
               </w:rPr>
-              <w:t>2</w:t>
+              <w:t>3</w:t>
             </w:r>
           </w:p>
         </w:tc>
@@ -645,7 +787,7 @@
                 <w:sz w:val="18"/>
                 <w:u w:val="none"/>
               </w:rPr>
-              <w:t>3</w:t>
+              <w:t>4</w:t>
             </w:r>
           </w:p>
         </w:tc>
@@ -673,7 +815,859 @@
                 <w:sz w:val="18"/>
                 <w:u w:val="none"/>
               </w:rPr>
-              <w:t>SURYAPET KHAMMAM ROAD PRIVATE LIMITED</w:t>
+              <w:t>RAIPUR-RAJNANDGAON-WARORA TRANSMISSION LIMITED</w:t>
+            </w:r>
+          </w:p>
+        </w:tc>
+        <w:tc>
+          <w:tcPr>
+            <w:tcW w:type="dxa" w:w="1814"/>
+            <w:shd w:val="clear" w:color="auto" w:fill="FFFFFF"/>
+            <w:tcBorders>
+              <w:top w:val="single" w:sz="4" w:space="0" w:color="000000"/>
+              <w:left w:val="single" w:sz="4" w:space="0" w:color="000000"/>
+              <w:bottom w:val="single" w:sz="4" w:space="0" w:color="000000"/>
+              <w:right w:val="single" w:sz="4" w:space="0" w:color="000000"/>
+            </w:tcBorders>
+            <w:vAlign w:val="center"/>
+          </w:tcPr>
+          <w:p>
+            <w:pPr>
+              <w:spacing w:before="40" w:after="40"/>
+              <w:jc w:val="left"/>
+            </w:pPr>
+            <w:r>
+              <w:rPr>
+                <w:rFonts w:ascii="Adani" w:hAnsi="Adani"/>
+                <w:b w:val="0"/>
+                <w:sz w:val="18"/>
+                <w:u w:val="none"/>
+              </w:rPr>
+              <w:t>Director</w:t>
+            </w:r>
+          </w:p>
+        </w:tc>
+        <w:tc>
+          <w:tcPr>
+            <w:tcW w:type="dxa" w:w="1020"/>
+            <w:shd w:val="clear" w:color="auto" w:fill="FFFFFF"/>
+            <w:tcBorders>
+              <w:top w:val="single" w:sz="4" w:space="0" w:color="000000"/>
+              <w:left w:val="single" w:sz="4" w:space="0" w:color="000000"/>
+              <w:bottom w:val="single" w:sz="4" w:space="0" w:color="000000"/>
+              <w:right w:val="single" w:sz="4" w:space="0" w:color="000000"/>
+            </w:tcBorders>
+            <w:vAlign w:val="center"/>
+          </w:tcPr>
+          <w:p>
+            <w:pPr>
+              <w:spacing w:before="40" w:after="40"/>
+              <w:jc w:val="left"/>
+            </w:pPr>
+            <w:r>
+              <w:rPr>
+                <w:rFonts w:ascii="Adani" w:hAnsi="Adani"/>
+                <w:b w:val="0"/>
+                <w:sz w:val="18"/>
+                <w:u w:val="none"/>
+              </w:rPr>
+              <w:t>NIL</w:t>
+            </w:r>
+          </w:p>
+        </w:tc>
+        <w:tc>
+          <w:tcPr>
+            <w:tcW w:type="dxa" w:w="1247"/>
+            <w:shd w:val="clear" w:color="auto" w:fill="FFFFFF"/>
+            <w:tcBorders>
+              <w:top w:val="single" w:sz="4" w:space="0" w:color="000000"/>
+              <w:left w:val="single" w:sz="4" w:space="0" w:color="000000"/>
+              <w:bottom w:val="single" w:sz="4" w:space="0" w:color="000000"/>
+              <w:right w:val="single" w:sz="4" w:space="0" w:color="000000"/>
+            </w:tcBorders>
+            <w:vAlign w:val="center"/>
+          </w:tcPr>
+          <w:p>
+            <w:pPr>
+              <w:spacing w:before="40" w:after="40"/>
+              <w:jc w:val="left"/>
+            </w:pPr>
+            <w:r>
+              <w:rPr>
+                <w:rFonts w:ascii="Adani" w:hAnsi="Adani"/>
+                <w:b w:val="0"/>
+                <w:sz w:val="18"/>
+                <w:u w:val="none"/>
+              </w:rPr>
+              <w:t>24/06/2025</w:t>
+            </w:r>
+          </w:p>
+        </w:tc>
+      </w:tr>
+      <w:tr>
+        <w:tc>
+          <w:tcPr>
+            <w:tcW w:type="dxa" w:w="680"/>
+            <w:shd w:val="clear" w:color="auto" w:fill="FFFFFF"/>
+            <w:tcBorders>
+              <w:top w:val="single" w:sz="4" w:space="0" w:color="000000"/>
+              <w:left w:val="single" w:sz="4" w:space="0" w:color="000000"/>
+              <w:bottom w:val="single" w:sz="4" w:space="0" w:color="000000"/>
+              <w:right w:val="single" w:sz="4" w:space="0" w:color="000000"/>
+            </w:tcBorders>
+            <w:vAlign w:val="center"/>
+          </w:tcPr>
+          <w:p>
+            <w:pPr>
+              <w:spacing w:before="40" w:after="40"/>
+              <w:jc w:val="left"/>
+            </w:pPr>
+            <w:r>
+              <w:rPr>
+                <w:rFonts w:ascii="Adani" w:hAnsi="Adani"/>
+                <w:b w:val="0"/>
+                <w:sz w:val="18"/>
+                <w:u w:val="none"/>
+              </w:rPr>
+              <w:t>5</w:t>
+            </w:r>
+          </w:p>
+        </w:tc>
+        <w:tc>
+          <w:tcPr>
+            <w:tcW w:type="dxa" w:w="3969"/>
+            <w:shd w:val="clear" w:color="auto" w:fill="FFFFFF"/>
+            <w:tcBorders>
+              <w:top w:val="single" w:sz="4" w:space="0" w:color="000000"/>
+              <w:left w:val="single" w:sz="4" w:space="0" w:color="000000"/>
+              <w:bottom w:val="single" w:sz="4" w:space="0" w:color="000000"/>
+              <w:right w:val="single" w:sz="4" w:space="0" w:color="000000"/>
+            </w:tcBorders>
+            <w:vAlign w:val="center"/>
+          </w:tcPr>
+          <w:p>
+            <w:pPr>
+              <w:spacing w:before="40" w:after="40"/>
+              <w:jc w:val="left"/>
+            </w:pPr>
+            <w:r>
+              <w:rPr>
+                <w:rFonts w:ascii="Adani" w:hAnsi="Adani"/>
+                <w:b w:val="0"/>
+                <w:sz w:val="18"/>
+                <w:u w:val="none"/>
+              </w:rPr>
+              <w:t>HADOTI POWER TRANSMISSION SERVICE LIMITED</w:t>
+            </w:r>
+          </w:p>
+        </w:tc>
+        <w:tc>
+          <w:tcPr>
+            <w:tcW w:type="dxa" w:w="1814"/>
+            <w:shd w:val="clear" w:color="auto" w:fill="FFFFFF"/>
+            <w:tcBorders>
+              <w:top w:val="single" w:sz="4" w:space="0" w:color="000000"/>
+              <w:left w:val="single" w:sz="4" w:space="0" w:color="000000"/>
+              <w:bottom w:val="single" w:sz="4" w:space="0" w:color="000000"/>
+              <w:right w:val="single" w:sz="4" w:space="0" w:color="000000"/>
+            </w:tcBorders>
+            <w:vAlign w:val="center"/>
+          </w:tcPr>
+          <w:p>
+            <w:pPr>
+              <w:spacing w:before="40" w:after="40"/>
+              <w:jc w:val="left"/>
+            </w:pPr>
+            <w:r>
+              <w:rPr>
+                <w:rFonts w:ascii="Adani" w:hAnsi="Adani"/>
+                <w:b w:val="0"/>
+                <w:sz w:val="18"/>
+                <w:u w:val="none"/>
+              </w:rPr>
+              <w:t>Director</w:t>
+            </w:r>
+          </w:p>
+        </w:tc>
+        <w:tc>
+          <w:tcPr>
+            <w:tcW w:type="dxa" w:w="1020"/>
+            <w:shd w:val="clear" w:color="auto" w:fill="FFFFFF"/>
+            <w:tcBorders>
+              <w:top w:val="single" w:sz="4" w:space="0" w:color="000000"/>
+              <w:left w:val="single" w:sz="4" w:space="0" w:color="000000"/>
+              <w:bottom w:val="single" w:sz="4" w:space="0" w:color="000000"/>
+              <w:right w:val="single" w:sz="4" w:space="0" w:color="000000"/>
+            </w:tcBorders>
+            <w:vAlign w:val="center"/>
+          </w:tcPr>
+          <w:p>
+            <w:pPr>
+              <w:spacing w:before="40" w:after="40"/>
+              <w:jc w:val="left"/>
+            </w:pPr>
+            <w:r>
+              <w:rPr>
+                <w:rFonts w:ascii="Adani" w:hAnsi="Adani"/>
+                <w:b w:val="0"/>
+                <w:sz w:val="18"/>
+                <w:u w:val="none"/>
+              </w:rPr>
+              <w:t>NIL</w:t>
+            </w:r>
+          </w:p>
+        </w:tc>
+        <w:tc>
+          <w:tcPr>
+            <w:tcW w:type="dxa" w:w="1247"/>
+            <w:shd w:val="clear" w:color="auto" w:fill="FFFFFF"/>
+            <w:tcBorders>
+              <w:top w:val="single" w:sz="4" w:space="0" w:color="000000"/>
+              <w:left w:val="single" w:sz="4" w:space="0" w:color="000000"/>
+              <w:bottom w:val="single" w:sz="4" w:space="0" w:color="000000"/>
+              <w:right w:val="single" w:sz="4" w:space="0" w:color="000000"/>
+            </w:tcBorders>
+            <w:vAlign w:val="center"/>
+          </w:tcPr>
+          <w:p>
+            <w:pPr>
+              <w:spacing w:before="40" w:after="40"/>
+              <w:jc w:val="left"/>
+            </w:pPr>
+            <w:r>
+              <w:rPr>
+                <w:rFonts w:ascii="Adani" w:hAnsi="Adani"/>
+                <w:b w:val="0"/>
+                <w:sz w:val="18"/>
+                <w:u w:val="none"/>
+              </w:rPr>
+              <w:t>21/06/2025</w:t>
+            </w:r>
+          </w:p>
+        </w:tc>
+      </w:tr>
+      <w:tr>
+        <w:tc>
+          <w:tcPr>
+            <w:tcW w:type="dxa" w:w="680"/>
+            <w:shd w:val="clear" w:color="auto" w:fill="FFFFFF"/>
+            <w:tcBorders>
+              <w:top w:val="single" w:sz="4" w:space="0" w:color="000000"/>
+              <w:left w:val="single" w:sz="4" w:space="0" w:color="000000"/>
+              <w:bottom w:val="single" w:sz="4" w:space="0" w:color="000000"/>
+              <w:right w:val="single" w:sz="4" w:space="0" w:color="000000"/>
+            </w:tcBorders>
+            <w:vAlign w:val="center"/>
+          </w:tcPr>
+          <w:p>
+            <w:pPr>
+              <w:spacing w:before="40" w:after="40"/>
+              <w:jc w:val="left"/>
+            </w:pPr>
+            <w:r>
+              <w:rPr>
+                <w:rFonts w:ascii="Adani" w:hAnsi="Adani"/>
+                <w:b w:val="0"/>
+                <w:sz w:val="18"/>
+                <w:u w:val="none"/>
+              </w:rPr>
+              <w:t>6</w:t>
+            </w:r>
+          </w:p>
+        </w:tc>
+        <w:tc>
+          <w:tcPr>
+            <w:tcW w:type="dxa" w:w="3969"/>
+            <w:shd w:val="clear" w:color="auto" w:fill="FFFFFF"/>
+            <w:tcBorders>
+              <w:top w:val="single" w:sz="4" w:space="0" w:color="000000"/>
+              <w:left w:val="single" w:sz="4" w:space="0" w:color="000000"/>
+              <w:bottom w:val="single" w:sz="4" w:space="0" w:color="000000"/>
+              <w:right w:val="single" w:sz="4" w:space="0" w:color="000000"/>
+            </w:tcBorders>
+            <w:vAlign w:val="center"/>
+          </w:tcPr>
+          <w:p>
+            <w:pPr>
+              <w:spacing w:before="40" w:after="40"/>
+              <w:jc w:val="left"/>
+            </w:pPr>
+            <w:r>
+              <w:rPr>
+                <w:rFonts w:ascii="Adani" w:hAnsi="Adani"/>
+                <w:b w:val="0"/>
+                <w:sz w:val="18"/>
+                <w:u w:val="none"/>
+              </w:rPr>
+              <w:t>BARMER POWER TRANSMISSION SERVICE LIMITED</w:t>
+            </w:r>
+          </w:p>
+        </w:tc>
+        <w:tc>
+          <w:tcPr>
+            <w:tcW w:type="dxa" w:w="1814"/>
+            <w:shd w:val="clear" w:color="auto" w:fill="FFFFFF"/>
+            <w:tcBorders>
+              <w:top w:val="single" w:sz="4" w:space="0" w:color="000000"/>
+              <w:left w:val="single" w:sz="4" w:space="0" w:color="000000"/>
+              <w:bottom w:val="single" w:sz="4" w:space="0" w:color="000000"/>
+              <w:right w:val="single" w:sz="4" w:space="0" w:color="000000"/>
+            </w:tcBorders>
+            <w:vAlign w:val="center"/>
+          </w:tcPr>
+          <w:p>
+            <w:pPr>
+              <w:spacing w:before="40" w:after="40"/>
+              <w:jc w:val="left"/>
+            </w:pPr>
+            <w:r>
+              <w:rPr>
+                <w:rFonts w:ascii="Adani" w:hAnsi="Adani"/>
+                <w:b w:val="0"/>
+                <w:sz w:val="18"/>
+                <w:u w:val="none"/>
+              </w:rPr>
+              <w:t>Director</w:t>
+            </w:r>
+          </w:p>
+        </w:tc>
+        <w:tc>
+          <w:tcPr>
+            <w:tcW w:type="dxa" w:w="1020"/>
+            <w:shd w:val="clear" w:color="auto" w:fill="FFFFFF"/>
+            <w:tcBorders>
+              <w:top w:val="single" w:sz="4" w:space="0" w:color="000000"/>
+              <w:left w:val="single" w:sz="4" w:space="0" w:color="000000"/>
+              <w:bottom w:val="single" w:sz="4" w:space="0" w:color="000000"/>
+              <w:right w:val="single" w:sz="4" w:space="0" w:color="000000"/>
+            </w:tcBorders>
+            <w:vAlign w:val="center"/>
+          </w:tcPr>
+          <w:p>
+            <w:pPr>
+              <w:spacing w:before="40" w:after="40"/>
+              <w:jc w:val="left"/>
+            </w:pPr>
+            <w:r>
+              <w:rPr>
+                <w:rFonts w:ascii="Adani" w:hAnsi="Adani"/>
+                <w:b w:val="0"/>
+                <w:sz w:val="18"/>
+                <w:u w:val="none"/>
+              </w:rPr>
+              <w:t>NIL</w:t>
+            </w:r>
+          </w:p>
+        </w:tc>
+        <w:tc>
+          <w:tcPr>
+            <w:tcW w:type="dxa" w:w="1247"/>
+            <w:shd w:val="clear" w:color="auto" w:fill="FFFFFF"/>
+            <w:tcBorders>
+              <w:top w:val="single" w:sz="4" w:space="0" w:color="000000"/>
+              <w:left w:val="single" w:sz="4" w:space="0" w:color="000000"/>
+              <w:bottom w:val="single" w:sz="4" w:space="0" w:color="000000"/>
+              <w:right w:val="single" w:sz="4" w:space="0" w:color="000000"/>
+            </w:tcBorders>
+            <w:vAlign w:val="center"/>
+          </w:tcPr>
+          <w:p>
+            <w:pPr>
+              <w:spacing w:before="40" w:after="40"/>
+              <w:jc w:val="left"/>
+            </w:pPr>
+            <w:r>
+              <w:rPr>
+                <w:rFonts w:ascii="Adani" w:hAnsi="Adani"/>
+                <w:b w:val="0"/>
+                <w:sz w:val="18"/>
+                <w:u w:val="none"/>
+              </w:rPr>
+              <w:t>21/06/2025</w:t>
+            </w:r>
+          </w:p>
+        </w:tc>
+      </w:tr>
+      <w:tr>
+        <w:tc>
+          <w:tcPr>
+            <w:tcW w:type="dxa" w:w="680"/>
+            <w:shd w:val="clear" w:color="auto" w:fill="FFFFFF"/>
+            <w:tcBorders>
+              <w:top w:val="single" w:sz="4" w:space="0" w:color="000000"/>
+              <w:left w:val="single" w:sz="4" w:space="0" w:color="000000"/>
+              <w:bottom w:val="single" w:sz="4" w:space="0" w:color="000000"/>
+              <w:right w:val="single" w:sz="4" w:space="0" w:color="000000"/>
+            </w:tcBorders>
+            <w:vAlign w:val="center"/>
+          </w:tcPr>
+          <w:p>
+            <w:pPr>
+              <w:spacing w:before="40" w:after="40"/>
+              <w:jc w:val="left"/>
+            </w:pPr>
+            <w:r>
+              <w:rPr>
+                <w:rFonts w:ascii="Adani" w:hAnsi="Adani"/>
+                <w:b w:val="0"/>
+                <w:sz w:val="18"/>
+                <w:u w:val="none"/>
+              </w:rPr>
+              <w:t>7</w:t>
+            </w:r>
+          </w:p>
+        </w:tc>
+        <w:tc>
+          <w:tcPr>
+            <w:tcW w:type="dxa" w:w="3969"/>
+            <w:shd w:val="clear" w:color="auto" w:fill="FFFFFF"/>
+            <w:tcBorders>
+              <w:top w:val="single" w:sz="4" w:space="0" w:color="000000"/>
+              <w:left w:val="single" w:sz="4" w:space="0" w:color="000000"/>
+              <w:bottom w:val="single" w:sz="4" w:space="0" w:color="000000"/>
+              <w:right w:val="single" w:sz="4" w:space="0" w:color="000000"/>
+            </w:tcBorders>
+            <w:vAlign w:val="center"/>
+          </w:tcPr>
+          <w:p>
+            <w:pPr>
+              <w:spacing w:before="40" w:after="40"/>
+              <w:jc w:val="left"/>
+            </w:pPr>
+            <w:r>
+              <w:rPr>
+                <w:rFonts w:ascii="Adani" w:hAnsi="Adani"/>
+                <w:b w:val="0"/>
+                <w:sz w:val="18"/>
+                <w:u w:val="none"/>
+              </w:rPr>
+              <w:t>THAR POWER TRANSMISSION SERVICE LIMITED</w:t>
+            </w:r>
+          </w:p>
+        </w:tc>
+        <w:tc>
+          <w:tcPr>
+            <w:tcW w:type="dxa" w:w="1814"/>
+            <w:shd w:val="clear" w:color="auto" w:fill="FFFFFF"/>
+            <w:tcBorders>
+              <w:top w:val="single" w:sz="4" w:space="0" w:color="000000"/>
+              <w:left w:val="single" w:sz="4" w:space="0" w:color="000000"/>
+              <w:bottom w:val="single" w:sz="4" w:space="0" w:color="000000"/>
+              <w:right w:val="single" w:sz="4" w:space="0" w:color="000000"/>
+            </w:tcBorders>
+            <w:vAlign w:val="center"/>
+          </w:tcPr>
+          <w:p>
+            <w:pPr>
+              <w:spacing w:before="40" w:after="40"/>
+              <w:jc w:val="left"/>
+            </w:pPr>
+            <w:r>
+              <w:rPr>
+                <w:rFonts w:ascii="Adani" w:hAnsi="Adani"/>
+                <w:b w:val="0"/>
+                <w:sz w:val="18"/>
+                <w:u w:val="none"/>
+              </w:rPr>
+              <w:t>Director</w:t>
+            </w:r>
+          </w:p>
+        </w:tc>
+        <w:tc>
+          <w:tcPr>
+            <w:tcW w:type="dxa" w:w="1020"/>
+            <w:shd w:val="clear" w:color="auto" w:fill="FFFFFF"/>
+            <w:tcBorders>
+              <w:top w:val="single" w:sz="4" w:space="0" w:color="000000"/>
+              <w:left w:val="single" w:sz="4" w:space="0" w:color="000000"/>
+              <w:bottom w:val="single" w:sz="4" w:space="0" w:color="000000"/>
+              <w:right w:val="single" w:sz="4" w:space="0" w:color="000000"/>
+            </w:tcBorders>
+            <w:vAlign w:val="center"/>
+          </w:tcPr>
+          <w:p>
+            <w:pPr>
+              <w:spacing w:before="40" w:after="40"/>
+              <w:jc w:val="left"/>
+            </w:pPr>
+            <w:r>
+              <w:rPr>
+                <w:rFonts w:ascii="Adani" w:hAnsi="Adani"/>
+                <w:b w:val="0"/>
+                <w:sz w:val="18"/>
+                <w:u w:val="none"/>
+              </w:rPr>
+              <w:t>NIL</w:t>
+            </w:r>
+          </w:p>
+        </w:tc>
+        <w:tc>
+          <w:tcPr>
+            <w:tcW w:type="dxa" w:w="1247"/>
+            <w:shd w:val="clear" w:color="auto" w:fill="FFFFFF"/>
+            <w:tcBorders>
+              <w:top w:val="single" w:sz="4" w:space="0" w:color="000000"/>
+              <w:left w:val="single" w:sz="4" w:space="0" w:color="000000"/>
+              <w:bottom w:val="single" w:sz="4" w:space="0" w:color="000000"/>
+              <w:right w:val="single" w:sz="4" w:space="0" w:color="000000"/>
+            </w:tcBorders>
+            <w:vAlign w:val="center"/>
+          </w:tcPr>
+          <w:p>
+            <w:pPr>
+              <w:spacing w:before="40" w:after="40"/>
+              <w:jc w:val="left"/>
+            </w:pPr>
+            <w:r>
+              <w:rPr>
+                <w:rFonts w:ascii="Adani" w:hAnsi="Adani"/>
+                <w:b w:val="0"/>
+                <w:sz w:val="18"/>
+                <w:u w:val="none"/>
+              </w:rPr>
+              <w:t>21/06/2025</w:t>
+            </w:r>
+          </w:p>
+        </w:tc>
+      </w:tr>
+      <w:tr>
+        <w:tc>
+          <w:tcPr>
+            <w:tcW w:type="dxa" w:w="680"/>
+            <w:shd w:val="clear" w:color="auto" w:fill="FFFFFF"/>
+            <w:tcBorders>
+              <w:top w:val="single" w:sz="4" w:space="0" w:color="000000"/>
+              <w:left w:val="single" w:sz="4" w:space="0" w:color="000000"/>
+              <w:bottom w:val="single" w:sz="4" w:space="0" w:color="000000"/>
+              <w:right w:val="single" w:sz="4" w:space="0" w:color="000000"/>
+            </w:tcBorders>
+            <w:vAlign w:val="center"/>
+          </w:tcPr>
+          <w:p>
+            <w:pPr>
+              <w:spacing w:before="40" w:after="40"/>
+              <w:jc w:val="left"/>
+            </w:pPr>
+            <w:r>
+              <w:rPr>
+                <w:rFonts w:ascii="Adani" w:hAnsi="Adani"/>
+                <w:b w:val="0"/>
+                <w:sz w:val="18"/>
+                <w:u w:val="none"/>
+              </w:rPr>
+              <w:t>8</w:t>
+            </w:r>
+          </w:p>
+        </w:tc>
+        <w:tc>
+          <w:tcPr>
+            <w:tcW w:type="dxa" w:w="3969"/>
+            <w:shd w:val="clear" w:color="auto" w:fill="FFFFFF"/>
+            <w:tcBorders>
+              <w:top w:val="single" w:sz="4" w:space="0" w:color="000000"/>
+              <w:left w:val="single" w:sz="4" w:space="0" w:color="000000"/>
+              <w:bottom w:val="single" w:sz="4" w:space="0" w:color="000000"/>
+              <w:right w:val="single" w:sz="4" w:space="0" w:color="000000"/>
+            </w:tcBorders>
+            <w:vAlign w:val="center"/>
+          </w:tcPr>
+          <w:p>
+            <w:pPr>
+              <w:spacing w:before="40" w:after="40"/>
+              <w:jc w:val="left"/>
+            </w:pPr>
+            <w:r>
+              <w:rPr>
+                <w:rFonts w:ascii="Adani" w:hAnsi="Adani"/>
+                <w:b w:val="0"/>
+                <w:sz w:val="18"/>
+                <w:u w:val="none"/>
+              </w:rPr>
+              <w:t>SIPAT TRANSMISSION LIMITED</w:t>
+            </w:r>
+          </w:p>
+        </w:tc>
+        <w:tc>
+          <w:tcPr>
+            <w:tcW w:type="dxa" w:w="1814"/>
+            <w:shd w:val="clear" w:color="auto" w:fill="FFFFFF"/>
+            <w:tcBorders>
+              <w:top w:val="single" w:sz="4" w:space="0" w:color="000000"/>
+              <w:left w:val="single" w:sz="4" w:space="0" w:color="000000"/>
+              <w:bottom w:val="single" w:sz="4" w:space="0" w:color="000000"/>
+              <w:right w:val="single" w:sz="4" w:space="0" w:color="000000"/>
+            </w:tcBorders>
+            <w:vAlign w:val="center"/>
+          </w:tcPr>
+          <w:p>
+            <w:pPr>
+              <w:spacing w:before="40" w:after="40"/>
+              <w:jc w:val="left"/>
+            </w:pPr>
+            <w:r>
+              <w:rPr>
+                <w:rFonts w:ascii="Adani" w:hAnsi="Adani"/>
+                <w:b w:val="0"/>
+                <w:sz w:val="18"/>
+                <w:u w:val="none"/>
+              </w:rPr>
+              <w:t>Director</w:t>
+            </w:r>
+          </w:p>
+        </w:tc>
+        <w:tc>
+          <w:tcPr>
+            <w:tcW w:type="dxa" w:w="1020"/>
+            <w:shd w:val="clear" w:color="auto" w:fill="FFFFFF"/>
+            <w:tcBorders>
+              <w:top w:val="single" w:sz="4" w:space="0" w:color="000000"/>
+              <w:left w:val="single" w:sz="4" w:space="0" w:color="000000"/>
+              <w:bottom w:val="single" w:sz="4" w:space="0" w:color="000000"/>
+              <w:right w:val="single" w:sz="4" w:space="0" w:color="000000"/>
+            </w:tcBorders>
+            <w:vAlign w:val="center"/>
+          </w:tcPr>
+          <w:p>
+            <w:pPr>
+              <w:spacing w:before="40" w:after="40"/>
+              <w:jc w:val="left"/>
+            </w:pPr>
+            <w:r>
+              <w:rPr>
+                <w:rFonts w:ascii="Adani" w:hAnsi="Adani"/>
+                <w:b w:val="0"/>
+                <w:sz w:val="18"/>
+                <w:u w:val="none"/>
+              </w:rPr>
+              <w:t>NIL</w:t>
+            </w:r>
+          </w:p>
+        </w:tc>
+        <w:tc>
+          <w:tcPr>
+            <w:tcW w:type="dxa" w:w="1247"/>
+            <w:shd w:val="clear" w:color="auto" w:fill="FFFFFF"/>
+            <w:tcBorders>
+              <w:top w:val="single" w:sz="4" w:space="0" w:color="000000"/>
+              <w:left w:val="single" w:sz="4" w:space="0" w:color="000000"/>
+              <w:bottom w:val="single" w:sz="4" w:space="0" w:color="000000"/>
+              <w:right w:val="single" w:sz="4" w:space="0" w:color="000000"/>
+            </w:tcBorders>
+            <w:vAlign w:val="center"/>
+          </w:tcPr>
+          <w:p>
+            <w:pPr>
+              <w:spacing w:before="40" w:after="40"/>
+              <w:jc w:val="left"/>
+            </w:pPr>
+            <w:r>
+              <w:rPr>
+                <w:rFonts w:ascii="Adani" w:hAnsi="Adani"/>
+                <w:b w:val="0"/>
+                <w:sz w:val="18"/>
+                <w:u w:val="none"/>
+              </w:rPr>
+              <w:t>17/06/2025</w:t>
+            </w:r>
+          </w:p>
+        </w:tc>
+      </w:tr>
+      <w:tr>
+        <w:tc>
+          <w:tcPr>
+            <w:tcW w:type="dxa" w:w="680"/>
+            <w:shd w:val="clear" w:color="auto" w:fill="FFFFFF"/>
+            <w:tcBorders>
+              <w:top w:val="single" w:sz="4" w:space="0" w:color="000000"/>
+              <w:left w:val="single" w:sz="4" w:space="0" w:color="000000"/>
+              <w:bottom w:val="single" w:sz="4" w:space="0" w:color="000000"/>
+              <w:right w:val="single" w:sz="4" w:space="0" w:color="000000"/>
+            </w:tcBorders>
+            <w:vAlign w:val="center"/>
+          </w:tcPr>
+          <w:p>
+            <w:pPr>
+              <w:spacing w:before="40" w:after="40"/>
+              <w:jc w:val="left"/>
+            </w:pPr>
+            <w:r>
+              <w:rPr>
+                <w:rFonts w:ascii="Adani" w:hAnsi="Adani"/>
+                <w:b w:val="0"/>
+                <w:sz w:val="18"/>
+                <w:u w:val="none"/>
+              </w:rPr>
+              <w:t>9</w:t>
+            </w:r>
+          </w:p>
+        </w:tc>
+        <w:tc>
+          <w:tcPr>
+            <w:tcW w:type="dxa" w:w="3969"/>
+            <w:shd w:val="clear" w:color="auto" w:fill="FFFFFF"/>
+            <w:tcBorders>
+              <w:top w:val="single" w:sz="4" w:space="0" w:color="000000"/>
+              <w:left w:val="single" w:sz="4" w:space="0" w:color="000000"/>
+              <w:bottom w:val="single" w:sz="4" w:space="0" w:color="000000"/>
+              <w:right w:val="single" w:sz="4" w:space="0" w:color="000000"/>
+            </w:tcBorders>
+            <w:vAlign w:val="center"/>
+          </w:tcPr>
+          <w:p>
+            <w:pPr>
+              <w:spacing w:before="40" w:after="40"/>
+              <w:jc w:val="left"/>
+            </w:pPr>
+            <w:r>
+              <w:rPr>
+                <w:rFonts w:ascii="Adani" w:hAnsi="Adani"/>
+                <w:b w:val="0"/>
+                <w:sz w:val="18"/>
+                <w:u w:val="none"/>
+              </w:rPr>
+              <w:t>CHHATTISGARH-WR TRANSMISSION LIMITED</w:t>
+            </w:r>
+          </w:p>
+        </w:tc>
+        <w:tc>
+          <w:tcPr>
+            <w:tcW w:type="dxa" w:w="1814"/>
+            <w:shd w:val="clear" w:color="auto" w:fill="FFFFFF"/>
+            <w:tcBorders>
+              <w:top w:val="single" w:sz="4" w:space="0" w:color="000000"/>
+              <w:left w:val="single" w:sz="4" w:space="0" w:color="000000"/>
+              <w:bottom w:val="single" w:sz="4" w:space="0" w:color="000000"/>
+              <w:right w:val="single" w:sz="4" w:space="0" w:color="000000"/>
+            </w:tcBorders>
+            <w:vAlign w:val="center"/>
+          </w:tcPr>
+          <w:p>
+            <w:pPr>
+              <w:spacing w:before="40" w:after="40"/>
+              <w:jc w:val="left"/>
+            </w:pPr>
+            <w:r>
+              <w:rPr>
+                <w:rFonts w:ascii="Adani" w:hAnsi="Adani"/>
+                <w:b w:val="0"/>
+                <w:sz w:val="18"/>
+                <w:u w:val="none"/>
+              </w:rPr>
+              <w:t>Director</w:t>
+            </w:r>
+          </w:p>
+        </w:tc>
+        <w:tc>
+          <w:tcPr>
+            <w:tcW w:type="dxa" w:w="1020"/>
+            <w:shd w:val="clear" w:color="auto" w:fill="FFFFFF"/>
+            <w:tcBorders>
+              <w:top w:val="single" w:sz="4" w:space="0" w:color="000000"/>
+              <w:left w:val="single" w:sz="4" w:space="0" w:color="000000"/>
+              <w:bottom w:val="single" w:sz="4" w:space="0" w:color="000000"/>
+              <w:right w:val="single" w:sz="4" w:space="0" w:color="000000"/>
+            </w:tcBorders>
+            <w:vAlign w:val="center"/>
+          </w:tcPr>
+          <w:p>
+            <w:pPr>
+              <w:spacing w:before="40" w:after="40"/>
+              <w:jc w:val="left"/>
+            </w:pPr>
+            <w:r>
+              <w:rPr>
+                <w:rFonts w:ascii="Adani" w:hAnsi="Adani"/>
+                <w:b w:val="0"/>
+                <w:sz w:val="18"/>
+                <w:u w:val="none"/>
+              </w:rPr>
+              <w:t>NIL</w:t>
+            </w:r>
+          </w:p>
+        </w:tc>
+        <w:tc>
+          <w:tcPr>
+            <w:tcW w:type="dxa" w:w="1247"/>
+            <w:shd w:val="clear" w:color="auto" w:fill="FFFFFF"/>
+            <w:tcBorders>
+              <w:top w:val="single" w:sz="4" w:space="0" w:color="000000"/>
+              <w:left w:val="single" w:sz="4" w:space="0" w:color="000000"/>
+              <w:bottom w:val="single" w:sz="4" w:space="0" w:color="000000"/>
+              <w:right w:val="single" w:sz="4" w:space="0" w:color="000000"/>
+            </w:tcBorders>
+            <w:vAlign w:val="center"/>
+          </w:tcPr>
+          <w:p>
+            <w:pPr>
+              <w:spacing w:before="40" w:after="40"/>
+              <w:jc w:val="left"/>
+            </w:pPr>
+            <w:r>
+              <w:rPr>
+                <w:rFonts w:ascii="Adani" w:hAnsi="Adani"/>
+                <w:b w:val="0"/>
+                <w:sz w:val="18"/>
+                <w:u w:val="none"/>
+              </w:rPr>
+              <w:t>17/06/2025</w:t>
+            </w:r>
+          </w:p>
+        </w:tc>
+      </w:tr>
+      <w:tr>
+        <w:tc>
+          <w:tcPr>
+            <w:tcW w:type="dxa" w:w="680"/>
+            <w:shd w:val="clear" w:color="auto" w:fill="FFFFFF"/>
+            <w:tcBorders>
+              <w:top w:val="single" w:sz="4" w:space="0" w:color="000000"/>
+              <w:left w:val="single" w:sz="4" w:space="0" w:color="000000"/>
+              <w:bottom w:val="single" w:sz="4" w:space="0" w:color="000000"/>
+              <w:right w:val="single" w:sz="4" w:space="0" w:color="000000"/>
+            </w:tcBorders>
+            <w:vAlign w:val="center"/>
+          </w:tcPr>
+          <w:p>
+            <w:pPr>
+              <w:spacing w:before="40" w:after="40"/>
+              <w:jc w:val="left"/>
+            </w:pPr>
+            <w:r>
+              <w:rPr>
+                <w:rFonts w:ascii="Adani" w:hAnsi="Adani"/>
+                <w:b w:val="0"/>
+                <w:sz w:val="18"/>
+                <w:u w:val="none"/>
+              </w:rPr>
+              <w:t>10</w:t>
+            </w:r>
+          </w:p>
+        </w:tc>
+        <w:tc>
+          <w:tcPr>
+            <w:tcW w:type="dxa" w:w="3969"/>
+            <w:shd w:val="clear" w:color="auto" w:fill="FFFFFF"/>
+            <w:tcBorders>
+              <w:top w:val="single" w:sz="4" w:space="0" w:color="000000"/>
+              <w:left w:val="single" w:sz="4" w:space="0" w:color="000000"/>
+              <w:bottom w:val="single" w:sz="4" w:space="0" w:color="000000"/>
+              <w:right w:val="single" w:sz="4" w:space="0" w:color="000000"/>
+            </w:tcBorders>
+            <w:vAlign w:val="center"/>
+          </w:tcPr>
+          <w:p>
+            <w:pPr>
+              <w:spacing w:before="40" w:after="40"/>
+              <w:jc w:val="left"/>
+            </w:pPr>
+            <w:r>
+              <w:rPr>
+                <w:rFonts w:ascii="Adani" w:hAnsi="Adani"/>
+                <w:b w:val="0"/>
+                <w:sz w:val="18"/>
+                <w:u w:val="none"/>
+              </w:rPr>
+              <w:t>SURYAPET KHAMMAM ROAD LIMITED</w:t>
             </w:r>
           </w:p>
         </w:tc>
@@ -787,7 +1781,149 @@
                 <w:sz w:val="18"/>
                 <w:u w:val="none"/>
               </w:rPr>
-              <w:t>4</w:t>
+              <w:t>11</w:t>
+            </w:r>
+          </w:p>
+        </w:tc>
+        <w:tc>
+          <w:tcPr>
+            <w:tcW w:type="dxa" w:w="3969"/>
+            <w:shd w:val="clear" w:color="auto" w:fill="FFFFFF"/>
+            <w:tcBorders>
+              <w:top w:val="single" w:sz="4" w:space="0" w:color="000000"/>
+              <w:left w:val="single" w:sz="4" w:space="0" w:color="000000"/>
+              <w:bottom w:val="single" w:sz="4" w:space="0" w:color="000000"/>
+              <w:right w:val="single" w:sz="4" w:space="0" w:color="000000"/>
+            </w:tcBorders>
+            <w:vAlign w:val="center"/>
+          </w:tcPr>
+          <w:p>
+            <w:pPr>
+              <w:spacing w:before="40" w:after="40"/>
+              <w:jc w:val="left"/>
+            </w:pPr>
+            <w:r>
+              <w:rPr>
+                <w:rFonts w:ascii="Adani" w:hAnsi="Adani"/>
+                <w:b w:val="0"/>
+                <w:sz w:val="18"/>
+                <w:u w:val="none"/>
+              </w:rPr>
+              <w:t>MANCHERIAL REPALLEWADA ROAD LIMITED</w:t>
+            </w:r>
+          </w:p>
+        </w:tc>
+        <w:tc>
+          <w:tcPr>
+            <w:tcW w:type="dxa" w:w="1814"/>
+            <w:shd w:val="clear" w:color="auto" w:fill="FFFFFF"/>
+            <w:tcBorders>
+              <w:top w:val="single" w:sz="4" w:space="0" w:color="000000"/>
+              <w:left w:val="single" w:sz="4" w:space="0" w:color="000000"/>
+              <w:bottom w:val="single" w:sz="4" w:space="0" w:color="000000"/>
+              <w:right w:val="single" w:sz="4" w:space="0" w:color="000000"/>
+            </w:tcBorders>
+            <w:vAlign w:val="center"/>
+          </w:tcPr>
+          <w:p>
+            <w:pPr>
+              <w:spacing w:before="40" w:after="40"/>
+              <w:jc w:val="left"/>
+            </w:pPr>
+            <w:r>
+              <w:rPr>
+                <w:rFonts w:ascii="Adani" w:hAnsi="Adani"/>
+                <w:b w:val="0"/>
+                <w:sz w:val="18"/>
+                <w:u w:val="none"/>
+              </w:rPr>
+              <w:t>Director</w:t>
+            </w:r>
+          </w:p>
+        </w:tc>
+        <w:tc>
+          <w:tcPr>
+            <w:tcW w:type="dxa" w:w="1020"/>
+            <w:shd w:val="clear" w:color="auto" w:fill="FFFFFF"/>
+            <w:tcBorders>
+              <w:top w:val="single" w:sz="4" w:space="0" w:color="000000"/>
+              <w:left w:val="single" w:sz="4" w:space="0" w:color="000000"/>
+              <w:bottom w:val="single" w:sz="4" w:space="0" w:color="000000"/>
+              <w:right w:val="single" w:sz="4" w:space="0" w:color="000000"/>
+            </w:tcBorders>
+            <w:vAlign w:val="center"/>
+          </w:tcPr>
+          <w:p>
+            <w:pPr>
+              <w:spacing w:before="40" w:after="40"/>
+              <w:jc w:val="left"/>
+            </w:pPr>
+            <w:r>
+              <w:rPr>
+                <w:rFonts w:ascii="Adani" w:hAnsi="Adani"/>
+                <w:b w:val="0"/>
+                <w:sz w:val="18"/>
+                <w:u w:val="none"/>
+              </w:rPr>
+              <w:t>NIL</w:t>
+            </w:r>
+          </w:p>
+        </w:tc>
+        <w:tc>
+          <w:tcPr>
+            <w:tcW w:type="dxa" w:w="1247"/>
+            <w:shd w:val="clear" w:color="auto" w:fill="FFFFFF"/>
+            <w:tcBorders>
+              <w:top w:val="single" w:sz="4" w:space="0" w:color="000000"/>
+              <w:left w:val="single" w:sz="4" w:space="0" w:color="000000"/>
+              <w:bottom w:val="single" w:sz="4" w:space="0" w:color="000000"/>
+              <w:right w:val="single" w:sz="4" w:space="0" w:color="000000"/>
+            </w:tcBorders>
+            <w:vAlign w:val="center"/>
+          </w:tcPr>
+          <w:p>
+            <w:pPr>
+              <w:spacing w:before="40" w:after="40"/>
+              <w:jc w:val="left"/>
+            </w:pPr>
+            <w:r>
+              <w:rPr>
+                <w:rFonts w:ascii="Adani" w:hAnsi="Adani"/>
+                <w:b w:val="0"/>
+                <w:sz w:val="18"/>
+                <w:u w:val="none"/>
+              </w:rPr>
+              <w:t>28/02/2025</w:t>
+            </w:r>
+          </w:p>
+        </w:tc>
+      </w:tr>
+      <w:tr>
+        <w:tc>
+          <w:tcPr>
+            <w:tcW w:type="dxa" w:w="680"/>
+            <w:shd w:val="clear" w:color="auto" w:fill="FFFFFF"/>
+            <w:tcBorders>
+              <w:top w:val="single" w:sz="4" w:space="0" w:color="000000"/>
+              <w:left w:val="single" w:sz="4" w:space="0" w:color="000000"/>
+              <w:bottom w:val="single" w:sz="4" w:space="0" w:color="000000"/>
+              <w:right w:val="single" w:sz="4" w:space="0" w:color="000000"/>
+            </w:tcBorders>
+            <w:vAlign w:val="center"/>
+          </w:tcPr>
+          <w:p>
+            <w:pPr>
+              <w:spacing w:before="40" w:after="40"/>
+              <w:jc w:val="left"/>
+            </w:pPr>
+            <w:r>
+              <w:rPr>
+                <w:rFonts w:ascii="Adani" w:hAnsi="Adani"/>
+                <w:b w:val="0"/>
+                <w:sz w:val="18"/>
+                <w:u w:val="none"/>
+              </w:rPr>
+              <w:t>12</w:t>
             </w:r>
           </w:p>
         </w:tc>
@@ -929,7 +2065,7 @@
                 <w:sz w:val="18"/>
                 <w:u w:val="none"/>
               </w:rPr>
-              <w:t>5</w:t>
+              <w:t>13</w:t>
             </w:r>
           </w:p>
         </w:tc>
@@ -957,7 +2093,7 @@
                 <w:sz w:val="18"/>
                 <w:u w:val="none"/>
               </w:rPr>
-              <w:t>MANCHERIAL REPALLEWADA ROAD PRIVATE LIMITED</w:t>
+              <w:t>ASSORTED CORPCON PRIVATE LIMITED</w:t>
             </w:r>
           </w:p>
         </w:tc>
@@ -985,7 +2121,7 @@
                 <w:sz w:val="18"/>
                 <w:u w:val="none"/>
               </w:rPr>
-              <w:t>Additional Director</w:t>
+              <w:t>Director</w:t>
             </w:r>
           </w:p>
         </w:tc>
@@ -1041,7 +2177,7 @@
                 <w:sz w:val="18"/>
                 <w:u w:val="none"/>
               </w:rPr>
-              <w:t>09/12/2024</w:t>
+              <w:t>30/09/2024</w:t>
             </w:r>
           </w:p>
         </w:tc>
@@ -1071,859 +2207,7 @@
                 <w:sz w:val="18"/>
                 <w:u w:val="none"/>
               </w:rPr>
-              <w:t>6</w:t>
-            </w:r>
-          </w:p>
-        </w:tc>
-        <w:tc>
-          <w:tcPr>
-            <w:tcW w:type="dxa" w:w="3969"/>
-            <w:shd w:val="clear" w:color="auto" w:fill="FFFFFF"/>
-            <w:tcBorders>
-              <w:top w:val="single" w:sz="4" w:space="0" w:color="000000"/>
-              <w:left w:val="single" w:sz="4" w:space="0" w:color="000000"/>
-              <w:bottom w:val="single" w:sz="4" w:space="0" w:color="000000"/>
-              <w:right w:val="single" w:sz="4" w:space="0" w:color="000000"/>
-            </w:tcBorders>
-            <w:vAlign w:val="center"/>
-          </w:tcPr>
-          <w:p>
-            <w:pPr>
-              <w:spacing w:before="40" w:after="40"/>
-              <w:jc w:val="left"/>
-            </w:pPr>
-            <w:r>
-              <w:rPr>
-                <w:rFonts w:ascii="Adani" w:hAnsi="Adani"/>
-                <w:b w:val="0"/>
-                <w:sz w:val="18"/>
-                <w:u w:val="none"/>
-              </w:rPr>
-              <w:t>RAIPUR-RAJNANDGAON-WARORA TRANSMISSION LIMITED</w:t>
-            </w:r>
-          </w:p>
-        </w:tc>
-        <w:tc>
-          <w:tcPr>
-            <w:tcW w:type="dxa" w:w="1814"/>
-            <w:shd w:val="clear" w:color="auto" w:fill="FFFFFF"/>
-            <w:tcBorders>
-              <w:top w:val="single" w:sz="4" w:space="0" w:color="000000"/>
-              <w:left w:val="single" w:sz="4" w:space="0" w:color="000000"/>
-              <w:bottom w:val="single" w:sz="4" w:space="0" w:color="000000"/>
-              <w:right w:val="single" w:sz="4" w:space="0" w:color="000000"/>
-            </w:tcBorders>
-            <w:vAlign w:val="center"/>
-          </w:tcPr>
-          <w:p>
-            <w:pPr>
-              <w:spacing w:before="40" w:after="40"/>
-              <w:jc w:val="left"/>
-            </w:pPr>
-            <w:r>
-              <w:rPr>
-                <w:rFonts w:ascii="Adani" w:hAnsi="Adani"/>
-                <w:b w:val="0"/>
-                <w:sz w:val="18"/>
-                <w:u w:val="none"/>
-              </w:rPr>
-              <w:t>Additional Director</w:t>
-            </w:r>
-          </w:p>
-        </w:tc>
-        <w:tc>
-          <w:tcPr>
-            <w:tcW w:type="dxa" w:w="1020"/>
-            <w:shd w:val="clear" w:color="auto" w:fill="FFFFFF"/>
-            <w:tcBorders>
-              <w:top w:val="single" w:sz="4" w:space="0" w:color="000000"/>
-              <w:left w:val="single" w:sz="4" w:space="0" w:color="000000"/>
-              <w:bottom w:val="single" w:sz="4" w:space="0" w:color="000000"/>
-              <w:right w:val="single" w:sz="4" w:space="0" w:color="000000"/>
-            </w:tcBorders>
-            <w:vAlign w:val="center"/>
-          </w:tcPr>
-          <w:p>
-            <w:pPr>
-              <w:spacing w:before="40" w:after="40"/>
-              <w:jc w:val="left"/>
-            </w:pPr>
-            <w:r>
-              <w:rPr>
-                <w:rFonts w:ascii="Adani" w:hAnsi="Adani"/>
-                <w:b w:val="0"/>
-                <w:sz w:val="18"/>
-                <w:u w:val="none"/>
-              </w:rPr>
-              <w:t>NIL</w:t>
-            </w:r>
-          </w:p>
-        </w:tc>
-        <w:tc>
-          <w:tcPr>
-            <w:tcW w:type="dxa" w:w="1247"/>
-            <w:shd w:val="clear" w:color="auto" w:fill="FFFFFF"/>
-            <w:tcBorders>
-              <w:top w:val="single" w:sz="4" w:space="0" w:color="000000"/>
-              <w:left w:val="single" w:sz="4" w:space="0" w:color="000000"/>
-              <w:bottom w:val="single" w:sz="4" w:space="0" w:color="000000"/>
-              <w:right w:val="single" w:sz="4" w:space="0" w:color="000000"/>
-            </w:tcBorders>
-            <w:vAlign w:val="center"/>
-          </w:tcPr>
-          <w:p>
-            <w:pPr>
-              <w:spacing w:before="40" w:after="40"/>
-              <w:jc w:val="left"/>
-            </w:pPr>
-            <w:r>
-              <w:rPr>
-                <w:rFonts w:ascii="Adani" w:hAnsi="Adani"/>
-                <w:b w:val="0"/>
-                <w:sz w:val="18"/>
-                <w:u w:val="none"/>
-              </w:rPr>
-              <w:t>22/11/2024</w:t>
-            </w:r>
-          </w:p>
-        </w:tc>
-      </w:tr>
-      <w:tr>
-        <w:tc>
-          <w:tcPr>
-            <w:tcW w:type="dxa" w:w="680"/>
-            <w:shd w:val="clear" w:color="auto" w:fill="FFFFFF"/>
-            <w:tcBorders>
-              <w:top w:val="single" w:sz="4" w:space="0" w:color="000000"/>
-              <w:left w:val="single" w:sz="4" w:space="0" w:color="000000"/>
-              <w:bottom w:val="single" w:sz="4" w:space="0" w:color="000000"/>
-              <w:right w:val="single" w:sz="4" w:space="0" w:color="000000"/>
-            </w:tcBorders>
-            <w:vAlign w:val="center"/>
-          </w:tcPr>
-          <w:p>
-            <w:pPr>
-              <w:spacing w:before="40" w:after="40"/>
-              <w:jc w:val="left"/>
-            </w:pPr>
-            <w:r>
-              <w:rPr>
-                <w:rFonts w:ascii="Adani" w:hAnsi="Adani"/>
-                <w:b w:val="0"/>
-                <w:sz w:val="18"/>
-                <w:u w:val="none"/>
-              </w:rPr>
-              <w:t>7</w:t>
-            </w:r>
-          </w:p>
-        </w:tc>
-        <w:tc>
-          <w:tcPr>
-            <w:tcW w:type="dxa" w:w="3969"/>
-            <w:shd w:val="clear" w:color="auto" w:fill="FFFFFF"/>
-            <w:tcBorders>
-              <w:top w:val="single" w:sz="4" w:space="0" w:color="000000"/>
-              <w:left w:val="single" w:sz="4" w:space="0" w:color="000000"/>
-              <w:bottom w:val="single" w:sz="4" w:space="0" w:color="000000"/>
-              <w:right w:val="single" w:sz="4" w:space="0" w:color="000000"/>
-            </w:tcBorders>
-            <w:vAlign w:val="center"/>
-          </w:tcPr>
-          <w:p>
-            <w:pPr>
-              <w:spacing w:before="40" w:after="40"/>
-              <w:jc w:val="left"/>
-            </w:pPr>
-            <w:r>
-              <w:rPr>
-                <w:rFonts w:ascii="Adani" w:hAnsi="Adani"/>
-                <w:b w:val="0"/>
-                <w:sz w:val="18"/>
-                <w:u w:val="none"/>
-              </w:rPr>
-              <w:t>THAR POWER TRANSMISSION SERVICE LIMITED</w:t>
-            </w:r>
-          </w:p>
-        </w:tc>
-        <w:tc>
-          <w:tcPr>
-            <w:tcW w:type="dxa" w:w="1814"/>
-            <w:shd w:val="clear" w:color="auto" w:fill="FFFFFF"/>
-            <w:tcBorders>
-              <w:top w:val="single" w:sz="4" w:space="0" w:color="000000"/>
-              <w:left w:val="single" w:sz="4" w:space="0" w:color="000000"/>
-              <w:bottom w:val="single" w:sz="4" w:space="0" w:color="000000"/>
-              <w:right w:val="single" w:sz="4" w:space="0" w:color="000000"/>
-            </w:tcBorders>
-            <w:vAlign w:val="center"/>
-          </w:tcPr>
-          <w:p>
-            <w:pPr>
-              <w:spacing w:before="40" w:after="40"/>
-              <w:jc w:val="left"/>
-            </w:pPr>
-            <w:r>
-              <w:rPr>
-                <w:rFonts w:ascii="Adani" w:hAnsi="Adani"/>
-                <w:b w:val="0"/>
-                <w:sz w:val="18"/>
-                <w:u w:val="none"/>
-              </w:rPr>
-              <w:t>Additional Director</w:t>
-            </w:r>
-          </w:p>
-        </w:tc>
-        <w:tc>
-          <w:tcPr>
-            <w:tcW w:type="dxa" w:w="1020"/>
-            <w:shd w:val="clear" w:color="auto" w:fill="FFFFFF"/>
-            <w:tcBorders>
-              <w:top w:val="single" w:sz="4" w:space="0" w:color="000000"/>
-              <w:left w:val="single" w:sz="4" w:space="0" w:color="000000"/>
-              <w:bottom w:val="single" w:sz="4" w:space="0" w:color="000000"/>
-              <w:right w:val="single" w:sz="4" w:space="0" w:color="000000"/>
-            </w:tcBorders>
-            <w:vAlign w:val="center"/>
-          </w:tcPr>
-          <w:p>
-            <w:pPr>
-              <w:spacing w:before="40" w:after="40"/>
-              <w:jc w:val="left"/>
-            </w:pPr>
-            <w:r>
-              <w:rPr>
-                <w:rFonts w:ascii="Adani" w:hAnsi="Adani"/>
-                <w:b w:val="0"/>
-                <w:sz w:val="18"/>
-                <w:u w:val="none"/>
-              </w:rPr>
-              <w:t>NIL</w:t>
-            </w:r>
-          </w:p>
-        </w:tc>
-        <w:tc>
-          <w:tcPr>
-            <w:tcW w:type="dxa" w:w="1247"/>
-            <w:shd w:val="clear" w:color="auto" w:fill="FFFFFF"/>
-            <w:tcBorders>
-              <w:top w:val="single" w:sz="4" w:space="0" w:color="000000"/>
-              <w:left w:val="single" w:sz="4" w:space="0" w:color="000000"/>
-              <w:bottom w:val="single" w:sz="4" w:space="0" w:color="000000"/>
-              <w:right w:val="single" w:sz="4" w:space="0" w:color="000000"/>
-            </w:tcBorders>
-            <w:vAlign w:val="center"/>
-          </w:tcPr>
-          <w:p>
-            <w:pPr>
-              <w:spacing w:before="40" w:after="40"/>
-              <w:jc w:val="left"/>
-            </w:pPr>
-            <w:r>
-              <w:rPr>
-                <w:rFonts w:ascii="Adani" w:hAnsi="Adani"/>
-                <w:b w:val="0"/>
-                <w:sz w:val="18"/>
-                <w:u w:val="none"/>
-              </w:rPr>
-              <w:t>22/11/2024</w:t>
-            </w:r>
-          </w:p>
-        </w:tc>
-      </w:tr>
-      <w:tr>
-        <w:tc>
-          <w:tcPr>
-            <w:tcW w:type="dxa" w:w="680"/>
-            <w:shd w:val="clear" w:color="auto" w:fill="FFFFFF"/>
-            <w:tcBorders>
-              <w:top w:val="single" w:sz="4" w:space="0" w:color="000000"/>
-              <w:left w:val="single" w:sz="4" w:space="0" w:color="000000"/>
-              <w:bottom w:val="single" w:sz="4" w:space="0" w:color="000000"/>
-              <w:right w:val="single" w:sz="4" w:space="0" w:color="000000"/>
-            </w:tcBorders>
-            <w:vAlign w:val="center"/>
-          </w:tcPr>
-          <w:p>
-            <w:pPr>
-              <w:spacing w:before="40" w:after="40"/>
-              <w:jc w:val="left"/>
-            </w:pPr>
-            <w:r>
-              <w:rPr>
-                <w:rFonts w:ascii="Adani" w:hAnsi="Adani"/>
-                <w:b w:val="0"/>
-                <w:sz w:val="18"/>
-                <w:u w:val="none"/>
-              </w:rPr>
-              <w:t>8</w:t>
-            </w:r>
-          </w:p>
-        </w:tc>
-        <w:tc>
-          <w:tcPr>
-            <w:tcW w:type="dxa" w:w="3969"/>
-            <w:shd w:val="clear" w:color="auto" w:fill="FFFFFF"/>
-            <w:tcBorders>
-              <w:top w:val="single" w:sz="4" w:space="0" w:color="000000"/>
-              <w:left w:val="single" w:sz="4" w:space="0" w:color="000000"/>
-              <w:bottom w:val="single" w:sz="4" w:space="0" w:color="000000"/>
-              <w:right w:val="single" w:sz="4" w:space="0" w:color="000000"/>
-            </w:tcBorders>
-            <w:vAlign w:val="center"/>
-          </w:tcPr>
-          <w:p>
-            <w:pPr>
-              <w:spacing w:before="40" w:after="40"/>
-              <w:jc w:val="left"/>
-            </w:pPr>
-            <w:r>
-              <w:rPr>
-                <w:rFonts w:ascii="Adani" w:hAnsi="Adani"/>
-                <w:b w:val="0"/>
-                <w:sz w:val="18"/>
-                <w:u w:val="none"/>
-              </w:rPr>
-              <w:t>SIPAT TRANSMISSION LIMITED</w:t>
-            </w:r>
-          </w:p>
-        </w:tc>
-        <w:tc>
-          <w:tcPr>
-            <w:tcW w:type="dxa" w:w="1814"/>
-            <w:shd w:val="clear" w:color="auto" w:fill="FFFFFF"/>
-            <w:tcBorders>
-              <w:top w:val="single" w:sz="4" w:space="0" w:color="000000"/>
-              <w:left w:val="single" w:sz="4" w:space="0" w:color="000000"/>
-              <w:bottom w:val="single" w:sz="4" w:space="0" w:color="000000"/>
-              <w:right w:val="single" w:sz="4" w:space="0" w:color="000000"/>
-            </w:tcBorders>
-            <w:vAlign w:val="center"/>
-          </w:tcPr>
-          <w:p>
-            <w:pPr>
-              <w:spacing w:before="40" w:after="40"/>
-              <w:jc w:val="left"/>
-            </w:pPr>
-            <w:r>
-              <w:rPr>
-                <w:rFonts w:ascii="Adani" w:hAnsi="Adani"/>
-                <w:b w:val="0"/>
-                <w:sz w:val="18"/>
-                <w:u w:val="none"/>
-              </w:rPr>
-              <w:t>Additional Director</w:t>
-            </w:r>
-          </w:p>
-        </w:tc>
-        <w:tc>
-          <w:tcPr>
-            <w:tcW w:type="dxa" w:w="1020"/>
-            <w:shd w:val="clear" w:color="auto" w:fill="FFFFFF"/>
-            <w:tcBorders>
-              <w:top w:val="single" w:sz="4" w:space="0" w:color="000000"/>
-              <w:left w:val="single" w:sz="4" w:space="0" w:color="000000"/>
-              <w:bottom w:val="single" w:sz="4" w:space="0" w:color="000000"/>
-              <w:right w:val="single" w:sz="4" w:space="0" w:color="000000"/>
-            </w:tcBorders>
-            <w:vAlign w:val="center"/>
-          </w:tcPr>
-          <w:p>
-            <w:pPr>
-              <w:spacing w:before="40" w:after="40"/>
-              <w:jc w:val="left"/>
-            </w:pPr>
-            <w:r>
-              <w:rPr>
-                <w:rFonts w:ascii="Adani" w:hAnsi="Adani"/>
-                <w:b w:val="0"/>
-                <w:sz w:val="18"/>
-                <w:u w:val="none"/>
-              </w:rPr>
-              <w:t>NIL</w:t>
-            </w:r>
-          </w:p>
-        </w:tc>
-        <w:tc>
-          <w:tcPr>
-            <w:tcW w:type="dxa" w:w="1247"/>
-            <w:shd w:val="clear" w:color="auto" w:fill="FFFFFF"/>
-            <w:tcBorders>
-              <w:top w:val="single" w:sz="4" w:space="0" w:color="000000"/>
-              <w:left w:val="single" w:sz="4" w:space="0" w:color="000000"/>
-              <w:bottom w:val="single" w:sz="4" w:space="0" w:color="000000"/>
-              <w:right w:val="single" w:sz="4" w:space="0" w:color="000000"/>
-            </w:tcBorders>
-            <w:vAlign w:val="center"/>
-          </w:tcPr>
-          <w:p>
-            <w:pPr>
-              <w:spacing w:before="40" w:after="40"/>
-              <w:jc w:val="left"/>
-            </w:pPr>
-            <w:r>
-              <w:rPr>
-                <w:rFonts w:ascii="Adani" w:hAnsi="Adani"/>
-                <w:b w:val="0"/>
-                <w:sz w:val="18"/>
-                <w:u w:val="none"/>
-              </w:rPr>
-              <w:t>22/11/2024</w:t>
-            </w:r>
-          </w:p>
-        </w:tc>
-      </w:tr>
-      <w:tr>
-        <w:tc>
-          <w:tcPr>
-            <w:tcW w:type="dxa" w:w="680"/>
-            <w:shd w:val="clear" w:color="auto" w:fill="FFFFFF"/>
-            <w:tcBorders>
-              <w:top w:val="single" w:sz="4" w:space="0" w:color="000000"/>
-              <w:left w:val="single" w:sz="4" w:space="0" w:color="000000"/>
-              <w:bottom w:val="single" w:sz="4" w:space="0" w:color="000000"/>
-              <w:right w:val="single" w:sz="4" w:space="0" w:color="000000"/>
-            </w:tcBorders>
-            <w:vAlign w:val="center"/>
-          </w:tcPr>
-          <w:p>
-            <w:pPr>
-              <w:spacing w:before="40" w:after="40"/>
-              <w:jc w:val="left"/>
-            </w:pPr>
-            <w:r>
-              <w:rPr>
-                <w:rFonts w:ascii="Adani" w:hAnsi="Adani"/>
-                <w:b w:val="0"/>
-                <w:sz w:val="18"/>
-                <w:u w:val="none"/>
-              </w:rPr>
-              <w:t>9</w:t>
-            </w:r>
-          </w:p>
-        </w:tc>
-        <w:tc>
-          <w:tcPr>
-            <w:tcW w:type="dxa" w:w="3969"/>
-            <w:shd w:val="clear" w:color="auto" w:fill="FFFFFF"/>
-            <w:tcBorders>
-              <w:top w:val="single" w:sz="4" w:space="0" w:color="000000"/>
-              <w:left w:val="single" w:sz="4" w:space="0" w:color="000000"/>
-              <w:bottom w:val="single" w:sz="4" w:space="0" w:color="000000"/>
-              <w:right w:val="single" w:sz="4" w:space="0" w:color="000000"/>
-            </w:tcBorders>
-            <w:vAlign w:val="center"/>
-          </w:tcPr>
-          <w:p>
-            <w:pPr>
-              <w:spacing w:before="40" w:after="40"/>
-              <w:jc w:val="left"/>
-            </w:pPr>
-            <w:r>
-              <w:rPr>
-                <w:rFonts w:ascii="Adani" w:hAnsi="Adani"/>
-                <w:b w:val="0"/>
-                <w:sz w:val="18"/>
-                <w:u w:val="none"/>
-              </w:rPr>
-              <w:t>HADOTI POWER TRANSMISSION SERVICE LIMITED</w:t>
-            </w:r>
-          </w:p>
-        </w:tc>
-        <w:tc>
-          <w:tcPr>
-            <w:tcW w:type="dxa" w:w="1814"/>
-            <w:shd w:val="clear" w:color="auto" w:fill="FFFFFF"/>
-            <w:tcBorders>
-              <w:top w:val="single" w:sz="4" w:space="0" w:color="000000"/>
-              <w:left w:val="single" w:sz="4" w:space="0" w:color="000000"/>
-              <w:bottom w:val="single" w:sz="4" w:space="0" w:color="000000"/>
-              <w:right w:val="single" w:sz="4" w:space="0" w:color="000000"/>
-            </w:tcBorders>
-            <w:vAlign w:val="center"/>
-          </w:tcPr>
-          <w:p>
-            <w:pPr>
-              <w:spacing w:before="40" w:after="40"/>
-              <w:jc w:val="left"/>
-            </w:pPr>
-            <w:r>
-              <w:rPr>
-                <w:rFonts w:ascii="Adani" w:hAnsi="Adani"/>
-                <w:b w:val="0"/>
-                <w:sz w:val="18"/>
-                <w:u w:val="none"/>
-              </w:rPr>
-              <w:t>Additional Director</w:t>
-            </w:r>
-          </w:p>
-        </w:tc>
-        <w:tc>
-          <w:tcPr>
-            <w:tcW w:type="dxa" w:w="1020"/>
-            <w:shd w:val="clear" w:color="auto" w:fill="FFFFFF"/>
-            <w:tcBorders>
-              <w:top w:val="single" w:sz="4" w:space="0" w:color="000000"/>
-              <w:left w:val="single" w:sz="4" w:space="0" w:color="000000"/>
-              <w:bottom w:val="single" w:sz="4" w:space="0" w:color="000000"/>
-              <w:right w:val="single" w:sz="4" w:space="0" w:color="000000"/>
-            </w:tcBorders>
-            <w:vAlign w:val="center"/>
-          </w:tcPr>
-          <w:p>
-            <w:pPr>
-              <w:spacing w:before="40" w:after="40"/>
-              <w:jc w:val="left"/>
-            </w:pPr>
-            <w:r>
-              <w:rPr>
-                <w:rFonts w:ascii="Adani" w:hAnsi="Adani"/>
-                <w:b w:val="0"/>
-                <w:sz w:val="18"/>
-                <w:u w:val="none"/>
-              </w:rPr>
-              <w:t>NIL</w:t>
-            </w:r>
-          </w:p>
-        </w:tc>
-        <w:tc>
-          <w:tcPr>
-            <w:tcW w:type="dxa" w:w="1247"/>
-            <w:shd w:val="clear" w:color="auto" w:fill="FFFFFF"/>
-            <w:tcBorders>
-              <w:top w:val="single" w:sz="4" w:space="0" w:color="000000"/>
-              <w:left w:val="single" w:sz="4" w:space="0" w:color="000000"/>
-              <w:bottom w:val="single" w:sz="4" w:space="0" w:color="000000"/>
-              <w:right w:val="single" w:sz="4" w:space="0" w:color="000000"/>
-            </w:tcBorders>
-            <w:vAlign w:val="center"/>
-          </w:tcPr>
-          <w:p>
-            <w:pPr>
-              <w:spacing w:before="40" w:after="40"/>
-              <w:jc w:val="left"/>
-            </w:pPr>
-            <w:r>
-              <w:rPr>
-                <w:rFonts w:ascii="Adani" w:hAnsi="Adani"/>
-                <w:b w:val="0"/>
-                <w:sz w:val="18"/>
-                <w:u w:val="none"/>
-              </w:rPr>
-              <w:t>22/11/2024</w:t>
-            </w:r>
-          </w:p>
-        </w:tc>
-      </w:tr>
-      <w:tr>
-        <w:tc>
-          <w:tcPr>
-            <w:tcW w:type="dxa" w:w="680"/>
-            <w:shd w:val="clear" w:color="auto" w:fill="FFFFFF"/>
-            <w:tcBorders>
-              <w:top w:val="single" w:sz="4" w:space="0" w:color="000000"/>
-              <w:left w:val="single" w:sz="4" w:space="0" w:color="000000"/>
-              <w:bottom w:val="single" w:sz="4" w:space="0" w:color="000000"/>
-              <w:right w:val="single" w:sz="4" w:space="0" w:color="000000"/>
-            </w:tcBorders>
-            <w:vAlign w:val="center"/>
-          </w:tcPr>
-          <w:p>
-            <w:pPr>
-              <w:spacing w:before="40" w:after="40"/>
-              <w:jc w:val="left"/>
-            </w:pPr>
-            <w:r>
-              <w:rPr>
-                <w:rFonts w:ascii="Adani" w:hAnsi="Adani"/>
-                <w:b w:val="0"/>
-                <w:sz w:val="18"/>
-                <w:u w:val="none"/>
-              </w:rPr>
-              <w:t>10</w:t>
-            </w:r>
-          </w:p>
-        </w:tc>
-        <w:tc>
-          <w:tcPr>
-            <w:tcW w:type="dxa" w:w="3969"/>
-            <w:shd w:val="clear" w:color="auto" w:fill="FFFFFF"/>
-            <w:tcBorders>
-              <w:top w:val="single" w:sz="4" w:space="0" w:color="000000"/>
-              <w:left w:val="single" w:sz="4" w:space="0" w:color="000000"/>
-              <w:bottom w:val="single" w:sz="4" w:space="0" w:color="000000"/>
-              <w:right w:val="single" w:sz="4" w:space="0" w:color="000000"/>
-            </w:tcBorders>
-            <w:vAlign w:val="center"/>
-          </w:tcPr>
-          <w:p>
-            <w:pPr>
-              <w:spacing w:before="40" w:after="40"/>
-              <w:jc w:val="left"/>
-            </w:pPr>
-            <w:r>
-              <w:rPr>
-                <w:rFonts w:ascii="Adani" w:hAnsi="Adani"/>
-                <w:b w:val="0"/>
-                <w:sz w:val="18"/>
-                <w:u w:val="none"/>
-              </w:rPr>
-              <w:t>BARMER POWER TRANSMISSION SERVICE LIMITED</w:t>
-            </w:r>
-          </w:p>
-        </w:tc>
-        <w:tc>
-          <w:tcPr>
-            <w:tcW w:type="dxa" w:w="1814"/>
-            <w:shd w:val="clear" w:color="auto" w:fill="FFFFFF"/>
-            <w:tcBorders>
-              <w:top w:val="single" w:sz="4" w:space="0" w:color="000000"/>
-              <w:left w:val="single" w:sz="4" w:space="0" w:color="000000"/>
-              <w:bottom w:val="single" w:sz="4" w:space="0" w:color="000000"/>
-              <w:right w:val="single" w:sz="4" w:space="0" w:color="000000"/>
-            </w:tcBorders>
-            <w:vAlign w:val="center"/>
-          </w:tcPr>
-          <w:p>
-            <w:pPr>
-              <w:spacing w:before="40" w:after="40"/>
-              <w:jc w:val="left"/>
-            </w:pPr>
-            <w:r>
-              <w:rPr>
-                <w:rFonts w:ascii="Adani" w:hAnsi="Adani"/>
-                <w:b w:val="0"/>
-                <w:sz w:val="18"/>
-                <w:u w:val="none"/>
-              </w:rPr>
-              <w:t>Additional Director</w:t>
-            </w:r>
-          </w:p>
-        </w:tc>
-        <w:tc>
-          <w:tcPr>
-            <w:tcW w:type="dxa" w:w="1020"/>
-            <w:shd w:val="clear" w:color="auto" w:fill="FFFFFF"/>
-            <w:tcBorders>
-              <w:top w:val="single" w:sz="4" w:space="0" w:color="000000"/>
-              <w:left w:val="single" w:sz="4" w:space="0" w:color="000000"/>
-              <w:bottom w:val="single" w:sz="4" w:space="0" w:color="000000"/>
-              <w:right w:val="single" w:sz="4" w:space="0" w:color="000000"/>
-            </w:tcBorders>
-            <w:vAlign w:val="center"/>
-          </w:tcPr>
-          <w:p>
-            <w:pPr>
-              <w:spacing w:before="40" w:after="40"/>
-              <w:jc w:val="left"/>
-            </w:pPr>
-            <w:r>
-              <w:rPr>
-                <w:rFonts w:ascii="Adani" w:hAnsi="Adani"/>
-                <w:b w:val="0"/>
-                <w:sz w:val="18"/>
-                <w:u w:val="none"/>
-              </w:rPr>
-              <w:t>NIL</w:t>
-            </w:r>
-          </w:p>
-        </w:tc>
-        <w:tc>
-          <w:tcPr>
-            <w:tcW w:type="dxa" w:w="1247"/>
-            <w:shd w:val="clear" w:color="auto" w:fill="FFFFFF"/>
-            <w:tcBorders>
-              <w:top w:val="single" w:sz="4" w:space="0" w:color="000000"/>
-              <w:left w:val="single" w:sz="4" w:space="0" w:color="000000"/>
-              <w:bottom w:val="single" w:sz="4" w:space="0" w:color="000000"/>
-              <w:right w:val="single" w:sz="4" w:space="0" w:color="000000"/>
-            </w:tcBorders>
-            <w:vAlign w:val="center"/>
-          </w:tcPr>
-          <w:p>
-            <w:pPr>
-              <w:spacing w:before="40" w:after="40"/>
-              <w:jc w:val="left"/>
-            </w:pPr>
-            <w:r>
-              <w:rPr>
-                <w:rFonts w:ascii="Adani" w:hAnsi="Adani"/>
-                <w:b w:val="0"/>
-                <w:sz w:val="18"/>
-                <w:u w:val="none"/>
-              </w:rPr>
-              <w:t>22/11/2024</w:t>
-            </w:r>
-          </w:p>
-        </w:tc>
-      </w:tr>
-      <w:tr>
-        <w:tc>
-          <w:tcPr>
-            <w:tcW w:type="dxa" w:w="680"/>
-            <w:shd w:val="clear" w:color="auto" w:fill="FFFFFF"/>
-            <w:tcBorders>
-              <w:top w:val="single" w:sz="4" w:space="0" w:color="000000"/>
-              <w:left w:val="single" w:sz="4" w:space="0" w:color="000000"/>
-              <w:bottom w:val="single" w:sz="4" w:space="0" w:color="000000"/>
-              <w:right w:val="single" w:sz="4" w:space="0" w:color="000000"/>
-            </w:tcBorders>
-            <w:vAlign w:val="center"/>
-          </w:tcPr>
-          <w:p>
-            <w:pPr>
-              <w:spacing w:before="40" w:after="40"/>
-              <w:jc w:val="left"/>
-            </w:pPr>
-            <w:r>
-              <w:rPr>
-                <w:rFonts w:ascii="Adani" w:hAnsi="Adani"/>
-                <w:b w:val="0"/>
-                <w:sz w:val="18"/>
-                <w:u w:val="none"/>
-              </w:rPr>
-              <w:t>11</w:t>
-            </w:r>
-          </w:p>
-        </w:tc>
-        <w:tc>
-          <w:tcPr>
-            <w:tcW w:type="dxa" w:w="3969"/>
-            <w:shd w:val="clear" w:color="auto" w:fill="FFFFFF"/>
-            <w:tcBorders>
-              <w:top w:val="single" w:sz="4" w:space="0" w:color="000000"/>
-              <w:left w:val="single" w:sz="4" w:space="0" w:color="000000"/>
-              <w:bottom w:val="single" w:sz="4" w:space="0" w:color="000000"/>
-              <w:right w:val="single" w:sz="4" w:space="0" w:color="000000"/>
-            </w:tcBorders>
-            <w:vAlign w:val="center"/>
-          </w:tcPr>
-          <w:p>
-            <w:pPr>
-              <w:spacing w:before="40" w:after="40"/>
-              <w:jc w:val="left"/>
-            </w:pPr>
-            <w:r>
-              <w:rPr>
-                <w:rFonts w:ascii="Adani" w:hAnsi="Adani"/>
-                <w:b w:val="0"/>
-                <w:sz w:val="18"/>
-                <w:u w:val="none"/>
-              </w:rPr>
-              <w:t>CHHATTISGARH-WR TRANSMISSION LIMITED</w:t>
-            </w:r>
-          </w:p>
-        </w:tc>
-        <w:tc>
-          <w:tcPr>
-            <w:tcW w:type="dxa" w:w="1814"/>
-            <w:shd w:val="clear" w:color="auto" w:fill="FFFFFF"/>
-            <w:tcBorders>
-              <w:top w:val="single" w:sz="4" w:space="0" w:color="000000"/>
-              <w:left w:val="single" w:sz="4" w:space="0" w:color="000000"/>
-              <w:bottom w:val="single" w:sz="4" w:space="0" w:color="000000"/>
-              <w:right w:val="single" w:sz="4" w:space="0" w:color="000000"/>
-            </w:tcBorders>
-            <w:vAlign w:val="center"/>
-          </w:tcPr>
-          <w:p>
-            <w:pPr>
-              <w:spacing w:before="40" w:after="40"/>
-              <w:jc w:val="left"/>
-            </w:pPr>
-            <w:r>
-              <w:rPr>
-                <w:rFonts w:ascii="Adani" w:hAnsi="Adani"/>
-                <w:b w:val="0"/>
-                <w:sz w:val="18"/>
-                <w:u w:val="none"/>
-              </w:rPr>
-              <w:t>Additional Director</w:t>
-            </w:r>
-          </w:p>
-        </w:tc>
-        <w:tc>
-          <w:tcPr>
-            <w:tcW w:type="dxa" w:w="1020"/>
-            <w:shd w:val="clear" w:color="auto" w:fill="FFFFFF"/>
-            <w:tcBorders>
-              <w:top w:val="single" w:sz="4" w:space="0" w:color="000000"/>
-              <w:left w:val="single" w:sz="4" w:space="0" w:color="000000"/>
-              <w:bottom w:val="single" w:sz="4" w:space="0" w:color="000000"/>
-              <w:right w:val="single" w:sz="4" w:space="0" w:color="000000"/>
-            </w:tcBorders>
-            <w:vAlign w:val="center"/>
-          </w:tcPr>
-          <w:p>
-            <w:pPr>
-              <w:spacing w:before="40" w:after="40"/>
-              <w:jc w:val="left"/>
-            </w:pPr>
-            <w:r>
-              <w:rPr>
-                <w:rFonts w:ascii="Adani" w:hAnsi="Adani"/>
-                <w:b w:val="0"/>
-                <w:sz w:val="18"/>
-                <w:u w:val="none"/>
-              </w:rPr>
-              <w:t>NIL</w:t>
-            </w:r>
-          </w:p>
-        </w:tc>
-        <w:tc>
-          <w:tcPr>
-            <w:tcW w:type="dxa" w:w="1247"/>
-            <w:shd w:val="clear" w:color="auto" w:fill="FFFFFF"/>
-            <w:tcBorders>
-              <w:top w:val="single" w:sz="4" w:space="0" w:color="000000"/>
-              <w:left w:val="single" w:sz="4" w:space="0" w:color="000000"/>
-              <w:bottom w:val="single" w:sz="4" w:space="0" w:color="000000"/>
-              <w:right w:val="single" w:sz="4" w:space="0" w:color="000000"/>
-            </w:tcBorders>
-            <w:vAlign w:val="center"/>
-          </w:tcPr>
-          <w:p>
-            <w:pPr>
-              <w:spacing w:before="40" w:after="40"/>
-              <w:jc w:val="left"/>
-            </w:pPr>
-            <w:r>
-              <w:rPr>
-                <w:rFonts w:ascii="Adani" w:hAnsi="Adani"/>
-                <w:b w:val="0"/>
-                <w:sz w:val="18"/>
-                <w:u w:val="none"/>
-              </w:rPr>
-              <w:t>07/11/2024</w:t>
-            </w:r>
-          </w:p>
-        </w:tc>
-      </w:tr>
-      <w:tr>
-        <w:tc>
-          <w:tcPr>
-            <w:tcW w:type="dxa" w:w="680"/>
-            <w:shd w:val="clear" w:color="auto" w:fill="FFFFFF"/>
-            <w:tcBorders>
-              <w:top w:val="single" w:sz="4" w:space="0" w:color="000000"/>
-              <w:left w:val="single" w:sz="4" w:space="0" w:color="000000"/>
-              <w:bottom w:val="single" w:sz="4" w:space="0" w:color="000000"/>
-              <w:right w:val="single" w:sz="4" w:space="0" w:color="000000"/>
-            </w:tcBorders>
-            <w:vAlign w:val="center"/>
-          </w:tcPr>
-          <w:p>
-            <w:pPr>
-              <w:spacing w:before="40" w:after="40"/>
-              <w:jc w:val="left"/>
-            </w:pPr>
-            <w:r>
-              <w:rPr>
-                <w:rFonts w:ascii="Adani" w:hAnsi="Adani"/>
-                <w:b w:val="0"/>
-                <w:sz w:val="18"/>
-                <w:u w:val="none"/>
-              </w:rPr>
-              <w:t>12</w:t>
+              <w:t>14</w:t>
             </w:r>
           </w:p>
         </w:tc>
@@ -2065,7 +2349,7 @@
                 <w:sz w:val="18"/>
                 <w:u w:val="none"/>
               </w:rPr>
-              <w:t>13</w:t>
+              <w:t>15</w:t>
             </w:r>
           </w:p>
         </w:tc>
@@ -2093,7 +2377,7 @@
                 <w:sz w:val="18"/>
                 <w:u w:val="none"/>
               </w:rPr>
-              <w:t>MAHAN ENERGEN LIMITED</w:t>
+              <w:t>GRE RENEW ENERTECH LIMITED</w:t>
             </w:r>
           </w:p>
         </w:tc>
@@ -2121,7 +2405,7 @@
                 <w:sz w:val="18"/>
                 <w:u w:val="none"/>
               </w:rPr>
-              <w:t>Additional Director</w:t>
+              <w:t>Director</w:t>
             </w:r>
           </w:p>
         </w:tc>
@@ -2177,291 +2461,7 @@
                 <w:sz w:val="18"/>
                 <w:u w:val="none"/>
               </w:rPr>
-              <w:t>09/07/2024</w:t>
-            </w:r>
-          </w:p>
-        </w:tc>
-      </w:tr>
-      <w:tr>
-        <w:tc>
-          <w:tcPr>
-            <w:tcW w:type="dxa" w:w="680"/>
-            <w:shd w:val="clear" w:color="auto" w:fill="FFFFFF"/>
-            <w:tcBorders>
-              <w:top w:val="single" w:sz="4" w:space="0" w:color="000000"/>
-              <w:left w:val="single" w:sz="4" w:space="0" w:color="000000"/>
-              <w:bottom w:val="single" w:sz="4" w:space="0" w:color="000000"/>
-              <w:right w:val="single" w:sz="4" w:space="0" w:color="000000"/>
-            </w:tcBorders>
-            <w:vAlign w:val="center"/>
-          </w:tcPr>
-          <w:p>
-            <w:pPr>
-              <w:spacing w:before="40" w:after="40"/>
-              <w:jc w:val="left"/>
-            </w:pPr>
-            <w:r>
-              <w:rPr>
-                <w:rFonts w:ascii="Adani" w:hAnsi="Adani"/>
-                <w:b w:val="0"/>
-                <w:sz w:val="18"/>
-                <w:u w:val="none"/>
-              </w:rPr>
-              <w:t>14</w:t>
-            </w:r>
-          </w:p>
-        </w:tc>
-        <w:tc>
-          <w:tcPr>
-            <w:tcW w:type="dxa" w:w="3969"/>
-            <w:shd w:val="clear" w:color="auto" w:fill="FFFFFF"/>
-            <w:tcBorders>
-              <w:top w:val="single" w:sz="4" w:space="0" w:color="000000"/>
-              <w:left w:val="single" w:sz="4" w:space="0" w:color="000000"/>
-              <w:bottom w:val="single" w:sz="4" w:space="0" w:color="000000"/>
-              <w:right w:val="single" w:sz="4" w:space="0" w:color="000000"/>
-            </w:tcBorders>
-            <w:vAlign w:val="center"/>
-          </w:tcPr>
-          <w:p>
-            <w:pPr>
-              <w:spacing w:before="40" w:after="40"/>
-              <w:jc w:val="left"/>
-            </w:pPr>
-            <w:r>
-              <w:rPr>
-                <w:rFonts w:ascii="Adani" w:hAnsi="Adani"/>
-                <w:b w:val="0"/>
-                <w:sz w:val="18"/>
-                <w:u w:val="none"/>
-              </w:rPr>
-              <w:t>GRE RENEW ENERTECH LIMITED</w:t>
-            </w:r>
-          </w:p>
-        </w:tc>
-        <w:tc>
-          <w:tcPr>
-            <w:tcW w:type="dxa" w:w="1814"/>
-            <w:shd w:val="clear" w:color="auto" w:fill="FFFFFF"/>
-            <w:tcBorders>
-              <w:top w:val="single" w:sz="4" w:space="0" w:color="000000"/>
-              <w:left w:val="single" w:sz="4" w:space="0" w:color="000000"/>
-              <w:bottom w:val="single" w:sz="4" w:space="0" w:color="000000"/>
-              <w:right w:val="single" w:sz="4" w:space="0" w:color="000000"/>
-            </w:tcBorders>
-            <w:vAlign w:val="center"/>
-          </w:tcPr>
-          <w:p>
-            <w:pPr>
-              <w:spacing w:before="40" w:after="40"/>
-              <w:jc w:val="left"/>
-            </w:pPr>
-            <w:r>
-              <w:rPr>
-                <w:rFonts w:ascii="Adani" w:hAnsi="Adani"/>
-                <w:b w:val="0"/>
-                <w:sz w:val="18"/>
-                <w:u w:val="none"/>
-              </w:rPr>
-              <w:t>Additional Director</w:t>
-            </w:r>
-          </w:p>
-        </w:tc>
-        <w:tc>
-          <w:tcPr>
-            <w:tcW w:type="dxa" w:w="1020"/>
-            <w:shd w:val="clear" w:color="auto" w:fill="FFFFFF"/>
-            <w:tcBorders>
-              <w:top w:val="single" w:sz="4" w:space="0" w:color="000000"/>
-              <w:left w:val="single" w:sz="4" w:space="0" w:color="000000"/>
-              <w:bottom w:val="single" w:sz="4" w:space="0" w:color="000000"/>
-              <w:right w:val="single" w:sz="4" w:space="0" w:color="000000"/>
-            </w:tcBorders>
-            <w:vAlign w:val="center"/>
-          </w:tcPr>
-          <w:p>
-            <w:pPr>
-              <w:spacing w:before="40" w:after="40"/>
-              <w:jc w:val="left"/>
-            </w:pPr>
-            <w:r>
-              <w:rPr>
-                <w:rFonts w:ascii="Adani" w:hAnsi="Adani"/>
-                <w:b w:val="0"/>
-                <w:sz w:val="18"/>
-                <w:u w:val="none"/>
-              </w:rPr>
-              <w:t>NIL</w:t>
-            </w:r>
-          </w:p>
-        </w:tc>
-        <w:tc>
-          <w:tcPr>
-            <w:tcW w:type="dxa" w:w="1247"/>
-            <w:shd w:val="clear" w:color="auto" w:fill="FFFFFF"/>
-            <w:tcBorders>
-              <w:top w:val="single" w:sz="4" w:space="0" w:color="000000"/>
-              <w:left w:val="single" w:sz="4" w:space="0" w:color="000000"/>
-              <w:bottom w:val="single" w:sz="4" w:space="0" w:color="000000"/>
-              <w:right w:val="single" w:sz="4" w:space="0" w:color="000000"/>
-            </w:tcBorders>
-            <w:vAlign w:val="center"/>
-          </w:tcPr>
-          <w:p>
-            <w:pPr>
-              <w:spacing w:before="40" w:after="40"/>
-              <w:jc w:val="left"/>
-            </w:pPr>
-            <w:r>
-              <w:rPr>
-                <w:rFonts w:ascii="Adani" w:hAnsi="Adani"/>
-                <w:b w:val="0"/>
-                <w:sz w:val="18"/>
-                <w:u w:val="none"/>
-              </w:rPr>
-              <w:t>18/05/2024</w:t>
-            </w:r>
-          </w:p>
-        </w:tc>
-      </w:tr>
-      <w:tr>
-        <w:tc>
-          <w:tcPr>
-            <w:tcW w:type="dxa" w:w="680"/>
-            <w:shd w:val="clear" w:color="auto" w:fill="FFFFFF"/>
-            <w:tcBorders>
-              <w:top w:val="single" w:sz="4" w:space="0" w:color="000000"/>
-              <w:left w:val="single" w:sz="4" w:space="0" w:color="000000"/>
-              <w:bottom w:val="single" w:sz="4" w:space="0" w:color="000000"/>
-              <w:right w:val="single" w:sz="4" w:space="0" w:color="000000"/>
-            </w:tcBorders>
-            <w:vAlign w:val="center"/>
-          </w:tcPr>
-          <w:p>
-            <w:pPr>
-              <w:spacing w:before="40" w:after="40"/>
-              <w:jc w:val="left"/>
-            </w:pPr>
-            <w:r>
-              <w:rPr>
-                <w:rFonts w:ascii="Adani" w:hAnsi="Adani"/>
-                <w:b w:val="0"/>
-                <w:sz w:val="18"/>
-                <w:u w:val="none"/>
-              </w:rPr>
-              <w:t>15</w:t>
-            </w:r>
-          </w:p>
-        </w:tc>
-        <w:tc>
-          <w:tcPr>
-            <w:tcW w:type="dxa" w:w="3969"/>
-            <w:shd w:val="clear" w:color="auto" w:fill="FFFFFF"/>
-            <w:tcBorders>
-              <w:top w:val="single" w:sz="4" w:space="0" w:color="000000"/>
-              <w:left w:val="single" w:sz="4" w:space="0" w:color="000000"/>
-              <w:bottom w:val="single" w:sz="4" w:space="0" w:color="000000"/>
-              <w:right w:val="single" w:sz="4" w:space="0" w:color="000000"/>
-            </w:tcBorders>
-            <w:vAlign w:val="center"/>
-          </w:tcPr>
-          <w:p>
-            <w:pPr>
-              <w:spacing w:before="40" w:after="40"/>
-              <w:jc w:val="left"/>
-            </w:pPr>
-            <w:r>
-              <w:rPr>
-                <w:rFonts w:ascii="Adani" w:hAnsi="Adani"/>
-                <w:b w:val="0"/>
-                <w:sz w:val="18"/>
-                <w:u w:val="none"/>
-              </w:rPr>
-              <w:t>ASSORTED CORPCON PRIVATE LIMITED</w:t>
-            </w:r>
-          </w:p>
-        </w:tc>
-        <w:tc>
-          <w:tcPr>
-            <w:tcW w:type="dxa" w:w="1814"/>
-            <w:shd w:val="clear" w:color="auto" w:fill="FFFFFF"/>
-            <w:tcBorders>
-              <w:top w:val="single" w:sz="4" w:space="0" w:color="000000"/>
-              <w:left w:val="single" w:sz="4" w:space="0" w:color="000000"/>
-              <w:bottom w:val="single" w:sz="4" w:space="0" w:color="000000"/>
-              <w:right w:val="single" w:sz="4" w:space="0" w:color="000000"/>
-            </w:tcBorders>
-            <w:vAlign w:val="center"/>
-          </w:tcPr>
-          <w:p>
-            <w:pPr>
-              <w:spacing w:before="40" w:after="40"/>
-              <w:jc w:val="left"/>
-            </w:pPr>
-            <w:r>
-              <w:rPr>
-                <w:rFonts w:ascii="Adani" w:hAnsi="Adani"/>
-                <w:b w:val="0"/>
-                <w:sz w:val="18"/>
-                <w:u w:val="none"/>
-              </w:rPr>
-              <w:t>Additional Director</w:t>
-            </w:r>
-          </w:p>
-        </w:tc>
-        <w:tc>
-          <w:tcPr>
-            <w:tcW w:type="dxa" w:w="1020"/>
-            <w:shd w:val="clear" w:color="auto" w:fill="FFFFFF"/>
-            <w:tcBorders>
-              <w:top w:val="single" w:sz="4" w:space="0" w:color="000000"/>
-              <w:left w:val="single" w:sz="4" w:space="0" w:color="000000"/>
-              <w:bottom w:val="single" w:sz="4" w:space="0" w:color="000000"/>
-              <w:right w:val="single" w:sz="4" w:space="0" w:color="000000"/>
-            </w:tcBorders>
-            <w:vAlign w:val="center"/>
-          </w:tcPr>
-          <w:p>
-            <w:pPr>
-              <w:spacing w:before="40" w:after="40"/>
-              <w:jc w:val="left"/>
-            </w:pPr>
-            <w:r>
-              <w:rPr>
-                <w:rFonts w:ascii="Adani" w:hAnsi="Adani"/>
-                <w:b w:val="0"/>
-                <w:sz w:val="18"/>
-                <w:u w:val="none"/>
-              </w:rPr>
-              <w:t>NIL</w:t>
-            </w:r>
-          </w:p>
-        </w:tc>
-        <w:tc>
-          <w:tcPr>
-            <w:tcW w:type="dxa" w:w="1247"/>
-            <w:shd w:val="clear" w:color="auto" w:fill="FFFFFF"/>
-            <w:tcBorders>
-              <w:top w:val="single" w:sz="4" w:space="0" w:color="000000"/>
-              <w:left w:val="single" w:sz="4" w:space="0" w:color="000000"/>
-              <w:bottom w:val="single" w:sz="4" w:space="0" w:color="000000"/>
-              <w:right w:val="single" w:sz="4" w:space="0" w:color="000000"/>
-            </w:tcBorders>
-            <w:vAlign w:val="center"/>
-          </w:tcPr>
-          <w:p>
-            <w:pPr>
-              <w:spacing w:before="40" w:after="40"/>
-              <w:jc w:val="left"/>
-            </w:pPr>
-            <w:r>
-              <w:rPr>
-                <w:rFonts w:ascii="Adani" w:hAnsi="Adani"/>
-                <w:b w:val="0"/>
-                <w:sz w:val="18"/>
-                <w:u w:val="none"/>
-              </w:rPr>
-              <w:t>29/02/2024</w:t>
+              <w:t>22/05/2024</w:t>
             </w:r>
           </w:p>
         </w:tc>
@@ -2698,7 +2698,7 @@
                 <w:sz w:val="18"/>
                 <w:u w:val="none"/>
               </w:rPr>
-              <w:t>Date:   27th May, 2026</w:t>
+              <w:t>Date:   09th June, 2026</w:t>
             </w:r>
           </w:p>
         </w:tc>
@@ -3735,7 +3735,7 @@
                 <w:sz w:val="18"/>
                 <w:u w:val="none"/>
               </w:rPr>
-              <w:t>Date:   27th May, 2026</w:t>
+              <w:t>Date:   09th June, 2026</w:t>
             </w:r>
           </w:p>
         </w:tc>
@@ -3896,7 +3896,7 @@
           <w:sz w:val="20"/>
           <w:u w:val="none"/>
         </w:rPr>
-        <w:t>27th May, 2026</w:t>
+        <w:t>09th June, 2026</w:t>
       </w:r>
     </w:p>
     <w:p>
@@ -3941,6 +3941,21 @@
           <w:sz w:val="20"/>
           <w:u w:val="none"/>
         </w:rPr>
+        <w:t>MAHAN ENERGEN LIMITED</w:t>
+      </w:r>
+    </w:p>
+    <w:p>
+      <w:pPr>
+        <w:spacing w:before="0" w:after="20"/>
+        <w:jc w:val="left"/>
+      </w:pPr>
+      <w:r>
+        <w:rPr>
+          <w:rFonts w:ascii="Adani" w:hAnsi="Adani"/>
+          <w:b/>
+          <w:sz w:val="20"/>
+          <w:u w:val="none"/>
+        </w:rPr>
         <w:t>SHUBHIYAM WORKFORCE SOLUTION LLP</w:t>
       </w:r>
     </w:p>
@@ -3971,7 +3986,7 @@
           <w:sz w:val="20"/>
           <w:u w:val="none"/>
         </w:rPr>
-        <w:t>SURYAPET KHAMMAM ROAD PRIVATE LIMITED</w:t>
+        <w:t>RAIPUR-RAJNANDGAON-WARORA TRANSMISSION LIMITED</w:t>
       </w:r>
     </w:p>
     <w:p>
@@ -3986,7 +4001,7 @@
           <w:sz w:val="20"/>
           <w:u w:val="none"/>
         </w:rPr>
-        <w:t>GUJJU TRADERS LLP</w:t>
+        <w:t>HADOTI POWER TRANSMISSION SERVICE LIMITED</w:t>
       </w:r>
     </w:p>
     <w:p>
@@ -4001,22 +4016,7 @@
           <w:sz w:val="20"/>
           <w:u w:val="none"/>
         </w:rPr>
-        <w:t>MANCHERIAL REPALLEWADA ROAD PRIVATE LIMITED</w:t>
-      </w:r>
-    </w:p>
-    <w:p>
-      <w:pPr>
-        <w:spacing w:before="0" w:after="20"/>
-        <w:jc w:val="left"/>
-      </w:pPr>
-      <w:r>
-        <w:rPr>
-          <w:rFonts w:ascii="Adani" w:hAnsi="Adani"/>
-          <w:b/>
-          <w:sz w:val="20"/>
-          <w:u w:val="none"/>
-        </w:rPr>
-        <w:t>RAIPUR-RAJNANDGAON-WARORA TRANSMISSION LIMITED</w:t>
+        <w:t>BARMER POWER TRANSMISSION SERVICE LIMITED</w:t>
       </w:r>
     </w:p>
     <w:p>
@@ -4061,7 +4061,7 @@
           <w:sz w:val="20"/>
           <w:u w:val="none"/>
         </w:rPr>
-        <w:t>HADOTI POWER TRANSMISSION SERVICE LIMITED</w:t>
+        <w:t>CHHATTISGARH-WR TRANSMISSION LIMITED</w:t>
       </w:r>
     </w:p>
     <w:p>
@@ -4076,7 +4076,7 @@
           <w:sz w:val="20"/>
           <w:u w:val="none"/>
         </w:rPr>
-        <w:t>BARMER POWER TRANSMISSION SERVICE LIMITED</w:t>
+        <w:t>SURYAPET KHAMMAM ROAD LIMITED</w:t>
       </w:r>
     </w:p>
     <w:p>
@@ -4091,7 +4091,37 @@
           <w:sz w:val="20"/>
           <w:u w:val="none"/>
         </w:rPr>
-        <w:t>CHHATTISGARH-WR TRANSMISSION LIMITED</w:t>
+        <w:t>MANCHERIAL REPALLEWADA ROAD LIMITED</w:t>
+      </w:r>
+    </w:p>
+    <w:p>
+      <w:pPr>
+        <w:spacing w:before="0" w:after="20"/>
+        <w:jc w:val="left"/>
+      </w:pPr>
+      <w:r>
+        <w:rPr>
+          <w:rFonts w:ascii="Adani" w:hAnsi="Adani"/>
+          <w:b/>
+          <w:sz w:val="20"/>
+          <w:u w:val="none"/>
+        </w:rPr>
+        <w:t>GUJJU TRADERS LLP</w:t>
+      </w:r>
+    </w:p>
+    <w:p>
+      <w:pPr>
+        <w:spacing w:before="0" w:after="20"/>
+        <w:jc w:val="left"/>
+      </w:pPr>
+      <w:r>
+        <w:rPr>
+          <w:rFonts w:ascii="Adani" w:hAnsi="Adani"/>
+          <w:b/>
+          <w:sz w:val="20"/>
+          <w:u w:val="none"/>
+        </w:rPr>
+        <w:t>ASSORTED CORPCON PRIVATE LIMITED</w:t>
       </w:r>
     </w:p>
     <w:p>
@@ -4121,37 +4151,7 @@
           <w:sz w:val="20"/>
           <w:u w:val="none"/>
         </w:rPr>
-        <w:t>MAHAN ENERGEN LIMITED</w:t>
-      </w:r>
-    </w:p>
-    <w:p>
-      <w:pPr>
-        <w:spacing w:before="0" w:after="20"/>
-        <w:jc w:val="left"/>
-      </w:pPr>
-      <w:r>
-        <w:rPr>
-          <w:rFonts w:ascii="Adani" w:hAnsi="Adani"/>
-          <w:b/>
-          <w:sz w:val="20"/>
-          <w:u w:val="none"/>
-        </w:rPr>
         <w:t>GRE RENEW ENERTECH LIMITED</w:t>
-      </w:r>
-    </w:p>
-    <w:p>
-      <w:pPr>
-        <w:spacing w:before="0" w:after="20"/>
-        <w:jc w:val="left"/>
-      </w:pPr>
-      <w:r>
-        <w:rPr>
-          <w:rFonts w:ascii="Adani" w:hAnsi="Adani"/>
-          <w:b/>
-          <w:sz w:val="20"/>
-          <w:u w:val="none"/>
-        </w:rPr>
-        <w:t>ASSORTED CORPCON PRIVATE LIMITED</w:t>
       </w:r>
     </w:p>
     <w:p/>
@@ -4212,6 +4212,21 @@
           <w:sz w:val="20"/>
           <w:u w:val="none"/>
         </w:rPr>
+        <w:t>MAHAN ENERGEN LIMITED</w:t>
+      </w:r>
+    </w:p>
+    <w:p>
+      <w:pPr>
+        <w:spacing w:before="0" w:after="20"/>
+        <w:jc w:val="left"/>
+      </w:pPr>
+      <w:r>
+        <w:rPr>
+          <w:rFonts w:ascii="Adani" w:hAnsi="Adani"/>
+          <w:b w:val="0"/>
+          <w:sz w:val="20"/>
+          <w:u w:val="none"/>
+        </w:rPr>
         <w:t>SHUBHIYAM WORKFORCE SOLUTION LLP</w:t>
       </w:r>
     </w:p>
@@ -4242,7 +4257,7 @@
           <w:sz w:val="20"/>
           <w:u w:val="none"/>
         </w:rPr>
-        <w:t>GUJJU TRADERS LLP</w:t>
+        <w:t>RAIPUR-RAJNANDGAON-WARORA TRANSMISSION LIMITED</w:t>
       </w:r>
     </w:p>
     <w:p>
@@ -4257,7 +4272,22 @@
           <w:sz w:val="20"/>
           <w:u w:val="none"/>
         </w:rPr>
-        <w:t>RAIPUR-RAJNANDGAON-WARORA TRANSMISSION LIMITED</w:t>
+        <w:t>HADOTI POWER TRANSMISSION SERVICE LIMITED</w:t>
+      </w:r>
+    </w:p>
+    <w:p>
+      <w:pPr>
+        <w:spacing w:before="0" w:after="20"/>
+        <w:jc w:val="left"/>
+      </w:pPr>
+      <w:r>
+        <w:rPr>
+          <w:rFonts w:ascii="Adani" w:hAnsi="Adani"/>
+          <w:b w:val="0"/>
+          <w:sz w:val="20"/>
+          <w:u w:val="none"/>
+        </w:rPr>
+        <w:t>BARMER POWER TRANSMISSION SERVICE LIMITED</w:t>
       </w:r>
     </w:p>
     <w:p>
@@ -4302,36 +4332,6 @@
           <w:sz w:val="20"/>
           <w:u w:val="none"/>
         </w:rPr>
-        <w:t>HADOTI POWER TRANSMISSION SERVICE LIMITED</w:t>
-      </w:r>
-    </w:p>
-    <w:p>
-      <w:pPr>
-        <w:spacing w:before="0" w:after="20"/>
-        <w:jc w:val="left"/>
-      </w:pPr>
-      <w:r>
-        <w:rPr>
-          <w:rFonts w:ascii="Adani" w:hAnsi="Adani"/>
-          <w:b w:val="0"/>
-          <w:sz w:val="20"/>
-          <w:u w:val="none"/>
-        </w:rPr>
-        <w:t>BARMER POWER TRANSMISSION SERVICE LIMITED</w:t>
-      </w:r>
-    </w:p>
-    <w:p>
-      <w:pPr>
-        <w:spacing w:before="0" w:after="20"/>
-        <w:jc w:val="left"/>
-      </w:pPr>
-      <w:r>
-        <w:rPr>
-          <w:rFonts w:ascii="Adani" w:hAnsi="Adani"/>
-          <w:b w:val="0"/>
-          <w:sz w:val="20"/>
-          <w:u w:val="none"/>
-        </w:rPr>
         <w:t>CHHATTISGARH-WR TRANSMISSION LIMITED</w:t>
       </w:r>
     </w:p>
@@ -4347,7 +4347,7 @@
           <w:sz w:val="20"/>
           <w:u w:val="none"/>
         </w:rPr>
-        <w:t>TALENTBOSS ADVISORS LLP</w:t>
+        <w:t>SURYAPET KHAMMAM ROAD LIMITED</w:t>
       </w:r>
     </w:p>
     <w:p>
@@ -4362,7 +4362,37 @@
           <w:sz w:val="20"/>
           <w:u w:val="none"/>
         </w:rPr>
-        <w:t>MAHAN ENERGEN LIMITED</w:t>
+        <w:t>MANCHERIAL REPALLEWADA ROAD LIMITED</w:t>
+      </w:r>
+    </w:p>
+    <w:p>
+      <w:pPr>
+        <w:spacing w:before="0" w:after="20"/>
+        <w:jc w:val="left"/>
+      </w:pPr>
+      <w:r>
+        <w:rPr>
+          <w:rFonts w:ascii="Adani" w:hAnsi="Adani"/>
+          <w:b w:val="0"/>
+          <w:sz w:val="20"/>
+          <w:u w:val="none"/>
+        </w:rPr>
+        <w:t>GUJJU TRADERS LLP</w:t>
+      </w:r>
+    </w:p>
+    <w:p>
+      <w:pPr>
+        <w:spacing w:before="0" w:after="20"/>
+        <w:jc w:val="left"/>
+      </w:pPr>
+      <w:r>
+        <w:rPr>
+          <w:rFonts w:ascii="Adani" w:hAnsi="Adani"/>
+          <w:b w:val="0"/>
+          <w:sz w:val="20"/>
+          <w:u w:val="none"/>
+        </w:rPr>
+        <w:t>TALENTBOSS ADVISORS LLP</w:t>
       </w:r>
     </w:p>
     <w:p>
@@ -4428,36 +4458,6 @@
           <w:u w:val="none"/>
         </w:rPr>
         <w:t>(C) Private Limited Companies which are not subsidiary(ies) of Public Companies:</w:t>
-      </w:r>
-    </w:p>
-    <w:p>
-      <w:pPr>
-        <w:spacing w:before="0" w:after="20"/>
-        <w:jc w:val="left"/>
-      </w:pPr>
-      <w:r>
-        <w:rPr>
-          <w:rFonts w:ascii="Adani" w:hAnsi="Adani"/>
-          <w:b w:val="0"/>
-          <w:sz w:val="20"/>
-          <w:u w:val="none"/>
-        </w:rPr>
-        <w:t>SURYAPET KHAMMAM ROAD PRIVATE LIMITED</w:t>
-      </w:r>
-    </w:p>
-    <w:p>
-      <w:pPr>
-        <w:spacing w:before="0" w:after="20"/>
-        <w:jc w:val="left"/>
-      </w:pPr>
-      <w:r>
-        <w:rPr>
-          <w:rFonts w:ascii="Adani" w:hAnsi="Adani"/>
-          <w:b w:val="0"/>
-          <w:sz w:val="20"/>
-          <w:u w:val="none"/>
-        </w:rPr>
-        <w:t>MANCHERIAL REPALLEWADA ROAD PRIVATE LIMITED</w:t>
       </w:r>
     </w:p>
     <w:p>
@@ -5403,6 +5403,119 @@
                 <w:sz w:val="18"/>
                 <w:u w:val="none"/>
               </w:rPr>
+              <w:t>U40100GJ2005PLC147690</w:t>
+            </w:r>
+          </w:p>
+        </w:tc>
+        <w:tc>
+          <w:tcPr>
+            <w:tcW w:type="dxa" w:w="4252"/>
+            <w:shd w:val="clear" w:color="auto" w:fill="FFFFFF"/>
+            <w:tcBorders>
+              <w:top w:val="single" w:sz="4" w:space="0" w:color="000000"/>
+              <w:left w:val="single" w:sz="4" w:space="0" w:color="000000"/>
+              <w:bottom w:val="single" w:sz="4" w:space="0" w:color="000000"/>
+              <w:right w:val="single" w:sz="4" w:space="0" w:color="000000"/>
+            </w:tcBorders>
+            <w:vAlign w:val="center"/>
+          </w:tcPr>
+          <w:p>
+            <w:pPr>
+              <w:spacing w:before="40" w:after="40"/>
+              <w:jc w:val="left"/>
+            </w:pPr>
+            <w:r>
+              <w:rPr>
+                <w:rFonts w:ascii="Adani" w:hAnsi="Adani"/>
+                <w:b w:val="0"/>
+                <w:sz w:val="18"/>
+                <w:u w:val="none"/>
+              </w:rPr>
+              <w:t>MAHAN ENERGEN LIMITED</w:t>
+            </w:r>
+          </w:p>
+        </w:tc>
+        <w:tc>
+          <w:tcPr>
+            <w:tcW w:type="dxa" w:w="1587"/>
+            <w:shd w:val="clear" w:color="auto" w:fill="FFFFFF"/>
+            <w:tcBorders>
+              <w:top w:val="single" w:sz="4" w:space="0" w:color="000000"/>
+              <w:left w:val="single" w:sz="4" w:space="0" w:color="000000"/>
+              <w:bottom w:val="single" w:sz="4" w:space="0" w:color="000000"/>
+              <w:right w:val="single" w:sz="4" w:space="0" w:color="000000"/>
+            </w:tcBorders>
+            <w:vAlign w:val="center"/>
+          </w:tcPr>
+          <w:p>
+            <w:pPr>
+              <w:spacing w:before="40" w:after="40"/>
+              <w:jc w:val="left"/>
+            </w:pPr>
+            <w:r>
+              <w:rPr>
+                <w:rFonts w:ascii="Adani" w:hAnsi="Adani"/>
+                <w:b w:val="0"/>
+                <w:sz w:val="18"/>
+                <w:u w:val="none"/>
+              </w:rPr>
+              <w:t>Director</w:t>
+            </w:r>
+          </w:p>
+        </w:tc>
+        <w:tc>
+          <w:tcPr>
+            <w:tcW w:type="dxa" w:w="1304"/>
+            <w:shd w:val="clear" w:color="auto" w:fill="FFFFFF"/>
+            <w:tcBorders>
+              <w:top w:val="single" w:sz="4" w:space="0" w:color="000000"/>
+              <w:left w:val="single" w:sz="4" w:space="0" w:color="000000"/>
+              <w:bottom w:val="single" w:sz="4" w:space="0" w:color="000000"/>
+              <w:right w:val="single" w:sz="4" w:space="0" w:color="000000"/>
+            </w:tcBorders>
+            <w:vAlign w:val="center"/>
+          </w:tcPr>
+          <w:p>
+            <w:pPr>
+              <w:spacing w:before="40" w:after="40"/>
+              <w:jc w:val="left"/>
+            </w:pPr>
+            <w:r>
+              <w:rPr>
+                <w:rFonts w:ascii="Adani" w:hAnsi="Adani"/>
+                <w:b w:val="0"/>
+                <w:sz w:val="18"/>
+                <w:u w:val="none"/>
+              </w:rPr>
+            </w:r>
+          </w:p>
+        </w:tc>
+      </w:tr>
+      <w:tr>
+        <w:tc>
+          <w:tcPr>
+            <w:tcW w:type="dxa" w:w="2268"/>
+            <w:shd w:val="clear" w:color="auto" w:fill="FFFFFF"/>
+            <w:tcBorders>
+              <w:top w:val="single" w:sz="4" w:space="0" w:color="000000"/>
+              <w:left w:val="single" w:sz="4" w:space="0" w:color="000000"/>
+              <w:bottom w:val="single" w:sz="4" w:space="0" w:color="000000"/>
+              <w:right w:val="single" w:sz="4" w:space="0" w:color="000000"/>
+            </w:tcBorders>
+            <w:vAlign w:val="center"/>
+          </w:tcPr>
+          <w:p>
+            <w:pPr>
+              <w:spacing w:before="40" w:after="40"/>
+              <w:jc w:val="left"/>
+            </w:pPr>
+            <w:r>
+              <w:rPr>
+                <w:rFonts w:ascii="Adani" w:hAnsi="Adani"/>
+                <w:b w:val="0"/>
+                <w:sz w:val="18"/>
+                <w:u w:val="none"/>
+              </w:rPr>
               <w:t>ACV-6259</w:t>
             </w:r>
           </w:p>
@@ -5631,7 +5744,7 @@
                 <w:sz w:val="18"/>
                 <w:u w:val="none"/>
               </w:rPr>
-              <w:t>U45201GJ2019PTC107602</w:t>
+              <w:t>U40300GJ2014GOI094189</w:t>
             </w:r>
           </w:p>
         </w:tc>
@@ -5659,7 +5772,805 @@
                 <w:sz w:val="18"/>
                 <w:u w:val="none"/>
               </w:rPr>
-              <w:t>SURYAPET KHAMMAM ROAD PRIVATE LIMITED</w:t>
+              <w:t>RAIPUR-RAJNANDGAON-WARORA TRANSMISSION LIMITED</w:t>
+            </w:r>
+          </w:p>
+        </w:tc>
+        <w:tc>
+          <w:tcPr>
+            <w:tcW w:type="dxa" w:w="1587"/>
+            <w:shd w:val="clear" w:color="auto" w:fill="FFFFFF"/>
+            <w:tcBorders>
+              <w:top w:val="single" w:sz="4" w:space="0" w:color="000000"/>
+              <w:left w:val="single" w:sz="4" w:space="0" w:color="000000"/>
+              <w:bottom w:val="single" w:sz="4" w:space="0" w:color="000000"/>
+              <w:right w:val="single" w:sz="4" w:space="0" w:color="000000"/>
+            </w:tcBorders>
+            <w:vAlign w:val="center"/>
+          </w:tcPr>
+          <w:p>
+            <w:pPr>
+              <w:spacing w:before="40" w:after="40"/>
+              <w:jc w:val="left"/>
+            </w:pPr>
+            <w:r>
+              <w:rPr>
+                <w:rFonts w:ascii="Adani" w:hAnsi="Adani"/>
+                <w:b w:val="0"/>
+                <w:sz w:val="18"/>
+                <w:u w:val="none"/>
+              </w:rPr>
+              <w:t>Director</w:t>
+            </w:r>
+          </w:p>
+        </w:tc>
+        <w:tc>
+          <w:tcPr>
+            <w:tcW w:type="dxa" w:w="1304"/>
+            <w:shd w:val="clear" w:color="auto" w:fill="FFFFFF"/>
+            <w:tcBorders>
+              <w:top w:val="single" w:sz="4" w:space="0" w:color="000000"/>
+              <w:left w:val="single" w:sz="4" w:space="0" w:color="000000"/>
+              <w:bottom w:val="single" w:sz="4" w:space="0" w:color="000000"/>
+              <w:right w:val="single" w:sz="4" w:space="0" w:color="000000"/>
+            </w:tcBorders>
+            <w:vAlign w:val="center"/>
+          </w:tcPr>
+          <w:p>
+            <w:pPr>
+              <w:spacing w:before="40" w:after="40"/>
+              <w:jc w:val="left"/>
+            </w:pPr>
+            <w:r>
+              <w:rPr>
+                <w:rFonts w:ascii="Adani" w:hAnsi="Adani"/>
+                <w:b w:val="0"/>
+                <w:sz w:val="18"/>
+                <w:u w:val="none"/>
+              </w:rPr>
+              <w:t>24/06/2025</w:t>
+            </w:r>
+          </w:p>
+        </w:tc>
+      </w:tr>
+      <w:tr>
+        <w:tc>
+          <w:tcPr>
+            <w:tcW w:type="dxa" w:w="2268"/>
+            <w:shd w:val="clear" w:color="auto" w:fill="FFFFFF"/>
+            <w:tcBorders>
+              <w:top w:val="single" w:sz="4" w:space="0" w:color="000000"/>
+              <w:left w:val="single" w:sz="4" w:space="0" w:color="000000"/>
+              <w:bottom w:val="single" w:sz="4" w:space="0" w:color="000000"/>
+              <w:right w:val="single" w:sz="4" w:space="0" w:color="000000"/>
+            </w:tcBorders>
+            <w:vAlign w:val="center"/>
+          </w:tcPr>
+          <w:p>
+            <w:pPr>
+              <w:spacing w:before="40" w:after="40"/>
+              <w:jc w:val="left"/>
+            </w:pPr>
+            <w:r>
+              <w:rPr>
+                <w:rFonts w:ascii="Adani" w:hAnsi="Adani"/>
+                <w:b w:val="0"/>
+                <w:sz w:val="18"/>
+                <w:u w:val="none"/>
+              </w:rPr>
+              <w:t>U40106GJ2016PLC119637</w:t>
+            </w:r>
+          </w:p>
+        </w:tc>
+        <w:tc>
+          <w:tcPr>
+            <w:tcW w:type="dxa" w:w="4252"/>
+            <w:shd w:val="clear" w:color="auto" w:fill="FFFFFF"/>
+            <w:tcBorders>
+              <w:top w:val="single" w:sz="4" w:space="0" w:color="000000"/>
+              <w:left w:val="single" w:sz="4" w:space="0" w:color="000000"/>
+              <w:bottom w:val="single" w:sz="4" w:space="0" w:color="000000"/>
+              <w:right w:val="single" w:sz="4" w:space="0" w:color="000000"/>
+            </w:tcBorders>
+            <w:vAlign w:val="center"/>
+          </w:tcPr>
+          <w:p>
+            <w:pPr>
+              <w:spacing w:before="40" w:after="40"/>
+              <w:jc w:val="left"/>
+            </w:pPr>
+            <w:r>
+              <w:rPr>
+                <w:rFonts w:ascii="Adani" w:hAnsi="Adani"/>
+                <w:b w:val="0"/>
+                <w:sz w:val="18"/>
+                <w:u w:val="none"/>
+              </w:rPr>
+              <w:t>HADOTI POWER TRANSMISSION SERVICE LIMITED</w:t>
+            </w:r>
+          </w:p>
+        </w:tc>
+        <w:tc>
+          <w:tcPr>
+            <w:tcW w:type="dxa" w:w="1587"/>
+            <w:shd w:val="clear" w:color="auto" w:fill="FFFFFF"/>
+            <w:tcBorders>
+              <w:top w:val="single" w:sz="4" w:space="0" w:color="000000"/>
+              <w:left w:val="single" w:sz="4" w:space="0" w:color="000000"/>
+              <w:bottom w:val="single" w:sz="4" w:space="0" w:color="000000"/>
+              <w:right w:val="single" w:sz="4" w:space="0" w:color="000000"/>
+            </w:tcBorders>
+            <w:vAlign w:val="center"/>
+          </w:tcPr>
+          <w:p>
+            <w:pPr>
+              <w:spacing w:before="40" w:after="40"/>
+              <w:jc w:val="left"/>
+            </w:pPr>
+            <w:r>
+              <w:rPr>
+                <w:rFonts w:ascii="Adani" w:hAnsi="Adani"/>
+                <w:b w:val="0"/>
+                <w:sz w:val="18"/>
+                <w:u w:val="none"/>
+              </w:rPr>
+              <w:t>Director</w:t>
+            </w:r>
+          </w:p>
+        </w:tc>
+        <w:tc>
+          <w:tcPr>
+            <w:tcW w:type="dxa" w:w="1304"/>
+            <w:shd w:val="clear" w:color="auto" w:fill="FFFFFF"/>
+            <w:tcBorders>
+              <w:top w:val="single" w:sz="4" w:space="0" w:color="000000"/>
+              <w:left w:val="single" w:sz="4" w:space="0" w:color="000000"/>
+              <w:bottom w:val="single" w:sz="4" w:space="0" w:color="000000"/>
+              <w:right w:val="single" w:sz="4" w:space="0" w:color="000000"/>
+            </w:tcBorders>
+            <w:vAlign w:val="center"/>
+          </w:tcPr>
+          <w:p>
+            <w:pPr>
+              <w:spacing w:before="40" w:after="40"/>
+              <w:jc w:val="left"/>
+            </w:pPr>
+            <w:r>
+              <w:rPr>
+                <w:rFonts w:ascii="Adani" w:hAnsi="Adani"/>
+                <w:b w:val="0"/>
+                <w:sz w:val="18"/>
+                <w:u w:val="none"/>
+              </w:rPr>
+              <w:t>21/06/2025</w:t>
+            </w:r>
+          </w:p>
+        </w:tc>
+      </w:tr>
+      <w:tr>
+        <w:tc>
+          <w:tcPr>
+            <w:tcW w:type="dxa" w:w="2268"/>
+            <w:shd w:val="clear" w:color="auto" w:fill="FFFFFF"/>
+            <w:tcBorders>
+              <w:top w:val="single" w:sz="4" w:space="0" w:color="000000"/>
+              <w:left w:val="single" w:sz="4" w:space="0" w:color="000000"/>
+              <w:bottom w:val="single" w:sz="4" w:space="0" w:color="000000"/>
+              <w:right w:val="single" w:sz="4" w:space="0" w:color="000000"/>
+            </w:tcBorders>
+            <w:vAlign w:val="center"/>
+          </w:tcPr>
+          <w:p>
+            <w:pPr>
+              <w:spacing w:before="40" w:after="40"/>
+              <w:jc w:val="left"/>
+            </w:pPr>
+            <w:r>
+              <w:rPr>
+                <w:rFonts w:ascii="Adani" w:hAnsi="Adani"/>
+                <w:b w:val="0"/>
+                <w:sz w:val="18"/>
+                <w:u w:val="none"/>
+              </w:rPr>
+              <w:t>U40300GJ2016PLC119430</w:t>
+            </w:r>
+          </w:p>
+        </w:tc>
+        <w:tc>
+          <w:tcPr>
+            <w:tcW w:type="dxa" w:w="4252"/>
+            <w:shd w:val="clear" w:color="auto" w:fill="FFFFFF"/>
+            <w:tcBorders>
+              <w:top w:val="single" w:sz="4" w:space="0" w:color="000000"/>
+              <w:left w:val="single" w:sz="4" w:space="0" w:color="000000"/>
+              <w:bottom w:val="single" w:sz="4" w:space="0" w:color="000000"/>
+              <w:right w:val="single" w:sz="4" w:space="0" w:color="000000"/>
+            </w:tcBorders>
+            <w:vAlign w:val="center"/>
+          </w:tcPr>
+          <w:p>
+            <w:pPr>
+              <w:spacing w:before="40" w:after="40"/>
+              <w:jc w:val="left"/>
+            </w:pPr>
+            <w:r>
+              <w:rPr>
+                <w:rFonts w:ascii="Adani" w:hAnsi="Adani"/>
+                <w:b w:val="0"/>
+                <w:sz w:val="18"/>
+                <w:u w:val="none"/>
+              </w:rPr>
+              <w:t>BARMER POWER TRANSMISSION SERVICE LIMITED</w:t>
+            </w:r>
+          </w:p>
+        </w:tc>
+        <w:tc>
+          <w:tcPr>
+            <w:tcW w:type="dxa" w:w="1587"/>
+            <w:shd w:val="clear" w:color="auto" w:fill="FFFFFF"/>
+            <w:tcBorders>
+              <w:top w:val="single" w:sz="4" w:space="0" w:color="000000"/>
+              <w:left w:val="single" w:sz="4" w:space="0" w:color="000000"/>
+              <w:bottom w:val="single" w:sz="4" w:space="0" w:color="000000"/>
+              <w:right w:val="single" w:sz="4" w:space="0" w:color="000000"/>
+            </w:tcBorders>
+            <w:vAlign w:val="center"/>
+          </w:tcPr>
+          <w:p>
+            <w:pPr>
+              <w:spacing w:before="40" w:after="40"/>
+              <w:jc w:val="left"/>
+            </w:pPr>
+            <w:r>
+              <w:rPr>
+                <w:rFonts w:ascii="Adani" w:hAnsi="Adani"/>
+                <w:b w:val="0"/>
+                <w:sz w:val="18"/>
+                <w:u w:val="none"/>
+              </w:rPr>
+              <w:t>Director</w:t>
+            </w:r>
+          </w:p>
+        </w:tc>
+        <w:tc>
+          <w:tcPr>
+            <w:tcW w:type="dxa" w:w="1304"/>
+            <w:shd w:val="clear" w:color="auto" w:fill="FFFFFF"/>
+            <w:tcBorders>
+              <w:top w:val="single" w:sz="4" w:space="0" w:color="000000"/>
+              <w:left w:val="single" w:sz="4" w:space="0" w:color="000000"/>
+              <w:bottom w:val="single" w:sz="4" w:space="0" w:color="000000"/>
+              <w:right w:val="single" w:sz="4" w:space="0" w:color="000000"/>
+            </w:tcBorders>
+            <w:vAlign w:val="center"/>
+          </w:tcPr>
+          <w:p>
+            <w:pPr>
+              <w:spacing w:before="40" w:after="40"/>
+              <w:jc w:val="left"/>
+            </w:pPr>
+            <w:r>
+              <w:rPr>
+                <w:rFonts w:ascii="Adani" w:hAnsi="Adani"/>
+                <w:b w:val="0"/>
+                <w:sz w:val="18"/>
+                <w:u w:val="none"/>
+              </w:rPr>
+              <w:t>21/06/2025</w:t>
+            </w:r>
+          </w:p>
+        </w:tc>
+      </w:tr>
+      <w:tr>
+        <w:tc>
+          <w:tcPr>
+            <w:tcW w:type="dxa" w:w="2268"/>
+            <w:shd w:val="clear" w:color="auto" w:fill="FFFFFF"/>
+            <w:tcBorders>
+              <w:top w:val="single" w:sz="4" w:space="0" w:color="000000"/>
+              <w:left w:val="single" w:sz="4" w:space="0" w:color="000000"/>
+              <w:bottom w:val="single" w:sz="4" w:space="0" w:color="000000"/>
+              <w:right w:val="single" w:sz="4" w:space="0" w:color="000000"/>
+            </w:tcBorders>
+            <w:vAlign w:val="center"/>
+          </w:tcPr>
+          <w:p>
+            <w:pPr>
+              <w:spacing w:before="40" w:after="40"/>
+              <w:jc w:val="left"/>
+            </w:pPr>
+            <w:r>
+              <w:rPr>
+                <w:rFonts w:ascii="Adani" w:hAnsi="Adani"/>
+                <w:b w:val="0"/>
+                <w:sz w:val="18"/>
+                <w:u w:val="none"/>
+              </w:rPr>
+              <w:t>U40300GJ2016PLC119594</w:t>
+            </w:r>
+          </w:p>
+        </w:tc>
+        <w:tc>
+          <w:tcPr>
+            <w:tcW w:type="dxa" w:w="4252"/>
+            <w:shd w:val="clear" w:color="auto" w:fill="FFFFFF"/>
+            <w:tcBorders>
+              <w:top w:val="single" w:sz="4" w:space="0" w:color="000000"/>
+              <w:left w:val="single" w:sz="4" w:space="0" w:color="000000"/>
+              <w:bottom w:val="single" w:sz="4" w:space="0" w:color="000000"/>
+              <w:right w:val="single" w:sz="4" w:space="0" w:color="000000"/>
+            </w:tcBorders>
+            <w:vAlign w:val="center"/>
+          </w:tcPr>
+          <w:p>
+            <w:pPr>
+              <w:spacing w:before="40" w:after="40"/>
+              <w:jc w:val="left"/>
+            </w:pPr>
+            <w:r>
+              <w:rPr>
+                <w:rFonts w:ascii="Adani" w:hAnsi="Adani"/>
+                <w:b w:val="0"/>
+                <w:sz w:val="18"/>
+                <w:u w:val="none"/>
+              </w:rPr>
+              <w:t>THAR POWER TRANSMISSION SERVICE LIMITED</w:t>
+            </w:r>
+          </w:p>
+        </w:tc>
+        <w:tc>
+          <w:tcPr>
+            <w:tcW w:type="dxa" w:w="1587"/>
+            <w:shd w:val="clear" w:color="auto" w:fill="FFFFFF"/>
+            <w:tcBorders>
+              <w:top w:val="single" w:sz="4" w:space="0" w:color="000000"/>
+              <w:left w:val="single" w:sz="4" w:space="0" w:color="000000"/>
+              <w:bottom w:val="single" w:sz="4" w:space="0" w:color="000000"/>
+              <w:right w:val="single" w:sz="4" w:space="0" w:color="000000"/>
+            </w:tcBorders>
+            <w:vAlign w:val="center"/>
+          </w:tcPr>
+          <w:p>
+            <w:pPr>
+              <w:spacing w:before="40" w:after="40"/>
+              <w:jc w:val="left"/>
+            </w:pPr>
+            <w:r>
+              <w:rPr>
+                <w:rFonts w:ascii="Adani" w:hAnsi="Adani"/>
+                <w:b w:val="0"/>
+                <w:sz w:val="18"/>
+                <w:u w:val="none"/>
+              </w:rPr>
+              <w:t>Director</w:t>
+            </w:r>
+          </w:p>
+        </w:tc>
+        <w:tc>
+          <w:tcPr>
+            <w:tcW w:type="dxa" w:w="1304"/>
+            <w:shd w:val="clear" w:color="auto" w:fill="FFFFFF"/>
+            <w:tcBorders>
+              <w:top w:val="single" w:sz="4" w:space="0" w:color="000000"/>
+              <w:left w:val="single" w:sz="4" w:space="0" w:color="000000"/>
+              <w:bottom w:val="single" w:sz="4" w:space="0" w:color="000000"/>
+              <w:right w:val="single" w:sz="4" w:space="0" w:color="000000"/>
+            </w:tcBorders>
+            <w:vAlign w:val="center"/>
+          </w:tcPr>
+          <w:p>
+            <w:pPr>
+              <w:spacing w:before="40" w:after="40"/>
+              <w:jc w:val="left"/>
+            </w:pPr>
+            <w:r>
+              <w:rPr>
+                <w:rFonts w:ascii="Adani" w:hAnsi="Adani"/>
+                <w:b w:val="0"/>
+                <w:sz w:val="18"/>
+                <w:u w:val="none"/>
+              </w:rPr>
+              <w:t>21/06/2025</w:t>
+            </w:r>
+          </w:p>
+        </w:tc>
+      </w:tr>
+      <w:tr>
+        <w:tc>
+          <w:tcPr>
+            <w:tcW w:type="dxa" w:w="2268"/>
+            <w:shd w:val="clear" w:color="auto" w:fill="FFFFFF"/>
+            <w:tcBorders>
+              <w:top w:val="single" w:sz="4" w:space="0" w:color="000000"/>
+              <w:left w:val="single" w:sz="4" w:space="0" w:color="000000"/>
+              <w:bottom w:val="single" w:sz="4" w:space="0" w:color="000000"/>
+              <w:right w:val="single" w:sz="4" w:space="0" w:color="000000"/>
+            </w:tcBorders>
+            <w:vAlign w:val="center"/>
+          </w:tcPr>
+          <w:p>
+            <w:pPr>
+              <w:spacing w:before="40" w:after="40"/>
+              <w:jc w:val="left"/>
+            </w:pPr>
+            <w:r>
+              <w:rPr>
+                <w:rFonts w:ascii="Adani" w:hAnsi="Adani"/>
+                <w:b w:val="0"/>
+                <w:sz w:val="18"/>
+                <w:u w:val="none"/>
+              </w:rPr>
+              <w:t>U40300GJ2014GOI094190</w:t>
+            </w:r>
+          </w:p>
+        </w:tc>
+        <w:tc>
+          <w:tcPr>
+            <w:tcW w:type="dxa" w:w="4252"/>
+            <w:shd w:val="clear" w:color="auto" w:fill="FFFFFF"/>
+            <w:tcBorders>
+              <w:top w:val="single" w:sz="4" w:space="0" w:color="000000"/>
+              <w:left w:val="single" w:sz="4" w:space="0" w:color="000000"/>
+              <w:bottom w:val="single" w:sz="4" w:space="0" w:color="000000"/>
+              <w:right w:val="single" w:sz="4" w:space="0" w:color="000000"/>
+            </w:tcBorders>
+            <w:vAlign w:val="center"/>
+          </w:tcPr>
+          <w:p>
+            <w:pPr>
+              <w:spacing w:before="40" w:after="40"/>
+              <w:jc w:val="left"/>
+            </w:pPr>
+            <w:r>
+              <w:rPr>
+                <w:rFonts w:ascii="Adani" w:hAnsi="Adani"/>
+                <w:b w:val="0"/>
+                <w:sz w:val="18"/>
+                <w:u w:val="none"/>
+              </w:rPr>
+              <w:t>SIPAT TRANSMISSION LIMITED</w:t>
+            </w:r>
+          </w:p>
+        </w:tc>
+        <w:tc>
+          <w:tcPr>
+            <w:tcW w:type="dxa" w:w="1587"/>
+            <w:shd w:val="clear" w:color="auto" w:fill="FFFFFF"/>
+            <w:tcBorders>
+              <w:top w:val="single" w:sz="4" w:space="0" w:color="000000"/>
+              <w:left w:val="single" w:sz="4" w:space="0" w:color="000000"/>
+              <w:bottom w:val="single" w:sz="4" w:space="0" w:color="000000"/>
+              <w:right w:val="single" w:sz="4" w:space="0" w:color="000000"/>
+            </w:tcBorders>
+            <w:vAlign w:val="center"/>
+          </w:tcPr>
+          <w:p>
+            <w:pPr>
+              <w:spacing w:before="40" w:after="40"/>
+              <w:jc w:val="left"/>
+            </w:pPr>
+            <w:r>
+              <w:rPr>
+                <w:rFonts w:ascii="Adani" w:hAnsi="Adani"/>
+                <w:b w:val="0"/>
+                <w:sz w:val="18"/>
+                <w:u w:val="none"/>
+              </w:rPr>
+              <w:t>Director</w:t>
+            </w:r>
+          </w:p>
+        </w:tc>
+        <w:tc>
+          <w:tcPr>
+            <w:tcW w:type="dxa" w:w="1304"/>
+            <w:shd w:val="clear" w:color="auto" w:fill="FFFFFF"/>
+            <w:tcBorders>
+              <w:top w:val="single" w:sz="4" w:space="0" w:color="000000"/>
+              <w:left w:val="single" w:sz="4" w:space="0" w:color="000000"/>
+              <w:bottom w:val="single" w:sz="4" w:space="0" w:color="000000"/>
+              <w:right w:val="single" w:sz="4" w:space="0" w:color="000000"/>
+            </w:tcBorders>
+            <w:vAlign w:val="center"/>
+          </w:tcPr>
+          <w:p>
+            <w:pPr>
+              <w:spacing w:before="40" w:after="40"/>
+              <w:jc w:val="left"/>
+            </w:pPr>
+            <w:r>
+              <w:rPr>
+                <w:rFonts w:ascii="Adani" w:hAnsi="Adani"/>
+                <w:b w:val="0"/>
+                <w:sz w:val="18"/>
+                <w:u w:val="none"/>
+              </w:rPr>
+              <w:t>17/06/2025</w:t>
+            </w:r>
+          </w:p>
+        </w:tc>
+      </w:tr>
+      <w:tr>
+        <w:tc>
+          <w:tcPr>
+            <w:tcW w:type="dxa" w:w="2268"/>
+            <w:shd w:val="clear" w:color="auto" w:fill="FFFFFF"/>
+            <w:tcBorders>
+              <w:top w:val="single" w:sz="4" w:space="0" w:color="000000"/>
+              <w:left w:val="single" w:sz="4" w:space="0" w:color="000000"/>
+              <w:bottom w:val="single" w:sz="4" w:space="0" w:color="000000"/>
+              <w:right w:val="single" w:sz="4" w:space="0" w:color="000000"/>
+            </w:tcBorders>
+            <w:vAlign w:val="center"/>
+          </w:tcPr>
+          <w:p>
+            <w:pPr>
+              <w:spacing w:before="40" w:after="40"/>
+              <w:jc w:val="left"/>
+            </w:pPr>
+            <w:r>
+              <w:rPr>
+                <w:rFonts w:ascii="Adani" w:hAnsi="Adani"/>
+                <w:b w:val="0"/>
+                <w:sz w:val="18"/>
+                <w:u w:val="none"/>
+              </w:rPr>
+              <w:t>U40105GJ2014GOI094187</w:t>
+            </w:r>
+          </w:p>
+        </w:tc>
+        <w:tc>
+          <w:tcPr>
+            <w:tcW w:type="dxa" w:w="4252"/>
+            <w:shd w:val="clear" w:color="auto" w:fill="FFFFFF"/>
+            <w:tcBorders>
+              <w:top w:val="single" w:sz="4" w:space="0" w:color="000000"/>
+              <w:left w:val="single" w:sz="4" w:space="0" w:color="000000"/>
+              <w:bottom w:val="single" w:sz="4" w:space="0" w:color="000000"/>
+              <w:right w:val="single" w:sz="4" w:space="0" w:color="000000"/>
+            </w:tcBorders>
+            <w:vAlign w:val="center"/>
+          </w:tcPr>
+          <w:p>
+            <w:pPr>
+              <w:spacing w:before="40" w:after="40"/>
+              <w:jc w:val="left"/>
+            </w:pPr>
+            <w:r>
+              <w:rPr>
+                <w:rFonts w:ascii="Adani" w:hAnsi="Adani"/>
+                <w:b w:val="0"/>
+                <w:sz w:val="18"/>
+                <w:u w:val="none"/>
+              </w:rPr>
+              <w:t>CHHATTISGARH-WR TRANSMISSION LIMITED</w:t>
+            </w:r>
+          </w:p>
+        </w:tc>
+        <w:tc>
+          <w:tcPr>
+            <w:tcW w:type="dxa" w:w="1587"/>
+            <w:shd w:val="clear" w:color="auto" w:fill="FFFFFF"/>
+            <w:tcBorders>
+              <w:top w:val="single" w:sz="4" w:space="0" w:color="000000"/>
+              <w:left w:val="single" w:sz="4" w:space="0" w:color="000000"/>
+              <w:bottom w:val="single" w:sz="4" w:space="0" w:color="000000"/>
+              <w:right w:val="single" w:sz="4" w:space="0" w:color="000000"/>
+            </w:tcBorders>
+            <w:vAlign w:val="center"/>
+          </w:tcPr>
+          <w:p>
+            <w:pPr>
+              <w:spacing w:before="40" w:after="40"/>
+              <w:jc w:val="left"/>
+            </w:pPr>
+            <w:r>
+              <w:rPr>
+                <w:rFonts w:ascii="Adani" w:hAnsi="Adani"/>
+                <w:b w:val="0"/>
+                <w:sz w:val="18"/>
+                <w:u w:val="none"/>
+              </w:rPr>
+              <w:t>Director</w:t>
+            </w:r>
+          </w:p>
+        </w:tc>
+        <w:tc>
+          <w:tcPr>
+            <w:tcW w:type="dxa" w:w="1304"/>
+            <w:shd w:val="clear" w:color="auto" w:fill="FFFFFF"/>
+            <w:tcBorders>
+              <w:top w:val="single" w:sz="4" w:space="0" w:color="000000"/>
+              <w:left w:val="single" w:sz="4" w:space="0" w:color="000000"/>
+              <w:bottom w:val="single" w:sz="4" w:space="0" w:color="000000"/>
+              <w:right w:val="single" w:sz="4" w:space="0" w:color="000000"/>
+            </w:tcBorders>
+            <w:vAlign w:val="center"/>
+          </w:tcPr>
+          <w:p>
+            <w:pPr>
+              <w:spacing w:before="40" w:after="40"/>
+              <w:jc w:val="left"/>
+            </w:pPr>
+            <w:r>
+              <w:rPr>
+                <w:rFonts w:ascii="Adani" w:hAnsi="Adani"/>
+                <w:b w:val="0"/>
+                <w:sz w:val="18"/>
+                <w:u w:val="none"/>
+              </w:rPr>
+              <w:t>17/06/2025</w:t>
+            </w:r>
+          </w:p>
+        </w:tc>
+      </w:tr>
+      <w:tr>
+        <w:tc>
+          <w:tcPr>
+            <w:tcW w:type="dxa" w:w="2268"/>
+            <w:shd w:val="clear" w:color="auto" w:fill="FFFFFF"/>
+            <w:tcBorders>
+              <w:top w:val="single" w:sz="4" w:space="0" w:color="000000"/>
+              <w:left w:val="single" w:sz="4" w:space="0" w:color="000000"/>
+              <w:bottom w:val="single" w:sz="4" w:space="0" w:color="000000"/>
+              <w:right w:val="single" w:sz="4" w:space="0" w:color="000000"/>
+            </w:tcBorders>
+            <w:vAlign w:val="center"/>
+          </w:tcPr>
+          <w:p>
+            <w:pPr>
+              <w:spacing w:before="40" w:after="40"/>
+              <w:jc w:val="left"/>
+            </w:pPr>
+            <w:r>
+              <w:rPr>
+                <w:rFonts w:ascii="Adani" w:hAnsi="Adani"/>
+                <w:b w:val="0"/>
+                <w:sz w:val="18"/>
+                <w:u w:val="none"/>
+              </w:rPr>
+              <w:t>U45201GJ2019PLC107602</w:t>
+            </w:r>
+          </w:p>
+        </w:tc>
+        <w:tc>
+          <w:tcPr>
+            <w:tcW w:type="dxa" w:w="4252"/>
+            <w:shd w:val="clear" w:color="auto" w:fill="FFFFFF"/>
+            <w:tcBorders>
+              <w:top w:val="single" w:sz="4" w:space="0" w:color="000000"/>
+              <w:left w:val="single" w:sz="4" w:space="0" w:color="000000"/>
+              <w:bottom w:val="single" w:sz="4" w:space="0" w:color="000000"/>
+              <w:right w:val="single" w:sz="4" w:space="0" w:color="000000"/>
+            </w:tcBorders>
+            <w:vAlign w:val="center"/>
+          </w:tcPr>
+          <w:p>
+            <w:pPr>
+              <w:spacing w:before="40" w:after="40"/>
+              <w:jc w:val="left"/>
+            </w:pPr>
+            <w:r>
+              <w:rPr>
+                <w:rFonts w:ascii="Adani" w:hAnsi="Adani"/>
+                <w:b w:val="0"/>
+                <w:sz w:val="18"/>
+                <w:u w:val="none"/>
+              </w:rPr>
+              <w:t>SURYAPET KHAMMAM ROAD LIMITED</w:t>
+            </w:r>
+          </w:p>
+        </w:tc>
+        <w:tc>
+          <w:tcPr>
+            <w:tcW w:type="dxa" w:w="1587"/>
+            <w:shd w:val="clear" w:color="auto" w:fill="FFFFFF"/>
+            <w:tcBorders>
+              <w:top w:val="single" w:sz="4" w:space="0" w:color="000000"/>
+              <w:left w:val="single" w:sz="4" w:space="0" w:color="000000"/>
+              <w:bottom w:val="single" w:sz="4" w:space="0" w:color="000000"/>
+              <w:right w:val="single" w:sz="4" w:space="0" w:color="000000"/>
+            </w:tcBorders>
+            <w:vAlign w:val="center"/>
+          </w:tcPr>
+          <w:p>
+            <w:pPr>
+              <w:spacing w:before="40" w:after="40"/>
+              <w:jc w:val="left"/>
+            </w:pPr>
+            <w:r>
+              <w:rPr>
+                <w:rFonts w:ascii="Adani" w:hAnsi="Adani"/>
+                <w:b w:val="0"/>
+                <w:sz w:val="18"/>
+                <w:u w:val="none"/>
+              </w:rPr>
+              <w:t>Director</w:t>
+            </w:r>
+          </w:p>
+        </w:tc>
+        <w:tc>
+          <w:tcPr>
+            <w:tcW w:type="dxa" w:w="1304"/>
+            <w:shd w:val="clear" w:color="auto" w:fill="FFFFFF"/>
+            <w:tcBorders>
+              <w:top w:val="single" w:sz="4" w:space="0" w:color="000000"/>
+              <w:left w:val="single" w:sz="4" w:space="0" w:color="000000"/>
+              <w:bottom w:val="single" w:sz="4" w:space="0" w:color="000000"/>
+              <w:right w:val="single" w:sz="4" w:space="0" w:color="000000"/>
+            </w:tcBorders>
+            <w:vAlign w:val="center"/>
+          </w:tcPr>
+          <w:p>
+            <w:pPr>
+              <w:spacing w:before="40" w:after="40"/>
+              <w:jc w:val="left"/>
+            </w:pPr>
+            <w:r>
+              <w:rPr>
+                <w:rFonts w:ascii="Adani" w:hAnsi="Adani"/>
+                <w:b w:val="0"/>
+                <w:sz w:val="18"/>
+                <w:u w:val="none"/>
+              </w:rPr>
+              <w:t>28/02/2025</w:t>
+            </w:r>
+          </w:p>
+        </w:tc>
+      </w:tr>
+      <w:tr>
+        <w:tc>
+          <w:tcPr>
+            <w:tcW w:type="dxa" w:w="2268"/>
+            <w:shd w:val="clear" w:color="auto" w:fill="FFFFFF"/>
+            <w:tcBorders>
+              <w:top w:val="single" w:sz="4" w:space="0" w:color="000000"/>
+              <w:left w:val="single" w:sz="4" w:space="0" w:color="000000"/>
+              <w:bottom w:val="single" w:sz="4" w:space="0" w:color="000000"/>
+              <w:right w:val="single" w:sz="4" w:space="0" w:color="000000"/>
+            </w:tcBorders>
+            <w:vAlign w:val="center"/>
+          </w:tcPr>
+          <w:p>
+            <w:pPr>
+              <w:spacing w:before="40" w:after="40"/>
+              <w:jc w:val="left"/>
+            </w:pPr>
+            <w:r>
+              <w:rPr>
+                <w:rFonts w:ascii="Adani" w:hAnsi="Adani"/>
+                <w:b w:val="0"/>
+                <w:sz w:val="18"/>
+                <w:u w:val="none"/>
+              </w:rPr>
+              <w:t>U45209GJ2019PLC107501</w:t>
+            </w:r>
+          </w:p>
+        </w:tc>
+        <w:tc>
+          <w:tcPr>
+            <w:tcW w:type="dxa" w:w="4252"/>
+            <w:shd w:val="clear" w:color="auto" w:fill="FFFFFF"/>
+            <w:tcBorders>
+              <w:top w:val="single" w:sz="4" w:space="0" w:color="000000"/>
+              <w:left w:val="single" w:sz="4" w:space="0" w:color="000000"/>
+              <w:bottom w:val="single" w:sz="4" w:space="0" w:color="000000"/>
+              <w:right w:val="single" w:sz="4" w:space="0" w:color="000000"/>
+            </w:tcBorders>
+            <w:vAlign w:val="center"/>
+          </w:tcPr>
+          <w:p>
+            <w:pPr>
+              <w:spacing w:before="40" w:after="40"/>
+              <w:jc w:val="left"/>
+            </w:pPr>
+            <w:r>
+              <w:rPr>
+                <w:rFonts w:ascii="Adani" w:hAnsi="Adani"/>
+                <w:b w:val="0"/>
+                <w:sz w:val="18"/>
+                <w:u w:val="none"/>
+              </w:rPr>
+              <w:t>MANCHERIAL REPALLEWADA ROAD LIMITED</w:t>
             </w:r>
           </w:p>
         </w:tc>
@@ -5859,7 +6770,7 @@
                 <w:sz w:val="18"/>
                 <w:u w:val="none"/>
               </w:rPr>
-              <w:t>U45209GJ2019PTC107501</w:t>
+              <w:t>U93000GJ2000PTC038473</w:t>
             </w:r>
           </w:p>
         </w:tc>
@@ -5887,7 +6798,7 @@
                 <w:sz w:val="18"/>
                 <w:u w:val="none"/>
               </w:rPr>
-              <w:t>MANCHERIAL REPALLEWADA ROAD PRIVATE LIMITED</w:t>
+              <w:t>ASSORTED CORPCON PRIVATE LIMITED</w:t>
             </w:r>
           </w:p>
         </w:tc>
@@ -5915,7 +6826,7 @@
                 <w:sz w:val="18"/>
                 <w:u w:val="none"/>
               </w:rPr>
-              <w:t>Additional Director</w:t>
+              <w:t>Director</w:t>
             </w:r>
           </w:p>
         </w:tc>
@@ -5943,691 +6854,7 @@
                 <w:sz w:val="18"/>
                 <w:u w:val="none"/>
               </w:rPr>
-              <w:t>09/12/2024</w:t>
-            </w:r>
-          </w:p>
-        </w:tc>
-      </w:tr>
-      <w:tr>
-        <w:tc>
-          <w:tcPr>
-            <w:tcW w:type="dxa" w:w="2268"/>
-            <w:shd w:val="clear" w:color="auto" w:fill="FFFFFF"/>
-            <w:tcBorders>
-              <w:top w:val="single" w:sz="4" w:space="0" w:color="000000"/>
-              <w:left w:val="single" w:sz="4" w:space="0" w:color="000000"/>
-              <w:bottom w:val="single" w:sz="4" w:space="0" w:color="000000"/>
-              <w:right w:val="single" w:sz="4" w:space="0" w:color="000000"/>
-            </w:tcBorders>
-            <w:vAlign w:val="center"/>
-          </w:tcPr>
-          <w:p>
-            <w:pPr>
-              <w:spacing w:before="40" w:after="40"/>
-              <w:jc w:val="left"/>
-            </w:pPr>
-            <w:r>
-              <w:rPr>
-                <w:rFonts w:ascii="Adani" w:hAnsi="Adani"/>
-                <w:b w:val="0"/>
-                <w:sz w:val="18"/>
-                <w:u w:val="none"/>
-              </w:rPr>
-              <w:t>U40300GJ2014GOI094189</w:t>
-            </w:r>
-          </w:p>
-        </w:tc>
-        <w:tc>
-          <w:tcPr>
-            <w:tcW w:type="dxa" w:w="4252"/>
-            <w:shd w:val="clear" w:color="auto" w:fill="FFFFFF"/>
-            <w:tcBorders>
-              <w:top w:val="single" w:sz="4" w:space="0" w:color="000000"/>
-              <w:left w:val="single" w:sz="4" w:space="0" w:color="000000"/>
-              <w:bottom w:val="single" w:sz="4" w:space="0" w:color="000000"/>
-              <w:right w:val="single" w:sz="4" w:space="0" w:color="000000"/>
-            </w:tcBorders>
-            <w:vAlign w:val="center"/>
-          </w:tcPr>
-          <w:p>
-            <w:pPr>
-              <w:spacing w:before="40" w:after="40"/>
-              <w:jc w:val="left"/>
-            </w:pPr>
-            <w:r>
-              <w:rPr>
-                <w:rFonts w:ascii="Adani" w:hAnsi="Adani"/>
-                <w:b w:val="0"/>
-                <w:sz w:val="18"/>
-                <w:u w:val="none"/>
-              </w:rPr>
-              <w:t>RAIPUR-RAJNANDGAON-WARORA TRANSMISSION LIMITED</w:t>
-            </w:r>
-          </w:p>
-        </w:tc>
-        <w:tc>
-          <w:tcPr>
-            <w:tcW w:type="dxa" w:w="1587"/>
-            <w:shd w:val="clear" w:color="auto" w:fill="FFFFFF"/>
-            <w:tcBorders>
-              <w:top w:val="single" w:sz="4" w:space="0" w:color="000000"/>
-              <w:left w:val="single" w:sz="4" w:space="0" w:color="000000"/>
-              <w:bottom w:val="single" w:sz="4" w:space="0" w:color="000000"/>
-              <w:right w:val="single" w:sz="4" w:space="0" w:color="000000"/>
-            </w:tcBorders>
-            <w:vAlign w:val="center"/>
-          </w:tcPr>
-          <w:p>
-            <w:pPr>
-              <w:spacing w:before="40" w:after="40"/>
-              <w:jc w:val="left"/>
-            </w:pPr>
-            <w:r>
-              <w:rPr>
-                <w:rFonts w:ascii="Adani" w:hAnsi="Adani"/>
-                <w:b w:val="0"/>
-                <w:sz w:val="18"/>
-                <w:u w:val="none"/>
-              </w:rPr>
-              <w:t>Additional Director</w:t>
-            </w:r>
-          </w:p>
-        </w:tc>
-        <w:tc>
-          <w:tcPr>
-            <w:tcW w:type="dxa" w:w="1304"/>
-            <w:shd w:val="clear" w:color="auto" w:fill="FFFFFF"/>
-            <w:tcBorders>
-              <w:top w:val="single" w:sz="4" w:space="0" w:color="000000"/>
-              <w:left w:val="single" w:sz="4" w:space="0" w:color="000000"/>
-              <w:bottom w:val="single" w:sz="4" w:space="0" w:color="000000"/>
-              <w:right w:val="single" w:sz="4" w:space="0" w:color="000000"/>
-            </w:tcBorders>
-            <w:vAlign w:val="center"/>
-          </w:tcPr>
-          <w:p>
-            <w:pPr>
-              <w:spacing w:before="40" w:after="40"/>
-              <w:jc w:val="left"/>
-            </w:pPr>
-            <w:r>
-              <w:rPr>
-                <w:rFonts w:ascii="Adani" w:hAnsi="Adani"/>
-                <w:b w:val="0"/>
-                <w:sz w:val="18"/>
-                <w:u w:val="none"/>
-              </w:rPr>
-              <w:t>22/11/2024</w:t>
-            </w:r>
-          </w:p>
-        </w:tc>
-      </w:tr>
-      <w:tr>
-        <w:tc>
-          <w:tcPr>
-            <w:tcW w:type="dxa" w:w="2268"/>
-            <w:shd w:val="clear" w:color="auto" w:fill="FFFFFF"/>
-            <w:tcBorders>
-              <w:top w:val="single" w:sz="4" w:space="0" w:color="000000"/>
-              <w:left w:val="single" w:sz="4" w:space="0" w:color="000000"/>
-              <w:bottom w:val="single" w:sz="4" w:space="0" w:color="000000"/>
-              <w:right w:val="single" w:sz="4" w:space="0" w:color="000000"/>
-            </w:tcBorders>
-            <w:vAlign w:val="center"/>
-          </w:tcPr>
-          <w:p>
-            <w:pPr>
-              <w:spacing w:before="40" w:after="40"/>
-              <w:jc w:val="left"/>
-            </w:pPr>
-            <w:r>
-              <w:rPr>
-                <w:rFonts w:ascii="Adani" w:hAnsi="Adani"/>
-                <w:b w:val="0"/>
-                <w:sz w:val="18"/>
-                <w:u w:val="none"/>
-              </w:rPr>
-              <w:t>U40300GJ2016PLC119594</w:t>
-            </w:r>
-          </w:p>
-        </w:tc>
-        <w:tc>
-          <w:tcPr>
-            <w:tcW w:type="dxa" w:w="4252"/>
-            <w:shd w:val="clear" w:color="auto" w:fill="FFFFFF"/>
-            <w:tcBorders>
-              <w:top w:val="single" w:sz="4" w:space="0" w:color="000000"/>
-              <w:left w:val="single" w:sz="4" w:space="0" w:color="000000"/>
-              <w:bottom w:val="single" w:sz="4" w:space="0" w:color="000000"/>
-              <w:right w:val="single" w:sz="4" w:space="0" w:color="000000"/>
-            </w:tcBorders>
-            <w:vAlign w:val="center"/>
-          </w:tcPr>
-          <w:p>
-            <w:pPr>
-              <w:spacing w:before="40" w:after="40"/>
-              <w:jc w:val="left"/>
-            </w:pPr>
-            <w:r>
-              <w:rPr>
-                <w:rFonts w:ascii="Adani" w:hAnsi="Adani"/>
-                <w:b w:val="0"/>
-                <w:sz w:val="18"/>
-                <w:u w:val="none"/>
-              </w:rPr>
-              <w:t>THAR POWER TRANSMISSION SERVICE LIMITED</w:t>
-            </w:r>
-          </w:p>
-        </w:tc>
-        <w:tc>
-          <w:tcPr>
-            <w:tcW w:type="dxa" w:w="1587"/>
-            <w:shd w:val="clear" w:color="auto" w:fill="FFFFFF"/>
-            <w:tcBorders>
-              <w:top w:val="single" w:sz="4" w:space="0" w:color="000000"/>
-              <w:left w:val="single" w:sz="4" w:space="0" w:color="000000"/>
-              <w:bottom w:val="single" w:sz="4" w:space="0" w:color="000000"/>
-              <w:right w:val="single" w:sz="4" w:space="0" w:color="000000"/>
-            </w:tcBorders>
-            <w:vAlign w:val="center"/>
-          </w:tcPr>
-          <w:p>
-            <w:pPr>
-              <w:spacing w:before="40" w:after="40"/>
-              <w:jc w:val="left"/>
-            </w:pPr>
-            <w:r>
-              <w:rPr>
-                <w:rFonts w:ascii="Adani" w:hAnsi="Adani"/>
-                <w:b w:val="0"/>
-                <w:sz w:val="18"/>
-                <w:u w:val="none"/>
-              </w:rPr>
-              <w:t>Additional Director</w:t>
-            </w:r>
-          </w:p>
-        </w:tc>
-        <w:tc>
-          <w:tcPr>
-            <w:tcW w:type="dxa" w:w="1304"/>
-            <w:shd w:val="clear" w:color="auto" w:fill="FFFFFF"/>
-            <w:tcBorders>
-              <w:top w:val="single" w:sz="4" w:space="0" w:color="000000"/>
-              <w:left w:val="single" w:sz="4" w:space="0" w:color="000000"/>
-              <w:bottom w:val="single" w:sz="4" w:space="0" w:color="000000"/>
-              <w:right w:val="single" w:sz="4" w:space="0" w:color="000000"/>
-            </w:tcBorders>
-            <w:vAlign w:val="center"/>
-          </w:tcPr>
-          <w:p>
-            <w:pPr>
-              <w:spacing w:before="40" w:after="40"/>
-              <w:jc w:val="left"/>
-            </w:pPr>
-            <w:r>
-              <w:rPr>
-                <w:rFonts w:ascii="Adani" w:hAnsi="Adani"/>
-                <w:b w:val="0"/>
-                <w:sz w:val="18"/>
-                <w:u w:val="none"/>
-              </w:rPr>
-              <w:t>22/11/2024</w:t>
-            </w:r>
-          </w:p>
-        </w:tc>
-      </w:tr>
-      <w:tr>
-        <w:tc>
-          <w:tcPr>
-            <w:tcW w:type="dxa" w:w="2268"/>
-            <w:shd w:val="clear" w:color="auto" w:fill="FFFFFF"/>
-            <w:tcBorders>
-              <w:top w:val="single" w:sz="4" w:space="0" w:color="000000"/>
-              <w:left w:val="single" w:sz="4" w:space="0" w:color="000000"/>
-              <w:bottom w:val="single" w:sz="4" w:space="0" w:color="000000"/>
-              <w:right w:val="single" w:sz="4" w:space="0" w:color="000000"/>
-            </w:tcBorders>
-            <w:vAlign w:val="center"/>
-          </w:tcPr>
-          <w:p>
-            <w:pPr>
-              <w:spacing w:before="40" w:after="40"/>
-              <w:jc w:val="left"/>
-            </w:pPr>
-            <w:r>
-              <w:rPr>
-                <w:rFonts w:ascii="Adani" w:hAnsi="Adani"/>
-                <w:b w:val="0"/>
-                <w:sz w:val="18"/>
-                <w:u w:val="none"/>
-              </w:rPr>
-              <w:t>U40300GJ2014GOI094190</w:t>
-            </w:r>
-          </w:p>
-        </w:tc>
-        <w:tc>
-          <w:tcPr>
-            <w:tcW w:type="dxa" w:w="4252"/>
-            <w:shd w:val="clear" w:color="auto" w:fill="FFFFFF"/>
-            <w:tcBorders>
-              <w:top w:val="single" w:sz="4" w:space="0" w:color="000000"/>
-              <w:left w:val="single" w:sz="4" w:space="0" w:color="000000"/>
-              <w:bottom w:val="single" w:sz="4" w:space="0" w:color="000000"/>
-              <w:right w:val="single" w:sz="4" w:space="0" w:color="000000"/>
-            </w:tcBorders>
-            <w:vAlign w:val="center"/>
-          </w:tcPr>
-          <w:p>
-            <w:pPr>
-              <w:spacing w:before="40" w:after="40"/>
-              <w:jc w:val="left"/>
-            </w:pPr>
-            <w:r>
-              <w:rPr>
-                <w:rFonts w:ascii="Adani" w:hAnsi="Adani"/>
-                <w:b w:val="0"/>
-                <w:sz w:val="18"/>
-                <w:u w:val="none"/>
-              </w:rPr>
-              <w:t>SIPAT TRANSMISSION LIMITED</w:t>
-            </w:r>
-          </w:p>
-        </w:tc>
-        <w:tc>
-          <w:tcPr>
-            <w:tcW w:type="dxa" w:w="1587"/>
-            <w:shd w:val="clear" w:color="auto" w:fill="FFFFFF"/>
-            <w:tcBorders>
-              <w:top w:val="single" w:sz="4" w:space="0" w:color="000000"/>
-              <w:left w:val="single" w:sz="4" w:space="0" w:color="000000"/>
-              <w:bottom w:val="single" w:sz="4" w:space="0" w:color="000000"/>
-              <w:right w:val="single" w:sz="4" w:space="0" w:color="000000"/>
-            </w:tcBorders>
-            <w:vAlign w:val="center"/>
-          </w:tcPr>
-          <w:p>
-            <w:pPr>
-              <w:spacing w:before="40" w:after="40"/>
-              <w:jc w:val="left"/>
-            </w:pPr>
-            <w:r>
-              <w:rPr>
-                <w:rFonts w:ascii="Adani" w:hAnsi="Adani"/>
-                <w:b w:val="0"/>
-                <w:sz w:val="18"/>
-                <w:u w:val="none"/>
-              </w:rPr>
-              <w:t>Additional Director</w:t>
-            </w:r>
-          </w:p>
-        </w:tc>
-        <w:tc>
-          <w:tcPr>
-            <w:tcW w:type="dxa" w:w="1304"/>
-            <w:shd w:val="clear" w:color="auto" w:fill="FFFFFF"/>
-            <w:tcBorders>
-              <w:top w:val="single" w:sz="4" w:space="0" w:color="000000"/>
-              <w:left w:val="single" w:sz="4" w:space="0" w:color="000000"/>
-              <w:bottom w:val="single" w:sz="4" w:space="0" w:color="000000"/>
-              <w:right w:val="single" w:sz="4" w:space="0" w:color="000000"/>
-            </w:tcBorders>
-            <w:vAlign w:val="center"/>
-          </w:tcPr>
-          <w:p>
-            <w:pPr>
-              <w:spacing w:before="40" w:after="40"/>
-              <w:jc w:val="left"/>
-            </w:pPr>
-            <w:r>
-              <w:rPr>
-                <w:rFonts w:ascii="Adani" w:hAnsi="Adani"/>
-                <w:b w:val="0"/>
-                <w:sz w:val="18"/>
-                <w:u w:val="none"/>
-              </w:rPr>
-              <w:t>22/11/2024</w:t>
-            </w:r>
-          </w:p>
-        </w:tc>
-      </w:tr>
-      <w:tr>
-        <w:tc>
-          <w:tcPr>
-            <w:tcW w:type="dxa" w:w="2268"/>
-            <w:shd w:val="clear" w:color="auto" w:fill="FFFFFF"/>
-            <w:tcBorders>
-              <w:top w:val="single" w:sz="4" w:space="0" w:color="000000"/>
-              <w:left w:val="single" w:sz="4" w:space="0" w:color="000000"/>
-              <w:bottom w:val="single" w:sz="4" w:space="0" w:color="000000"/>
-              <w:right w:val="single" w:sz="4" w:space="0" w:color="000000"/>
-            </w:tcBorders>
-            <w:vAlign w:val="center"/>
-          </w:tcPr>
-          <w:p>
-            <w:pPr>
-              <w:spacing w:before="40" w:after="40"/>
-              <w:jc w:val="left"/>
-            </w:pPr>
-            <w:r>
-              <w:rPr>
-                <w:rFonts w:ascii="Adani" w:hAnsi="Adani"/>
-                <w:b w:val="0"/>
-                <w:sz w:val="18"/>
-                <w:u w:val="none"/>
-              </w:rPr>
-              <w:t>U40106GJ2016PLC119637</w:t>
-            </w:r>
-          </w:p>
-        </w:tc>
-        <w:tc>
-          <w:tcPr>
-            <w:tcW w:type="dxa" w:w="4252"/>
-            <w:shd w:val="clear" w:color="auto" w:fill="FFFFFF"/>
-            <w:tcBorders>
-              <w:top w:val="single" w:sz="4" w:space="0" w:color="000000"/>
-              <w:left w:val="single" w:sz="4" w:space="0" w:color="000000"/>
-              <w:bottom w:val="single" w:sz="4" w:space="0" w:color="000000"/>
-              <w:right w:val="single" w:sz="4" w:space="0" w:color="000000"/>
-            </w:tcBorders>
-            <w:vAlign w:val="center"/>
-          </w:tcPr>
-          <w:p>
-            <w:pPr>
-              <w:spacing w:before="40" w:after="40"/>
-              <w:jc w:val="left"/>
-            </w:pPr>
-            <w:r>
-              <w:rPr>
-                <w:rFonts w:ascii="Adani" w:hAnsi="Adani"/>
-                <w:b w:val="0"/>
-                <w:sz w:val="18"/>
-                <w:u w:val="none"/>
-              </w:rPr>
-              <w:t>HADOTI POWER TRANSMISSION SERVICE LIMITED</w:t>
-            </w:r>
-          </w:p>
-        </w:tc>
-        <w:tc>
-          <w:tcPr>
-            <w:tcW w:type="dxa" w:w="1587"/>
-            <w:shd w:val="clear" w:color="auto" w:fill="FFFFFF"/>
-            <w:tcBorders>
-              <w:top w:val="single" w:sz="4" w:space="0" w:color="000000"/>
-              <w:left w:val="single" w:sz="4" w:space="0" w:color="000000"/>
-              <w:bottom w:val="single" w:sz="4" w:space="0" w:color="000000"/>
-              <w:right w:val="single" w:sz="4" w:space="0" w:color="000000"/>
-            </w:tcBorders>
-            <w:vAlign w:val="center"/>
-          </w:tcPr>
-          <w:p>
-            <w:pPr>
-              <w:spacing w:before="40" w:after="40"/>
-              <w:jc w:val="left"/>
-            </w:pPr>
-            <w:r>
-              <w:rPr>
-                <w:rFonts w:ascii="Adani" w:hAnsi="Adani"/>
-                <w:b w:val="0"/>
-                <w:sz w:val="18"/>
-                <w:u w:val="none"/>
-              </w:rPr>
-              <w:t>Additional Director</w:t>
-            </w:r>
-          </w:p>
-        </w:tc>
-        <w:tc>
-          <w:tcPr>
-            <w:tcW w:type="dxa" w:w="1304"/>
-            <w:shd w:val="clear" w:color="auto" w:fill="FFFFFF"/>
-            <w:tcBorders>
-              <w:top w:val="single" w:sz="4" w:space="0" w:color="000000"/>
-              <w:left w:val="single" w:sz="4" w:space="0" w:color="000000"/>
-              <w:bottom w:val="single" w:sz="4" w:space="0" w:color="000000"/>
-              <w:right w:val="single" w:sz="4" w:space="0" w:color="000000"/>
-            </w:tcBorders>
-            <w:vAlign w:val="center"/>
-          </w:tcPr>
-          <w:p>
-            <w:pPr>
-              <w:spacing w:before="40" w:after="40"/>
-              <w:jc w:val="left"/>
-            </w:pPr>
-            <w:r>
-              <w:rPr>
-                <w:rFonts w:ascii="Adani" w:hAnsi="Adani"/>
-                <w:b w:val="0"/>
-                <w:sz w:val="18"/>
-                <w:u w:val="none"/>
-              </w:rPr>
-              <w:t>22/11/2024</w:t>
-            </w:r>
-          </w:p>
-        </w:tc>
-      </w:tr>
-      <w:tr>
-        <w:tc>
-          <w:tcPr>
-            <w:tcW w:type="dxa" w:w="2268"/>
-            <w:shd w:val="clear" w:color="auto" w:fill="FFFFFF"/>
-            <w:tcBorders>
-              <w:top w:val="single" w:sz="4" w:space="0" w:color="000000"/>
-              <w:left w:val="single" w:sz="4" w:space="0" w:color="000000"/>
-              <w:bottom w:val="single" w:sz="4" w:space="0" w:color="000000"/>
-              <w:right w:val="single" w:sz="4" w:space="0" w:color="000000"/>
-            </w:tcBorders>
-            <w:vAlign w:val="center"/>
-          </w:tcPr>
-          <w:p>
-            <w:pPr>
-              <w:spacing w:before="40" w:after="40"/>
-              <w:jc w:val="left"/>
-            </w:pPr>
-            <w:r>
-              <w:rPr>
-                <w:rFonts w:ascii="Adani" w:hAnsi="Adani"/>
-                <w:b w:val="0"/>
-                <w:sz w:val="18"/>
-                <w:u w:val="none"/>
-              </w:rPr>
-              <w:t>U40300GJ2016PLC119430</w:t>
-            </w:r>
-          </w:p>
-        </w:tc>
-        <w:tc>
-          <w:tcPr>
-            <w:tcW w:type="dxa" w:w="4252"/>
-            <w:shd w:val="clear" w:color="auto" w:fill="FFFFFF"/>
-            <w:tcBorders>
-              <w:top w:val="single" w:sz="4" w:space="0" w:color="000000"/>
-              <w:left w:val="single" w:sz="4" w:space="0" w:color="000000"/>
-              <w:bottom w:val="single" w:sz="4" w:space="0" w:color="000000"/>
-              <w:right w:val="single" w:sz="4" w:space="0" w:color="000000"/>
-            </w:tcBorders>
-            <w:vAlign w:val="center"/>
-          </w:tcPr>
-          <w:p>
-            <w:pPr>
-              <w:spacing w:before="40" w:after="40"/>
-              <w:jc w:val="left"/>
-            </w:pPr>
-            <w:r>
-              <w:rPr>
-                <w:rFonts w:ascii="Adani" w:hAnsi="Adani"/>
-                <w:b w:val="0"/>
-                <w:sz w:val="18"/>
-                <w:u w:val="none"/>
-              </w:rPr>
-              <w:t>BARMER POWER TRANSMISSION SERVICE LIMITED</w:t>
-            </w:r>
-          </w:p>
-        </w:tc>
-        <w:tc>
-          <w:tcPr>
-            <w:tcW w:type="dxa" w:w="1587"/>
-            <w:shd w:val="clear" w:color="auto" w:fill="FFFFFF"/>
-            <w:tcBorders>
-              <w:top w:val="single" w:sz="4" w:space="0" w:color="000000"/>
-              <w:left w:val="single" w:sz="4" w:space="0" w:color="000000"/>
-              <w:bottom w:val="single" w:sz="4" w:space="0" w:color="000000"/>
-              <w:right w:val="single" w:sz="4" w:space="0" w:color="000000"/>
-            </w:tcBorders>
-            <w:vAlign w:val="center"/>
-          </w:tcPr>
-          <w:p>
-            <w:pPr>
-              <w:spacing w:before="40" w:after="40"/>
-              <w:jc w:val="left"/>
-            </w:pPr>
-            <w:r>
-              <w:rPr>
-                <w:rFonts w:ascii="Adani" w:hAnsi="Adani"/>
-                <w:b w:val="0"/>
-                <w:sz w:val="18"/>
-                <w:u w:val="none"/>
-              </w:rPr>
-              <w:t>Additional Director</w:t>
-            </w:r>
-          </w:p>
-        </w:tc>
-        <w:tc>
-          <w:tcPr>
-            <w:tcW w:type="dxa" w:w="1304"/>
-            <w:shd w:val="clear" w:color="auto" w:fill="FFFFFF"/>
-            <w:tcBorders>
-              <w:top w:val="single" w:sz="4" w:space="0" w:color="000000"/>
-              <w:left w:val="single" w:sz="4" w:space="0" w:color="000000"/>
-              <w:bottom w:val="single" w:sz="4" w:space="0" w:color="000000"/>
-              <w:right w:val="single" w:sz="4" w:space="0" w:color="000000"/>
-            </w:tcBorders>
-            <w:vAlign w:val="center"/>
-          </w:tcPr>
-          <w:p>
-            <w:pPr>
-              <w:spacing w:before="40" w:after="40"/>
-              <w:jc w:val="left"/>
-            </w:pPr>
-            <w:r>
-              <w:rPr>
-                <w:rFonts w:ascii="Adani" w:hAnsi="Adani"/>
-                <w:b w:val="0"/>
-                <w:sz w:val="18"/>
-                <w:u w:val="none"/>
-              </w:rPr>
-              <w:t>22/11/2024</w:t>
-            </w:r>
-          </w:p>
-        </w:tc>
-      </w:tr>
-      <w:tr>
-        <w:tc>
-          <w:tcPr>
-            <w:tcW w:type="dxa" w:w="2268"/>
-            <w:shd w:val="clear" w:color="auto" w:fill="FFFFFF"/>
-            <w:tcBorders>
-              <w:top w:val="single" w:sz="4" w:space="0" w:color="000000"/>
-              <w:left w:val="single" w:sz="4" w:space="0" w:color="000000"/>
-              <w:bottom w:val="single" w:sz="4" w:space="0" w:color="000000"/>
-              <w:right w:val="single" w:sz="4" w:space="0" w:color="000000"/>
-            </w:tcBorders>
-            <w:vAlign w:val="center"/>
-          </w:tcPr>
-          <w:p>
-            <w:pPr>
-              <w:spacing w:before="40" w:after="40"/>
-              <w:jc w:val="left"/>
-            </w:pPr>
-            <w:r>
-              <w:rPr>
-                <w:rFonts w:ascii="Adani" w:hAnsi="Adani"/>
-                <w:b w:val="0"/>
-                <w:sz w:val="18"/>
-                <w:u w:val="none"/>
-              </w:rPr>
-              <w:t>U40105GJ2014GOI094187</w:t>
-            </w:r>
-          </w:p>
-        </w:tc>
-        <w:tc>
-          <w:tcPr>
-            <w:tcW w:type="dxa" w:w="4252"/>
-            <w:shd w:val="clear" w:color="auto" w:fill="FFFFFF"/>
-            <w:tcBorders>
-              <w:top w:val="single" w:sz="4" w:space="0" w:color="000000"/>
-              <w:left w:val="single" w:sz="4" w:space="0" w:color="000000"/>
-              <w:bottom w:val="single" w:sz="4" w:space="0" w:color="000000"/>
-              <w:right w:val="single" w:sz="4" w:space="0" w:color="000000"/>
-            </w:tcBorders>
-            <w:vAlign w:val="center"/>
-          </w:tcPr>
-          <w:p>
-            <w:pPr>
-              <w:spacing w:before="40" w:after="40"/>
-              <w:jc w:val="left"/>
-            </w:pPr>
-            <w:r>
-              <w:rPr>
-                <w:rFonts w:ascii="Adani" w:hAnsi="Adani"/>
-                <w:b w:val="0"/>
-                <w:sz w:val="18"/>
-                <w:u w:val="none"/>
-              </w:rPr>
-              <w:t>CHHATTISGARH-WR TRANSMISSION LIMITED</w:t>
-            </w:r>
-          </w:p>
-        </w:tc>
-        <w:tc>
-          <w:tcPr>
-            <w:tcW w:type="dxa" w:w="1587"/>
-            <w:shd w:val="clear" w:color="auto" w:fill="FFFFFF"/>
-            <w:tcBorders>
-              <w:top w:val="single" w:sz="4" w:space="0" w:color="000000"/>
-              <w:left w:val="single" w:sz="4" w:space="0" w:color="000000"/>
-              <w:bottom w:val="single" w:sz="4" w:space="0" w:color="000000"/>
-              <w:right w:val="single" w:sz="4" w:space="0" w:color="000000"/>
-            </w:tcBorders>
-            <w:vAlign w:val="center"/>
-          </w:tcPr>
-          <w:p>
-            <w:pPr>
-              <w:spacing w:before="40" w:after="40"/>
-              <w:jc w:val="left"/>
-            </w:pPr>
-            <w:r>
-              <w:rPr>
-                <w:rFonts w:ascii="Adani" w:hAnsi="Adani"/>
-                <w:b w:val="0"/>
-                <w:sz w:val="18"/>
-                <w:u w:val="none"/>
-              </w:rPr>
-              <w:t>Additional Director</w:t>
-            </w:r>
-          </w:p>
-        </w:tc>
-        <w:tc>
-          <w:tcPr>
-            <w:tcW w:type="dxa" w:w="1304"/>
-            <w:shd w:val="clear" w:color="auto" w:fill="FFFFFF"/>
-            <w:tcBorders>
-              <w:top w:val="single" w:sz="4" w:space="0" w:color="000000"/>
-              <w:left w:val="single" w:sz="4" w:space="0" w:color="000000"/>
-              <w:bottom w:val="single" w:sz="4" w:space="0" w:color="000000"/>
-              <w:right w:val="single" w:sz="4" w:space="0" w:color="000000"/>
-            </w:tcBorders>
-            <w:vAlign w:val="center"/>
-          </w:tcPr>
-          <w:p>
-            <w:pPr>
-              <w:spacing w:before="40" w:after="40"/>
-              <w:jc w:val="left"/>
-            </w:pPr>
-            <w:r>
-              <w:rPr>
-                <w:rFonts w:ascii="Adani" w:hAnsi="Adani"/>
-                <w:b w:val="0"/>
-                <w:sz w:val="18"/>
-                <w:u w:val="none"/>
-              </w:rPr>
-              <w:t>07/11/2024</w:t>
+              <w:t>30/09/2024</w:t>
             </w:r>
           </w:p>
         </w:tc>
@@ -6771,120 +6998,6 @@
                 <w:sz w:val="18"/>
                 <w:u w:val="none"/>
               </w:rPr>
-              <w:t>U40100GJ2005PLC147690</w:t>
-            </w:r>
-          </w:p>
-        </w:tc>
-        <w:tc>
-          <w:tcPr>
-            <w:tcW w:type="dxa" w:w="4252"/>
-            <w:shd w:val="clear" w:color="auto" w:fill="FFFFFF"/>
-            <w:tcBorders>
-              <w:top w:val="single" w:sz="4" w:space="0" w:color="000000"/>
-              <w:left w:val="single" w:sz="4" w:space="0" w:color="000000"/>
-              <w:bottom w:val="single" w:sz="4" w:space="0" w:color="000000"/>
-              <w:right w:val="single" w:sz="4" w:space="0" w:color="000000"/>
-            </w:tcBorders>
-            <w:vAlign w:val="center"/>
-          </w:tcPr>
-          <w:p>
-            <w:pPr>
-              <w:spacing w:before="40" w:after="40"/>
-              <w:jc w:val="left"/>
-            </w:pPr>
-            <w:r>
-              <w:rPr>
-                <w:rFonts w:ascii="Adani" w:hAnsi="Adani"/>
-                <w:b w:val="0"/>
-                <w:sz w:val="18"/>
-                <w:u w:val="none"/>
-              </w:rPr>
-              <w:t>MAHAN ENERGEN LIMITED</w:t>
-            </w:r>
-          </w:p>
-        </w:tc>
-        <w:tc>
-          <w:tcPr>
-            <w:tcW w:type="dxa" w:w="1587"/>
-            <w:shd w:val="clear" w:color="auto" w:fill="FFFFFF"/>
-            <w:tcBorders>
-              <w:top w:val="single" w:sz="4" w:space="0" w:color="000000"/>
-              <w:left w:val="single" w:sz="4" w:space="0" w:color="000000"/>
-              <w:bottom w:val="single" w:sz="4" w:space="0" w:color="000000"/>
-              <w:right w:val="single" w:sz="4" w:space="0" w:color="000000"/>
-            </w:tcBorders>
-            <w:vAlign w:val="center"/>
-          </w:tcPr>
-          <w:p>
-            <w:pPr>
-              <w:spacing w:before="40" w:after="40"/>
-              <w:jc w:val="left"/>
-            </w:pPr>
-            <w:r>
-              <w:rPr>
-                <w:rFonts w:ascii="Adani" w:hAnsi="Adani"/>
-                <w:b w:val="0"/>
-                <w:sz w:val="18"/>
-                <w:u w:val="none"/>
-              </w:rPr>
-              <w:t>Additional Director</w:t>
-            </w:r>
-          </w:p>
-        </w:tc>
-        <w:tc>
-          <w:tcPr>
-            <w:tcW w:type="dxa" w:w="1304"/>
-            <w:shd w:val="clear" w:color="auto" w:fill="FFFFFF"/>
-            <w:tcBorders>
-              <w:top w:val="single" w:sz="4" w:space="0" w:color="000000"/>
-              <w:left w:val="single" w:sz="4" w:space="0" w:color="000000"/>
-              <w:bottom w:val="single" w:sz="4" w:space="0" w:color="000000"/>
-              <w:right w:val="single" w:sz="4" w:space="0" w:color="000000"/>
-            </w:tcBorders>
-            <w:vAlign w:val="center"/>
-          </w:tcPr>
-          <w:p>
-            <w:pPr>
-              <w:spacing w:before="40" w:after="40"/>
-              <w:jc w:val="left"/>
-            </w:pPr>
-            <w:r>
-              <w:rPr>
-                <w:rFonts w:ascii="Adani" w:hAnsi="Adani"/>
-                <w:b w:val="0"/>
-                <w:sz w:val="18"/>
-                <w:u w:val="none"/>
-              </w:rPr>
-              <w:t>09/07/2024</w:t>
-            </w:r>
-          </w:p>
-        </w:tc>
-      </w:tr>
-      <w:tr>
-        <w:tc>
-          <w:tcPr>
-            <w:tcW w:type="dxa" w:w="2268"/>
-            <w:shd w:val="clear" w:color="auto" w:fill="FFFFFF"/>
-            <w:tcBorders>
-              <w:top w:val="single" w:sz="4" w:space="0" w:color="000000"/>
-              <w:left w:val="single" w:sz="4" w:space="0" w:color="000000"/>
-              <w:bottom w:val="single" w:sz="4" w:space="0" w:color="000000"/>
-              <w:right w:val="single" w:sz="4" w:space="0" w:color="000000"/>
-            </w:tcBorders>
-            <w:vAlign w:val="center"/>
-          </w:tcPr>
-          <w:p>
-            <w:pPr>
-              <w:spacing w:before="40" w:after="40"/>
-              <w:jc w:val="left"/>
-            </w:pPr>
-            <w:r>
-              <w:rPr>
-                <w:rFonts w:ascii="Adani" w:hAnsi="Adani"/>
-                <w:b w:val="0"/>
-                <w:sz w:val="18"/>
-                <w:u w:val="none"/>
-              </w:rPr>
               <w:t>L31100GJ2008PLC055304</w:t>
             </w:r>
           </w:p>
@@ -6941,7 +7054,7 @@
                 <w:sz w:val="18"/>
                 <w:u w:val="none"/>
               </w:rPr>
-              <w:t>Additional Director</w:t>
+              <w:t>Director</w:t>
             </w:r>
           </w:p>
         </w:tc>
@@ -6969,121 +7082,7 @@
                 <w:sz w:val="18"/>
                 <w:u w:val="none"/>
               </w:rPr>
-              <w:t>18/05/2024</w:t>
-            </w:r>
-          </w:p>
-        </w:tc>
-      </w:tr>
-      <w:tr>
-        <w:tc>
-          <w:tcPr>
-            <w:tcW w:type="dxa" w:w="2268"/>
-            <w:shd w:val="clear" w:color="auto" w:fill="FFFFFF"/>
-            <w:tcBorders>
-              <w:top w:val="single" w:sz="4" w:space="0" w:color="000000"/>
-              <w:left w:val="single" w:sz="4" w:space="0" w:color="000000"/>
-              <w:bottom w:val="single" w:sz="4" w:space="0" w:color="000000"/>
-              <w:right w:val="single" w:sz="4" w:space="0" w:color="000000"/>
-            </w:tcBorders>
-            <w:vAlign w:val="center"/>
-          </w:tcPr>
-          <w:p>
-            <w:pPr>
-              <w:spacing w:before="40" w:after="40"/>
-              <w:jc w:val="left"/>
-            </w:pPr>
-            <w:r>
-              <w:rPr>
-                <w:rFonts w:ascii="Adani" w:hAnsi="Adani"/>
-                <w:b w:val="0"/>
-                <w:sz w:val="18"/>
-                <w:u w:val="none"/>
-              </w:rPr>
-              <w:t>U93000GJ2000PTC038473</w:t>
-            </w:r>
-          </w:p>
-        </w:tc>
-        <w:tc>
-          <w:tcPr>
-            <w:tcW w:type="dxa" w:w="4252"/>
-            <w:shd w:val="clear" w:color="auto" w:fill="FFFFFF"/>
-            <w:tcBorders>
-              <w:top w:val="single" w:sz="4" w:space="0" w:color="000000"/>
-              <w:left w:val="single" w:sz="4" w:space="0" w:color="000000"/>
-              <w:bottom w:val="single" w:sz="4" w:space="0" w:color="000000"/>
-              <w:right w:val="single" w:sz="4" w:space="0" w:color="000000"/>
-            </w:tcBorders>
-            <w:vAlign w:val="center"/>
-          </w:tcPr>
-          <w:p>
-            <w:pPr>
-              <w:spacing w:before="40" w:after="40"/>
-              <w:jc w:val="left"/>
-            </w:pPr>
-            <w:r>
-              <w:rPr>
-                <w:rFonts w:ascii="Adani" w:hAnsi="Adani"/>
-                <w:b w:val="0"/>
-                <w:sz w:val="18"/>
-                <w:u w:val="none"/>
-              </w:rPr>
-              <w:t>ASSORTED CORPCON PRIVATE LIMITED</w:t>
-            </w:r>
-          </w:p>
-        </w:tc>
-        <w:tc>
-          <w:tcPr>
-            <w:tcW w:type="dxa" w:w="1587"/>
-            <w:shd w:val="clear" w:color="auto" w:fill="FFFFFF"/>
-            <w:tcBorders>
-              <w:top w:val="single" w:sz="4" w:space="0" w:color="000000"/>
-              <w:left w:val="single" w:sz="4" w:space="0" w:color="000000"/>
-              <w:bottom w:val="single" w:sz="4" w:space="0" w:color="000000"/>
-              <w:right w:val="single" w:sz="4" w:space="0" w:color="000000"/>
-            </w:tcBorders>
-            <w:vAlign w:val="center"/>
-          </w:tcPr>
-          <w:p>
-            <w:pPr>
-              <w:spacing w:before="40" w:after="40"/>
-              <w:jc w:val="left"/>
-            </w:pPr>
-            <w:r>
-              <w:rPr>
-                <w:rFonts w:ascii="Adani" w:hAnsi="Adani"/>
-                <w:b w:val="0"/>
-                <w:sz w:val="18"/>
-                <w:u w:val="none"/>
-              </w:rPr>
-              <w:t>Additional Director</w:t>
-            </w:r>
-          </w:p>
-        </w:tc>
-        <w:tc>
-          <w:tcPr>
-            <w:tcW w:type="dxa" w:w="1304"/>
-            <w:shd w:val="clear" w:color="auto" w:fill="FFFFFF"/>
-            <w:tcBorders>
-              <w:top w:val="single" w:sz="4" w:space="0" w:color="000000"/>
-              <w:left w:val="single" w:sz="4" w:space="0" w:color="000000"/>
-              <w:bottom w:val="single" w:sz="4" w:space="0" w:color="000000"/>
-              <w:right w:val="single" w:sz="4" w:space="0" w:color="000000"/>
-            </w:tcBorders>
-            <w:vAlign w:val="center"/>
-          </w:tcPr>
-          <w:p>
-            <w:pPr>
-              <w:spacing w:before="40" w:after="40"/>
-              <w:jc w:val="left"/>
-            </w:pPr>
-            <w:r>
-              <w:rPr>
-                <w:rFonts w:ascii="Adani" w:hAnsi="Adani"/>
-                <w:b w:val="0"/>
-                <w:sz w:val="18"/>
-                <w:u w:val="none"/>
-              </w:rPr>
-              <w:t>29/02/2024</w:t>
+              <w:t>22/05/2024</w:t>
             </w:r>
           </w:p>
         </w:tc>
